--- a/entregables/word/clase_04.docx
+++ b/entregables/word/clase_04.docx
@@ -29,7 +29,27 @@
         <w:rPr>
           <w:b w:val="0"/>
         </w:rPr>
-        <w:t>En la clase pasada respondimos preguntas como "¿cuánto es 8²?".</w:t>
+        <w:t xml:space="preserve">En la clase pasada respondimos preguntas como "¿cuánto es </w:t>
+      </w:r>
+      <m:oMath>
+        <m:sSup>
+          <m:e>
+            <m:r>
+              <m:t xml:space="preserve">8</m:t>
+            </m:r>
+          </m:e>
+          <m:sup>
+            <m:r>
+              <m:t xml:space="preserve">2</m:t>
+            </m:r>
+          </m:sup>
+        </m:sSup>
+      </m:oMath>
+      <w:r>
+        <w:rPr>
+          <w:b w:val="0"/>
+        </w:rPr>
+        <w:t>?".</w:t>
       </w:r>
     </w:p>
     <w:p>
@@ -59,7 +79,21 @@
         <w:rPr>
           <w:b/>
         </w:rPr>
-        <w:t>¿Qué número multiplicado por sí mismo da −9?</w:t>
+        <w:t xml:space="preserve">¿Qué número multiplicado por sí mismo da </w:t>
+      </w:r>
+      <m:oMath>
+        <m:r>
+          <m:t xml:space="preserve">-</m:t>
+        </m:r>
+        <m:r>
+          <m:t xml:space="preserve">9</m:t>
+        </m:r>
+      </m:oMath>
+      <w:r>
+        <w:rPr>
+          <w:b w:val="0"/>
+        </w:rPr>
+        <w:t>?</w:t>
       </w:r>
     </w:p>
     <w:p>
@@ -130,14 +164,53 @@
         <w:rPr>
           <w:b w:val="0"/>
         </w:rPr>
-        <w:t xml:space="preserve">Si 8² = 64, entonces </w:t>
-      </w:r>
-      <w:r>
-        <w:rPr>
-          <w:b/>
-        </w:rPr>
-        <w:t>√64 = 8</w:t>
-      </w:r>
+        <w:t xml:space="preserve">Si </w:t>
+      </w:r>
+      <m:oMath>
+        <m:sSup>
+          <m:e>
+            <m:r>
+              <m:t xml:space="preserve">8</m:t>
+            </m:r>
+          </m:e>
+          <m:sup>
+            <m:r>
+              <m:t xml:space="preserve">2</m:t>
+            </m:r>
+          </m:sup>
+        </m:sSup>
+        <m:r>
+          <m:t xml:space="preserve">=</m:t>
+        </m:r>
+        <m:r>
+          <m:t xml:space="preserve">64</m:t>
+        </m:r>
+      </m:oMath>
+      <w:r>
+        <w:rPr>
+          <w:b w:val="0"/>
+        </w:rPr>
+        <w:t xml:space="preserve">, entonces </w:t>
+      </w:r>
+      <m:oMath>
+        <m:rad>
+          <m:radPr>
+            <m:degHide m:val="1"/>
+          </m:radPr>
+          <m:deg/>
+          <m:e>
+            <m:r>
+              <m:t xml:space="preserve">64</m:t>
+            </m:r>
+          </m:e>
+        </m:rad>
+        <m:r>
+          <m:t xml:space="preserve">=</m:t>
+        </m:r>
+        <m:r>
+          <m:t xml:space="preserve">8</m:t>
+        </m:r>
+      </m:oMath>
       <w:r>
         <w:rPr>
           <w:b w:val="0"/>
@@ -211,19 +284,117 @@
       </w:r>
     </w:p>
     <w:p>
+      <m:oMath>
+        <m:rad>
+          <m:radPr>
+            <m:degHide m:val="0"/>
+          </m:radPr>
+          <m:deg>
+            <m:r>
+              <m:t xml:space="preserve">3</m:t>
+            </m:r>
+          </m:deg>
+          <m:e>
+            <m:r>
+              <m:t xml:space="preserve">27</m:t>
+            </m:r>
+          </m:e>
+        </m:rad>
+        <m:r>
+          <m:t xml:space="preserve">=</m:t>
+        </m:r>
+        <m:r>
+          <m:t xml:space="preserve">3</m:t>
+        </m:r>
+      </m:oMath>
       <w:r>
         <w:rPr>
           <w:b w:val="0"/>
         </w:rPr>
-        <w:t>∛27 = 3, porque 3³ = 27.</w:t>
+        <w:t xml:space="preserve">, porque </w:t>
+      </w:r>
+      <m:oMath>
+        <m:sSup>
+          <m:e>
+            <m:r>
+              <m:t xml:space="preserve">3</m:t>
+            </m:r>
+          </m:e>
+          <m:sup>
+            <m:r>
+              <m:t xml:space="preserve">3</m:t>
+            </m:r>
+          </m:sup>
+        </m:sSup>
+        <m:r>
+          <m:t xml:space="preserve">=</m:t>
+        </m:r>
+        <m:r>
+          <m:t xml:space="preserve">27</m:t>
+        </m:r>
+      </m:oMath>
+      <w:r>
+        <w:rPr>
+          <w:b w:val="0"/>
+        </w:rPr>
+        <w:t>.</w:t>
       </w:r>
     </w:p>
     <w:p>
+      <m:oMath>
+        <m:rad>
+          <m:radPr>
+            <m:degHide m:val="0"/>
+          </m:radPr>
+          <m:deg>
+            <m:r>
+              <m:t xml:space="preserve">4</m:t>
+            </m:r>
+          </m:deg>
+          <m:e>
+            <m:r>
+              <m:t xml:space="preserve">16</m:t>
+            </m:r>
+          </m:e>
+        </m:rad>
+        <m:r>
+          <m:t xml:space="preserve">=</m:t>
+        </m:r>
+        <m:r>
+          <m:t xml:space="preserve">2</m:t>
+        </m:r>
+      </m:oMath>
       <w:r>
         <w:rPr>
           <w:b w:val="0"/>
         </w:rPr>
-        <w:t>⁴√16 = 2, porque 2⁴ = 16.</w:t>
+        <w:t xml:space="preserve">, porque </w:t>
+      </w:r>
+      <m:oMath>
+        <m:sSup>
+          <m:e>
+            <m:r>
+              <m:t xml:space="preserve">2</m:t>
+            </m:r>
+          </m:e>
+          <m:sup>
+            <m:r>
+              <m:t xml:space="preserve">4</m:t>
+            </m:r>
+          </m:sup>
+        </m:sSup>
+        <m:r>
+          <m:t xml:space="preserve">=</m:t>
+        </m:r>
+        <m:r>
+          <m:t xml:space="preserve">16</m:t>
+        </m:r>
+      </m:oMath>
+      <w:r>
+        <w:rPr>
+          <w:b w:val="0"/>
+        </w:rPr>
+        <w:t>.</w:t>
       </w:r>
     </w:p>
     <w:p>
@@ -237,7 +408,77 @@
         <w:rPr>
           <w:b w:val="0"/>
         </w:rPr>
-        <w:t xml:space="preserve"> ¿cuánto es ∛125? (5, porque 5 × 5 × 5 = 125. La pregunta siempre se responde pensando en la potencia.)</w:t>
+        <w:t xml:space="preserve"> ¿cuánto es </w:t>
+      </w:r>
+      <m:oMath>
+        <m:rad>
+          <m:radPr>
+            <m:degHide m:val="0"/>
+          </m:radPr>
+          <m:deg>
+            <m:r>
+              <m:t xml:space="preserve">3</m:t>
+            </m:r>
+          </m:deg>
+          <m:e>
+            <m:r>
+              <m:t xml:space="preserve">125</m:t>
+            </m:r>
+          </m:e>
+        </m:rad>
+      </m:oMath>
+      <w:r>
+        <w:rPr>
+          <w:b w:val="0"/>
+        </w:rPr>
+        <w:t xml:space="preserve">? (5, porque </w:t>
+      </w:r>
+      <m:oMath>
+        <m:r>
+          <m:t xml:space="preserve">5</m:t>
+        </m:r>
+        <m:r>
+          <m:rPr>
+            <m:nor/>
+          </m:rPr>
+          <m:t xml:space="preserve">×</m:t>
+        </m:r>
+        <m:r>
+          <m:rPr>
+            <m:nor/>
+          </m:rPr>
+          <m:t xml:space="preserve"> </m:t>
+        </m:r>
+        <m:r>
+          <m:t xml:space="preserve">5</m:t>
+        </m:r>
+        <m:r>
+          <m:rPr>
+            <m:nor/>
+          </m:rPr>
+          <m:t xml:space="preserve">×</m:t>
+        </m:r>
+        <m:r>
+          <m:rPr>
+            <m:nor/>
+          </m:rPr>
+          <m:t xml:space="preserve"> </m:t>
+        </m:r>
+        <m:r>
+          <m:t xml:space="preserve">5</m:t>
+        </m:r>
+        <m:r>
+          <m:t xml:space="preserve">=</m:t>
+        </m:r>
+        <m:r>
+          <m:t xml:space="preserve">125</m:t>
+        </m:r>
+      </m:oMath>
+      <w:r>
+        <w:rPr>
+          <w:b w:val="0"/>
+        </w:rPr>
+        <w:t>. La pregunta siempre se responde pensando en la potencia.)</w:t>
       </w:r>
     </w:p>
     <w:p>
@@ -256,7 +497,86 @@
         <w:rPr>
           <w:b w:val="0"/>
         </w:rPr>
-        <w:t>Algunas raíces caen justo en un entero: √49 = 7, √100 = 10, ∛8 = 2.</w:t>
+        <w:t xml:space="preserve">Algunas raíces caen justo en un entero: </w:t>
+      </w:r>
+      <m:oMath>
+        <m:rad>
+          <m:radPr>
+            <m:degHide m:val="1"/>
+          </m:radPr>
+          <m:deg/>
+          <m:e>
+            <m:r>
+              <m:t xml:space="preserve">49</m:t>
+            </m:r>
+          </m:e>
+        </m:rad>
+        <m:r>
+          <m:t xml:space="preserve">=</m:t>
+        </m:r>
+        <m:r>
+          <m:t xml:space="preserve">7</m:t>
+        </m:r>
+      </m:oMath>
+      <w:r>
+        <w:rPr>
+          <w:b w:val="0"/>
+        </w:rPr>
+        <w:t xml:space="preserve">, </w:t>
+      </w:r>
+      <m:oMath>
+        <m:rad>
+          <m:radPr>
+            <m:degHide m:val="1"/>
+          </m:radPr>
+          <m:deg/>
+          <m:e>
+            <m:r>
+              <m:t xml:space="preserve">100</m:t>
+            </m:r>
+          </m:e>
+        </m:rad>
+        <m:r>
+          <m:t xml:space="preserve">=</m:t>
+        </m:r>
+        <m:r>
+          <m:t xml:space="preserve">10</m:t>
+        </m:r>
+      </m:oMath>
+      <w:r>
+        <w:rPr>
+          <w:b w:val="0"/>
+        </w:rPr>
+        <w:t xml:space="preserve">, </w:t>
+      </w:r>
+      <m:oMath>
+        <m:rad>
+          <m:radPr>
+            <m:degHide m:val="0"/>
+          </m:radPr>
+          <m:deg>
+            <m:r>
+              <m:t xml:space="preserve">3</m:t>
+            </m:r>
+          </m:deg>
+          <m:e>
+            <m:r>
+              <m:t xml:space="preserve">8</m:t>
+            </m:r>
+          </m:e>
+        </m:rad>
+        <m:r>
+          <m:t xml:space="preserve">=</m:t>
+        </m:r>
+        <m:r>
+          <m:t xml:space="preserve">2</m:t>
+        </m:r>
+      </m:oMath>
+      <w:r>
+        <w:rPr>
+          <w:b w:val="0"/>
+        </w:rPr>
+        <w:t>.</w:t>
       </w:r>
     </w:p>
     <w:p>
@@ -276,7 +596,64 @@
         <w:rPr>
           <w:b w:val="0"/>
         </w:rPr>
-        <w:t xml:space="preserve">: √2, √5, √30. Esas son los </w:t>
+        <w:t xml:space="preserve">: </w:t>
+      </w:r>
+      <m:oMath>
+        <m:rad>
+          <m:radPr>
+            <m:degHide m:val="1"/>
+          </m:radPr>
+          <m:deg/>
+          <m:e>
+            <m:r>
+              <m:t xml:space="preserve">2</m:t>
+            </m:r>
+          </m:e>
+        </m:rad>
+      </m:oMath>
+      <w:r>
+        <w:rPr>
+          <w:b w:val="0"/>
+        </w:rPr>
+        <w:t xml:space="preserve">, </w:t>
+      </w:r>
+      <m:oMath>
+        <m:rad>
+          <m:radPr>
+            <m:degHide m:val="1"/>
+          </m:radPr>
+          <m:deg/>
+          <m:e>
+            <m:r>
+              <m:t xml:space="preserve">5</m:t>
+            </m:r>
+          </m:e>
+        </m:rad>
+      </m:oMath>
+      <w:r>
+        <w:rPr>
+          <w:b w:val="0"/>
+        </w:rPr>
+        <w:t xml:space="preserve">, </w:t>
+      </w:r>
+      <m:oMath>
+        <m:rad>
+          <m:radPr>
+            <m:degHide m:val="1"/>
+          </m:radPr>
+          <m:deg/>
+          <m:e>
+            <m:r>
+              <m:t xml:space="preserve">30</m:t>
+            </m:r>
+          </m:e>
+        </m:rad>
+      </m:oMath>
+      <w:r>
+        <w:rPr>
+          <w:b w:val="0"/>
+        </w:rPr>
+        <w:t xml:space="preserve">. Esas son los </w:t>
       </w:r>
       <w:r>
         <w:rPr>
@@ -313,7 +690,26 @@
         <w:rPr>
           <w:b w:val="0"/>
         </w:rPr>
-        <w:t xml:space="preserve"> √30 (así se deja en matemáticas, sin perder precisión).</w:t>
+        <w:t xml:space="preserve"> </w:t>
+      </w:r>
+      <m:oMath>
+        <m:rad>
+          <m:radPr>
+            <m:degHide m:val="1"/>
+          </m:radPr>
+          <m:deg/>
+          <m:e>
+            <m:r>
+              <m:t xml:space="preserve">30</m:t>
+            </m:r>
+          </m:e>
+        </m:rad>
+      </m:oMath>
+      <w:r>
+        <w:rPr>
+          <w:b w:val="0"/>
+        </w:rPr>
+        <w:t xml:space="preserve"> (así se deja en matemáticas, sin perder precisión).</w:t>
       </w:r>
     </w:p>
     <w:p>
@@ -330,7 +726,41 @@
         <w:rPr>
           <w:b w:val="0"/>
         </w:rPr>
-        <w:t xml:space="preserve"> √30 ≈ 5,48 (así se usa para comprar materiales o medir).</w:t>
+        <w:t xml:space="preserve"> </w:t>
+      </w:r>
+      <m:oMath>
+        <m:rad>
+          <m:radPr>
+            <m:degHide m:val="1"/>
+          </m:radPr>
+          <m:deg/>
+          <m:e>
+            <m:r>
+              <m:t xml:space="preserve">30</m:t>
+            </m:r>
+          </m:e>
+        </m:rad>
+        <m:r>
+          <m:rPr>
+            <m:nor/>
+          </m:rPr>
+          <m:t xml:space="preserve">≈</m:t>
+        </m:r>
+        <m:r>
+          <m:rPr>
+            <m:nor/>
+          </m:rPr>
+          <m:t xml:space="preserve"> </m:t>
+        </m:r>
+        <m:r>
+          <m:t xml:space="preserve">5,48</m:t>
+        </m:r>
+      </m:oMath>
+      <w:r>
+        <w:rPr>
+          <w:b w:val="0"/>
+        </w:rPr>
+        <w:t xml:space="preserve"> (así se usa para comprar materiales o medir).</w:t>
       </w:r>
     </w:p>
     <w:p>
@@ -338,14 +768,56 @@
         <w:rPr>
           <w:b w:val="0"/>
         </w:rPr>
-        <w:t xml:space="preserve">Para acorralarla entre enteros basta con dos multiplicaciones: como 25 &lt; 30 &lt; 36, entonces </w:t>
-      </w:r>
-      <w:r>
-        <w:rPr>
-          <w:b/>
-        </w:rPr>
-        <w:t>5 &lt; √30 &lt; 6</w:t>
-      </w:r>
+        <w:t xml:space="preserve">Para acorralarla entre enteros basta con dos multiplicaciones: como </w:t>
+      </w:r>
+      <m:oMath>
+        <m:r>
+          <m:t xml:space="preserve">25</m:t>
+        </m:r>
+        <m:r>
+          <m:t xml:space="preserve">&lt;</m:t>
+        </m:r>
+        <m:r>
+          <m:t xml:space="preserve">30</m:t>
+        </m:r>
+        <m:r>
+          <m:t xml:space="preserve">&lt;</m:t>
+        </m:r>
+        <m:r>
+          <m:t xml:space="preserve">36</m:t>
+        </m:r>
+      </m:oMath>
+      <w:r>
+        <w:rPr>
+          <w:b w:val="0"/>
+        </w:rPr>
+        <w:t xml:space="preserve">, entonces </w:t>
+      </w:r>
+      <m:oMath>
+        <m:r>
+          <m:t xml:space="preserve">5</m:t>
+        </m:r>
+        <m:r>
+          <m:t xml:space="preserve">&lt;</m:t>
+        </m:r>
+        <m:rad>
+          <m:radPr>
+            <m:degHide m:val="1"/>
+          </m:radPr>
+          <m:deg/>
+          <m:e>
+            <m:r>
+              <m:t xml:space="preserve">30</m:t>
+            </m:r>
+          </m:e>
+        </m:rad>
+        <m:r>
+          <m:t xml:space="preserve">&lt;</m:t>
+        </m:r>
+        <m:r>
+          <m:t xml:space="preserve">6</m:t>
+        </m:r>
+      </m:oMath>
       <w:r>
         <w:rPr>
           <w:b w:val="0"/>
@@ -387,11 +859,78 @@
       </w:r>
     </w:p>
     <w:p>
+      <m:oMath>
+        <m:rad>
+          <m:radPr>
+            <m:degHide m:val="0"/>
+          </m:radPr>
+          <m:deg>
+            <m:r>
+              <m:t xml:space="preserve">3</m:t>
+            </m:r>
+          </m:deg>
+          <m:e>
+            <m:r>
+              <m:t xml:space="preserve">-</m:t>
+            </m:r>
+            <m:r>
+              <m:t xml:space="preserve">27</m:t>
+            </m:r>
+          </m:e>
+        </m:rad>
+        <m:r>
+          <m:t xml:space="preserve">=</m:t>
+        </m:r>
+        <m:r>
+          <m:t xml:space="preserve">-</m:t>
+        </m:r>
+        <m:r>
+          <m:t xml:space="preserve">3</m:t>
+        </m:r>
+      </m:oMath>
       <w:r>
         <w:rPr>
           <w:b w:val="0"/>
         </w:rPr>
-        <w:t>∛(−27) = −3, porque (−3)³ = −27.</w:t>
+        <w:t xml:space="preserve">, porque </w:t>
+      </w:r>
+      <m:oMath>
+        <m:r>
+          <m:t xml:space="preserve">(</m:t>
+        </m:r>
+        <m:r>
+          <m:t xml:space="preserve">-</m:t>
+        </m:r>
+        <m:r>
+          <m:t xml:space="preserve">3</m:t>
+        </m:r>
+        <m:sSup>
+          <m:e>
+            <m:r>
+              <m:t xml:space="preserve">)</m:t>
+            </m:r>
+          </m:e>
+          <m:sup>
+            <m:r>
+              <m:t xml:space="preserve">3</m:t>
+            </m:r>
+          </m:sup>
+        </m:sSup>
+        <m:r>
+          <m:t xml:space="preserve">=</m:t>
+        </m:r>
+        <m:r>
+          <m:t xml:space="preserve">-</m:t>
+        </m:r>
+        <m:r>
+          <m:t xml:space="preserve">27</m:t>
+        </m:r>
+      </m:oMath>
+      <w:r>
+        <w:rPr>
+          <w:b w:val="0"/>
+        </w:rPr>
+        <w:t>.</w:t>
       </w:r>
     </w:p>
     <w:p>
@@ -421,11 +960,41 @@
       </w:r>
     </w:p>
     <w:p>
+      <m:oMath>
+        <m:rad>
+          <m:radPr>
+            <m:degHide m:val="1"/>
+          </m:radPr>
+          <m:deg/>
+          <m:e>
+            <m:r>
+              <m:t xml:space="preserve">-</m:t>
+            </m:r>
+            <m:r>
+              <m:t xml:space="preserve">9</m:t>
+            </m:r>
+          </m:e>
+        </m:rad>
+      </m:oMath>
       <w:r>
         <w:rPr>
           <w:b w:val="0"/>
         </w:rPr>
-        <w:t>√(−9) no existe en ℝ, porque ningún número real multiplicado por sí mismo da negativo: si es positivo da positivo, y si es negativo, al elevarlo al cuadrado, también da positivo.</w:t>
+        <w:t xml:space="preserve"> no existe en </w:t>
+      </w:r>
+      <m:oMath>
+        <m:r>
+          <m:rPr>
+            <m:nor/>
+          </m:rPr>
+          <m:t xml:space="preserve">ℝ</m:t>
+        </m:r>
+      </m:oMath>
+      <w:r>
+        <w:rPr>
+          <w:b w:val="0"/>
+        </w:rPr>
+        <w:t>, porque ningún número real multiplicado por sí mismo da negativo: si es positivo da positivo, y si es negativo, al elevarlo al cuadrado, también da positivo.</w:t>
       </w:r>
     </w:p>
     <w:p>
@@ -474,12 +1043,65 @@
       </w:r>
     </w:p>
     <w:p>
-      <w:r>
-        <w:rPr>
-          <w:b w:val="0"/>
-        </w:rPr>
-        <w:t>√(a × b) = √a × √b</w:t>
-      </w:r>
+      <m:oMath>
+        <m:rad>
+          <m:radPr>
+            <m:degHide m:val="1"/>
+          </m:radPr>
+          <m:deg/>
+          <m:e>
+            <m:r>
+              <m:t xml:space="preserve">a</m:t>
+            </m:r>
+            <m:r>
+              <m:rPr>
+                <m:nor/>
+              </m:rPr>
+              <m:t xml:space="preserve">×</m:t>
+            </m:r>
+            <m:r>
+              <m:rPr>
+                <m:nor/>
+              </m:rPr>
+              <m:t xml:space="preserve"> </m:t>
+            </m:r>
+            <m:r>
+              <m:t xml:space="preserve">b</m:t>
+            </m:r>
+          </m:e>
+        </m:rad>
+        <m:r>
+          <m:t xml:space="preserve">=</m:t>
+        </m:r>
+        <m:rad>
+          <m:radPr>
+            <m:degHide m:val="1"/>
+          </m:radPr>
+          <m:deg/>
+          <m:e>
+            <m:r>
+              <m:t xml:space="preserve">a</m:t>
+            </m:r>
+          </m:e>
+        </m:rad>
+        <m:r>
+          <m:rPr>
+            <m:nor/>
+          </m:rPr>
+          <m:t xml:space="preserve">×</m:t>
+        </m:r>
+        <m:rad>
+          <m:radPr>
+            <m:degHide m:val="1"/>
+          </m:radPr>
+          <m:deg/>
+          <m:e>
+            <m:r>
+              <m:t xml:space="preserve">b</m:t>
+            </m:r>
+          </m:e>
+        </m:rad>
+      </m:oMath>
     </w:p>
     <w:p>
       <w:r>
@@ -490,18 +1112,96 @@
       </w:r>
     </w:p>
     <w:p>
-      <w:r>
-        <w:rPr>
-          <w:b w:val="0"/>
-        </w:rPr>
-        <w:t xml:space="preserve">√72 = √(36 × 2) = √36 × √2 = </w:t>
-      </w:r>
-      <w:r>
-        <w:rPr>
-          <w:b/>
-        </w:rPr>
-        <w:t>6√2</w:t>
-      </w:r>
+      <m:oMath>
+        <m:rad>
+          <m:radPr>
+            <m:degHide m:val="1"/>
+          </m:radPr>
+          <m:deg/>
+          <m:e>
+            <m:r>
+              <m:t xml:space="preserve">72</m:t>
+            </m:r>
+          </m:e>
+        </m:rad>
+        <m:r>
+          <m:t xml:space="preserve">=</m:t>
+        </m:r>
+        <m:rad>
+          <m:radPr>
+            <m:degHide m:val="1"/>
+          </m:radPr>
+          <m:deg/>
+          <m:e>
+            <m:r>
+              <m:t xml:space="preserve">36</m:t>
+            </m:r>
+            <m:r>
+              <m:rPr>
+                <m:nor/>
+              </m:rPr>
+              <m:t xml:space="preserve">×</m:t>
+            </m:r>
+            <m:r>
+              <m:rPr>
+                <m:nor/>
+              </m:rPr>
+              <m:t xml:space="preserve"> </m:t>
+            </m:r>
+            <m:r>
+              <m:t xml:space="preserve">2</m:t>
+            </m:r>
+          </m:e>
+        </m:rad>
+        <m:r>
+          <m:t xml:space="preserve">=</m:t>
+        </m:r>
+        <m:rad>
+          <m:radPr>
+            <m:degHide m:val="1"/>
+          </m:radPr>
+          <m:deg/>
+          <m:e>
+            <m:r>
+              <m:t xml:space="preserve">36</m:t>
+            </m:r>
+          </m:e>
+        </m:rad>
+        <m:r>
+          <m:rPr>
+            <m:nor/>
+          </m:rPr>
+          <m:t xml:space="preserve">×</m:t>
+        </m:r>
+        <m:rad>
+          <m:radPr>
+            <m:degHide m:val="1"/>
+          </m:radPr>
+          <m:deg/>
+          <m:e>
+            <m:r>
+              <m:t xml:space="preserve">2</m:t>
+            </m:r>
+          </m:e>
+        </m:rad>
+        <m:r>
+          <m:t xml:space="preserve">=</m:t>
+        </m:r>
+        <m:r>
+          <m:t xml:space="preserve">6</m:t>
+        </m:r>
+        <m:rad>
+          <m:radPr>
+            <m:degHide m:val="1"/>
+          </m:radPr>
+          <m:deg/>
+          <m:e>
+            <m:r>
+              <m:t xml:space="preserve">2</m:t>
+            </m:r>
+          </m:e>
+        </m:rad>
+      </m:oMath>
     </w:p>
     <w:p>
       <w:r>
@@ -528,7 +1228,58 @@
         <w:rPr>
           <w:b w:val="0"/>
         </w:rPr>
-        <w:t>Lo mismo funciona con divisiones: √(50/2) = √25 = 5.</w:t>
+        <w:t xml:space="preserve">Lo mismo funciona con divisiones: </w:t>
+      </w:r>
+      <m:oMath>
+        <m:rad>
+          <m:radPr>
+            <m:degHide m:val="1"/>
+          </m:radPr>
+          <m:deg/>
+          <m:e>
+            <m:f>
+              <m:fPr>
+                <m:ctrlPr/>
+              </m:fPr>
+              <m:num>
+                <m:r>
+                  <m:t xml:space="preserve">50</m:t>
+                </m:r>
+              </m:num>
+              <m:den>
+                <m:r>
+                  <m:t xml:space="preserve">2</m:t>
+                </m:r>
+              </m:den>
+            </m:f>
+          </m:e>
+        </m:rad>
+        <m:r>
+          <m:t xml:space="preserve">=</m:t>
+        </m:r>
+        <m:rad>
+          <m:radPr>
+            <m:degHide m:val="1"/>
+          </m:radPr>
+          <m:deg/>
+          <m:e>
+            <m:r>
+              <m:t xml:space="preserve">25</m:t>
+            </m:r>
+          </m:e>
+        </m:rad>
+        <m:r>
+          <m:t xml:space="preserve">=</m:t>
+        </m:r>
+        <m:r>
+          <m:t xml:space="preserve">5</m:t>
+        </m:r>
+      </m:oMath>
+      <w:r>
+        <w:rPr>
+          <w:b w:val="0"/>
+        </w:rPr>
+        <w:t>.</w:t>
       </w:r>
     </w:p>
     <w:p>
@@ -558,11 +1309,101 @@
       </w:r>
     </w:p>
     <w:p>
+      <m:oMath>
+        <m:rad>
+          <m:radPr>
+            <m:degHide m:val="1"/>
+          </m:radPr>
+          <m:deg/>
+          <m:e>
+            <m:r>
+              <m:t xml:space="preserve">9</m:t>
+            </m:r>
+            <m:r>
+              <m:t xml:space="preserve">+</m:t>
+            </m:r>
+            <m:r>
+              <m:t xml:space="preserve">16</m:t>
+            </m:r>
+          </m:e>
+        </m:rad>
+        <m:r>
+          <m:t xml:space="preserve">=</m:t>
+        </m:r>
+        <m:rad>
+          <m:radPr>
+            <m:degHide m:val="1"/>
+          </m:radPr>
+          <m:deg/>
+          <m:e>
+            <m:r>
+              <m:t xml:space="preserve">25</m:t>
+            </m:r>
+          </m:e>
+        </m:rad>
+        <m:r>
+          <m:t xml:space="preserve">=</m:t>
+        </m:r>
+        <m:r>
+          <m:t xml:space="preserve">5</m:t>
+        </m:r>
+      </m:oMath>
       <w:r>
         <w:rPr>
           <w:b w:val="0"/>
         </w:rPr>
-        <w:t xml:space="preserve">√(9 + 16) = √25 = 5, pero √9 + √16 = 3 + 4 = 7. </w:t>
+        <w:t xml:space="preserve">, pero </w:t>
+      </w:r>
+      <m:oMath>
+        <m:rad>
+          <m:radPr>
+            <m:degHide m:val="1"/>
+          </m:radPr>
+          <m:deg/>
+          <m:e>
+            <m:r>
+              <m:t xml:space="preserve">9</m:t>
+            </m:r>
+          </m:e>
+        </m:rad>
+        <m:r>
+          <m:t xml:space="preserve">+</m:t>
+        </m:r>
+        <m:rad>
+          <m:radPr>
+            <m:degHide m:val="1"/>
+          </m:radPr>
+          <m:deg/>
+          <m:e>
+            <m:r>
+              <m:t xml:space="preserve">16</m:t>
+            </m:r>
+          </m:e>
+        </m:rad>
+        <m:r>
+          <m:t xml:space="preserve">=</m:t>
+        </m:r>
+        <m:r>
+          <m:t xml:space="preserve">3</m:t>
+        </m:r>
+        <m:r>
+          <m:t xml:space="preserve">+</m:t>
+        </m:r>
+        <m:r>
+          <m:t xml:space="preserve">4</m:t>
+        </m:r>
+        <m:r>
+          <m:t xml:space="preserve">=</m:t>
+        </m:r>
+        <m:r>
+          <m:t xml:space="preserve">7</m:t>
+        </m:r>
+      </m:oMath>
+      <w:r>
+        <w:rPr>
+          <w:b w:val="0"/>
+        </w:rPr>
+        <w:t xml:space="preserve">. </w:t>
       </w:r>
       <w:r>
         <w:rPr>
@@ -603,18 +1444,56 @@
       </w:r>
     </w:p>
     <w:p>
-      <w:r>
-        <w:rPr>
-          <w:b w:val="0"/>
-        </w:rPr>
-        <w:t xml:space="preserve">2√5 + 3√5 = </w:t>
-      </w:r>
-      <w:r>
-        <w:rPr>
-          <w:b/>
-        </w:rPr>
-        <w:t>5√5</w:t>
-      </w:r>
+      <m:oMath>
+        <m:r>
+          <m:t xml:space="preserve">2</m:t>
+        </m:r>
+        <m:rad>
+          <m:radPr>
+            <m:degHide m:val="1"/>
+          </m:radPr>
+          <m:deg/>
+          <m:e>
+            <m:r>
+              <m:t xml:space="preserve">5</m:t>
+            </m:r>
+          </m:e>
+        </m:rad>
+        <m:r>
+          <m:t xml:space="preserve">+</m:t>
+        </m:r>
+        <m:r>
+          <m:t xml:space="preserve">3</m:t>
+        </m:r>
+        <m:rad>
+          <m:radPr>
+            <m:degHide m:val="1"/>
+          </m:radPr>
+          <m:deg/>
+          <m:e>
+            <m:r>
+              <m:t xml:space="preserve">5</m:t>
+            </m:r>
+          </m:e>
+        </m:rad>
+        <m:r>
+          <m:t xml:space="preserve">=</m:t>
+        </m:r>
+        <m:r>
+          <m:t xml:space="preserve">5</m:t>
+        </m:r>
+        <m:rad>
+          <m:radPr>
+            <m:degHide m:val="1"/>
+          </m:radPr>
+          <m:deg/>
+          <m:e>
+            <m:r>
+              <m:t xml:space="preserve">5</m:t>
+            </m:r>
+          </m:e>
+        </m:rad>
+      </m:oMath>
     </w:p>
     <w:p>
       <w:r>
@@ -625,18 +1504,84 @@
       </w:r>
     </w:p>
     <w:p>
-      <w:r>
-        <w:rPr>
-          <w:b w:val="0"/>
-        </w:rPr>
-        <w:t xml:space="preserve">√18 + √8 = 3√2 + 2√2 = </w:t>
-      </w:r>
-      <w:r>
-        <w:rPr>
-          <w:b/>
-        </w:rPr>
-        <w:t>5√2</w:t>
-      </w:r>
+      <m:oMath>
+        <m:rad>
+          <m:radPr>
+            <m:degHide m:val="1"/>
+          </m:radPr>
+          <m:deg/>
+          <m:e>
+            <m:r>
+              <m:t xml:space="preserve">18</m:t>
+            </m:r>
+          </m:e>
+        </m:rad>
+        <m:r>
+          <m:t xml:space="preserve">+</m:t>
+        </m:r>
+        <m:rad>
+          <m:radPr>
+            <m:degHide m:val="1"/>
+          </m:radPr>
+          <m:deg/>
+          <m:e>
+            <m:r>
+              <m:t xml:space="preserve">8</m:t>
+            </m:r>
+          </m:e>
+        </m:rad>
+        <m:r>
+          <m:t xml:space="preserve">=</m:t>
+        </m:r>
+        <m:r>
+          <m:t xml:space="preserve">3</m:t>
+        </m:r>
+        <m:rad>
+          <m:radPr>
+            <m:degHide m:val="1"/>
+          </m:radPr>
+          <m:deg/>
+          <m:e>
+            <m:r>
+              <m:t xml:space="preserve">2</m:t>
+            </m:r>
+          </m:e>
+        </m:rad>
+        <m:r>
+          <m:t xml:space="preserve">+</m:t>
+        </m:r>
+        <m:r>
+          <m:t xml:space="preserve">2</m:t>
+        </m:r>
+        <m:rad>
+          <m:radPr>
+            <m:degHide m:val="1"/>
+          </m:radPr>
+          <m:deg/>
+          <m:e>
+            <m:r>
+              <m:t xml:space="preserve">2</m:t>
+            </m:r>
+          </m:e>
+        </m:rad>
+        <m:r>
+          <m:t xml:space="preserve">=</m:t>
+        </m:r>
+        <m:r>
+          <m:t xml:space="preserve">5</m:t>
+        </m:r>
+        <m:rad>
+          <m:radPr>
+            <m:degHide m:val="1"/>
+          </m:radPr>
+          <m:deg/>
+          <m:e>
+            <m:r>
+              <m:t xml:space="preserve">2</m:t>
+            </m:r>
+          </m:e>
+        </m:rad>
+      </m:oMath>
     </w:p>
     <w:p>
       <w:pPr>
@@ -670,12 +1615,128 @@
       </w:r>
     </w:p>
     <w:p>
+      <m:oMath>
+        <m:rad>
+          <m:radPr>
+            <m:degHide m:val="1"/>
+          </m:radPr>
+          <m:deg/>
+          <m:e>
+            <m:r>
+              <m:t xml:space="preserve">7</m:t>
+            </m:r>
+          </m:e>
+        </m:rad>
+        <m:r>
+          <m:t xml:space="preserve">=</m:t>
+        </m:r>
+        <m:sSup>
+          <m:e>
+            <m:r>
+              <m:t xml:space="preserve">7</m:t>
+            </m:r>
+          </m:e>
+          <m:sup>
+            <m:r>
+              <m:t xml:space="preserve">1</m:t>
+            </m:r>
+            <m:r>
+              <m:t xml:space="preserve">/</m:t>
+            </m:r>
+            <m:r>
+              <m:t xml:space="preserve">2</m:t>
+            </m:r>
+          </m:sup>
+        </m:sSup>
+      </m:oMath>
       <w:r>
         <w:rPr>
           <w:b w:val="0"/>
         </w:rPr>
-        <w:t>√7 = 7^(1/2) ∛5 = 5^(1/3) ⁴√x = x^(1/4)</w:t>
-      </w:r>
+        <w:t xml:space="preserve">, </w:t>
+      </w:r>
+      <m:oMath>
+        <m:rad>
+          <m:radPr>
+            <m:degHide m:val="0"/>
+          </m:radPr>
+          <m:deg>
+            <m:r>
+              <m:t xml:space="preserve">3</m:t>
+            </m:r>
+          </m:deg>
+          <m:e>
+            <m:r>
+              <m:t xml:space="preserve">5</m:t>
+            </m:r>
+          </m:e>
+        </m:rad>
+        <m:r>
+          <m:t xml:space="preserve">=</m:t>
+        </m:r>
+        <m:sSup>
+          <m:e>
+            <m:r>
+              <m:t xml:space="preserve">5</m:t>
+            </m:r>
+          </m:e>
+          <m:sup>
+            <m:r>
+              <m:t xml:space="preserve">1</m:t>
+            </m:r>
+            <m:r>
+              <m:t xml:space="preserve">/</m:t>
+            </m:r>
+            <m:r>
+              <m:t xml:space="preserve">3</m:t>
+            </m:r>
+          </m:sup>
+        </m:sSup>
+      </m:oMath>
+      <w:r>
+        <w:rPr>
+          <w:b w:val="0"/>
+        </w:rPr>
+        <w:t xml:space="preserve">, </w:t>
+      </w:r>
+      <m:oMath>
+        <m:rad>
+          <m:radPr>
+            <m:degHide m:val="0"/>
+          </m:radPr>
+          <m:deg>
+            <m:r>
+              <m:t xml:space="preserve">4</m:t>
+            </m:r>
+          </m:deg>
+          <m:e>
+            <m:r>
+              <m:t xml:space="preserve">x</m:t>
+            </m:r>
+          </m:e>
+        </m:rad>
+        <m:r>
+          <m:t xml:space="preserve">=</m:t>
+        </m:r>
+        <m:sSup>
+          <m:e>
+            <m:r>
+              <m:t xml:space="preserve">x</m:t>
+            </m:r>
+          </m:e>
+          <m:sup>
+            <m:r>
+              <m:t xml:space="preserve">1</m:t>
+            </m:r>
+            <m:r>
+              <m:t xml:space="preserve">/</m:t>
+            </m:r>
+            <m:r>
+              <m:t xml:space="preserve">4</m:t>
+            </m:r>
+          </m:sup>
+        </m:sSup>
+      </m:oMath>
     </w:p>
     <w:p>
       <w:r>
@@ -686,18 +1747,110 @@
       </w:r>
     </w:p>
     <w:p>
-      <w:r>
-        <w:rPr>
-          <w:b w:val="0"/>
-        </w:rPr>
-        <w:t xml:space="preserve">∛(8²) = 8^(2/3) = (∛8)² = 2² = </w:t>
-      </w:r>
-      <w:r>
-        <w:rPr>
-          <w:b/>
-        </w:rPr>
-        <w:t>4</w:t>
-      </w:r>
+      <m:oMath>
+        <m:rad>
+          <m:radPr>
+            <m:degHide m:val="0"/>
+          </m:radPr>
+          <m:deg>
+            <m:r>
+              <m:t xml:space="preserve">3</m:t>
+            </m:r>
+          </m:deg>
+          <m:e>
+            <m:sSup>
+              <m:e>
+                <m:r>
+                  <m:t xml:space="preserve">8</m:t>
+                </m:r>
+              </m:e>
+              <m:sup>
+                <m:r>
+                  <m:t xml:space="preserve">2</m:t>
+                </m:r>
+              </m:sup>
+            </m:sSup>
+          </m:e>
+        </m:rad>
+        <m:r>
+          <m:t xml:space="preserve">=</m:t>
+        </m:r>
+        <m:sSup>
+          <m:e>
+            <m:r>
+              <m:t xml:space="preserve">8</m:t>
+            </m:r>
+          </m:e>
+          <m:sup>
+            <m:r>
+              <m:t xml:space="preserve">2</m:t>
+            </m:r>
+            <m:r>
+              <m:t xml:space="preserve">/</m:t>
+            </m:r>
+            <m:r>
+              <m:t xml:space="preserve">3</m:t>
+            </m:r>
+          </m:sup>
+        </m:sSup>
+        <m:r>
+          <m:t xml:space="preserve">=</m:t>
+        </m:r>
+        <m:sSup>
+          <m:e>
+            <m:d>
+              <m:dPr>
+                <m:begChr m:val="("/>
+                <m:endChr m:val=")"/>
+                <m:ctrlPr/>
+              </m:dPr>
+              <m:e>
+                <m:rad>
+                  <m:radPr>
+                    <m:degHide m:val="0"/>
+                  </m:radPr>
+                  <m:deg>
+                    <m:r>
+                      <m:t xml:space="preserve">3</m:t>
+                    </m:r>
+                  </m:deg>
+                  <m:e>
+                    <m:r>
+                      <m:t xml:space="preserve">8</m:t>
+                    </m:r>
+                  </m:e>
+                </m:rad>
+              </m:e>
+            </m:d>
+          </m:e>
+          <m:sup>
+            <m:r>
+              <m:t xml:space="preserve">2</m:t>
+            </m:r>
+          </m:sup>
+        </m:sSup>
+        <m:r>
+          <m:t xml:space="preserve">=</m:t>
+        </m:r>
+        <m:sSup>
+          <m:e>
+            <m:r>
+              <m:t xml:space="preserve">2</m:t>
+            </m:r>
+          </m:e>
+          <m:sup>
+            <m:r>
+              <m:t xml:space="preserve">2</m:t>
+            </m:r>
+          </m:sup>
+        </m:sSup>
+        <m:r>
+          <m:t xml:space="preserve">=</m:t>
+        </m:r>
+        <m:r>
+          <m:t xml:space="preserve">4</m:t>
+        </m:r>
+      </m:oMath>
     </w:p>
     <w:p>
       <w:r>
@@ -730,7 +1883,56 @@
         <w:rPr>
           <w:b w:val="0"/>
         </w:rPr>
-        <w:t xml:space="preserve"> ¿cuánto vale 81^(1/4)? (3, porque es ⁴√81.)</w:t>
+        <w:t xml:space="preserve"> ¿cuánto vale </w:t>
+      </w:r>
+      <m:oMath>
+        <m:sSup>
+          <m:e>
+            <m:r>
+              <m:t xml:space="preserve">81</m:t>
+            </m:r>
+          </m:e>
+          <m:sup>
+            <m:r>
+              <m:t xml:space="preserve">1</m:t>
+            </m:r>
+            <m:r>
+              <m:t xml:space="preserve">/</m:t>
+            </m:r>
+            <m:r>
+              <m:t xml:space="preserve">4</m:t>
+            </m:r>
+          </m:sup>
+        </m:sSup>
+      </m:oMath>
+      <w:r>
+        <w:rPr>
+          <w:b w:val="0"/>
+        </w:rPr>
+        <w:t xml:space="preserve">? (3, porque es </w:t>
+      </w:r>
+      <m:oMath>
+        <m:rad>
+          <m:radPr>
+            <m:degHide m:val="0"/>
+          </m:radPr>
+          <m:deg>
+            <m:r>
+              <m:t xml:space="preserve">4</m:t>
+            </m:r>
+          </m:deg>
+          <m:e>
+            <m:r>
+              <m:t xml:space="preserve">81</m:t>
+            </m:r>
+          </m:e>
+        </m:rad>
+      </m:oMath>
+      <w:r>
+        <w:rPr>
+          <w:b w:val="0"/>
+        </w:rPr>
+        <w:t>.)</w:t>
       </w:r>
     </w:p>
     <w:p>
@@ -753,25 +1955,169 @@
       </w:r>
     </w:p>
     <w:p>
-      <w:r>
-        <w:rPr>
-          <w:b w:val="0"/>
-        </w:rPr>
-        <w:t xml:space="preserve">3/√5 = (3 × √5) / (√5 × √5) = </w:t>
-      </w:r>
-      <w:r>
-        <w:rPr>
-          <w:b/>
-        </w:rPr>
-        <w:t>3√5 / 5</w:t>
-      </w:r>
+      <m:oMath>
+        <m:f>
+          <m:fPr>
+            <m:ctrlPr/>
+          </m:fPr>
+          <m:num>
+            <m:r>
+              <m:t xml:space="preserve">3</m:t>
+            </m:r>
+          </m:num>
+          <m:den>
+            <m:rad>
+              <m:radPr>
+                <m:degHide m:val="1"/>
+              </m:radPr>
+              <m:deg/>
+              <m:e>
+                <m:r>
+                  <m:t xml:space="preserve">5</m:t>
+                </m:r>
+              </m:e>
+            </m:rad>
+          </m:den>
+        </m:f>
+        <m:r>
+          <m:t xml:space="preserve">=</m:t>
+        </m:r>
+        <m:f>
+          <m:fPr>
+            <m:ctrlPr/>
+          </m:fPr>
+          <m:num>
+            <m:r>
+              <m:t xml:space="preserve">3</m:t>
+            </m:r>
+            <m:r>
+              <m:rPr>
+                <m:nor/>
+              </m:rPr>
+              <m:t xml:space="preserve">×</m:t>
+            </m:r>
+            <m:rad>
+              <m:radPr>
+                <m:degHide m:val="1"/>
+              </m:radPr>
+              <m:deg/>
+              <m:e>
+                <m:r>
+                  <m:t xml:space="preserve">5</m:t>
+                </m:r>
+              </m:e>
+            </m:rad>
+          </m:num>
+          <m:den>
+            <m:rad>
+              <m:radPr>
+                <m:degHide m:val="1"/>
+              </m:radPr>
+              <m:deg/>
+              <m:e>
+                <m:r>
+                  <m:t xml:space="preserve">5</m:t>
+                </m:r>
+              </m:e>
+            </m:rad>
+            <m:r>
+              <m:rPr>
+                <m:nor/>
+              </m:rPr>
+              <m:t xml:space="preserve">×</m:t>
+            </m:r>
+            <m:rad>
+              <m:radPr>
+                <m:degHide m:val="1"/>
+              </m:radPr>
+              <m:deg/>
+              <m:e>
+                <m:r>
+                  <m:t xml:space="preserve">5</m:t>
+                </m:r>
+              </m:e>
+            </m:rad>
+          </m:den>
+        </m:f>
+        <m:r>
+          <m:t xml:space="preserve">=</m:t>
+        </m:r>
+        <m:f>
+          <m:fPr>
+            <m:ctrlPr/>
+          </m:fPr>
+          <m:num>
+            <m:r>
+              <m:t xml:space="preserve">3</m:t>
+            </m:r>
+            <m:rad>
+              <m:radPr>
+                <m:degHide m:val="1"/>
+              </m:radPr>
+              <m:deg/>
+              <m:e>
+                <m:r>
+                  <m:t xml:space="preserve">5</m:t>
+                </m:r>
+              </m:e>
+            </m:rad>
+          </m:num>
+          <m:den>
+            <m:r>
+              <m:t xml:space="preserve">5</m:t>
+            </m:r>
+          </m:den>
+        </m:f>
+      </m:oMath>
     </w:p>
     <w:p>
       <w:r>
         <w:rPr>
           <w:b w:val="0"/>
         </w:rPr>
-        <w:t>Funciona porque √5 × √5 = 5, y porque multiplicar arriba y abajo por lo mismo no cambia el valor de la fracción.</w:t>
+        <w:t xml:space="preserve">Funciona porque </w:t>
+      </w:r>
+      <m:oMath>
+        <m:rad>
+          <m:radPr>
+            <m:degHide m:val="1"/>
+          </m:radPr>
+          <m:deg/>
+          <m:e>
+            <m:r>
+              <m:t xml:space="preserve">5</m:t>
+            </m:r>
+          </m:e>
+        </m:rad>
+        <m:r>
+          <m:rPr>
+            <m:nor/>
+          </m:rPr>
+          <m:t xml:space="preserve">×</m:t>
+        </m:r>
+        <m:rad>
+          <m:radPr>
+            <m:degHide m:val="1"/>
+          </m:radPr>
+          <m:deg/>
+          <m:e>
+            <m:r>
+              <m:t xml:space="preserve">5</m:t>
+            </m:r>
+          </m:e>
+        </m:rad>
+        <m:r>
+          <m:t xml:space="preserve">=</m:t>
+        </m:r>
+        <m:r>
+          <m:t xml:space="preserve">5</m:t>
+        </m:r>
+      </m:oMath>
+      <w:r>
+        <w:rPr>
+          <w:b w:val="0"/>
+        </w:rPr>
+        <w:t>, y porque multiplicar arriba y abajo por lo mismo no cambia el valor de la fracción.</w:t>
       </w:r>
     </w:p>
     <w:p>
@@ -789,15 +2135,46 @@
       <w:pPr>
         <w:pStyle w:val="ListBullet"/>
       </w:pPr>
+      <m:oMath>
+        <m:rad>
+          <m:radPr>
+            <m:degHide m:val="1"/>
+          </m:radPr>
+          <m:deg/>
+          <m:e>
+            <m:r>
+              <m:t xml:space="preserve">9</m:t>
+            </m:r>
+            <m:r>
+              <m:t xml:space="preserve">+</m:t>
+            </m:r>
+            <m:r>
+              <m:t xml:space="preserve">16</m:t>
+            </m:r>
+          </m:e>
+        </m:rad>
+        <m:r>
+          <m:t xml:space="preserve">=</m:t>
+        </m:r>
+        <m:r>
+          <m:t xml:space="preserve">3</m:t>
+        </m:r>
+        <m:r>
+          <m:t xml:space="preserve">+</m:t>
+        </m:r>
+        <m:r>
+          <m:t xml:space="preserve">4</m:t>
+        </m:r>
+      </m:oMath>
+      <w:r>
+        <w:rPr>
+          <w:b w:val="0"/>
+        </w:rPr>
+        <w:t>.</w:t>
+      </w:r>
       <w:r>
         <w:rPr>
           <w:b/>
-        </w:rPr>
-        <w:t>√(9 + 16) = 3 + 4.</w:t>
-      </w:r>
-      <w:r>
-        <w:rPr>
-          <w:b w:val="0"/>
         </w:rPr>
         <w:t xml:space="preserve"> No. La raíz no se reparte sobre sumas.</w:t>
       </w:r>
@@ -806,49 +2183,265 @@
       <w:pPr>
         <w:pStyle w:val="ListBullet"/>
       </w:pPr>
+      <m:oMath>
+        <m:rad>
+          <m:radPr>
+            <m:degHide m:val="1"/>
+          </m:radPr>
+          <m:deg/>
+          <m:e>
+            <m:r>
+              <m:t xml:space="preserve">-</m:t>
+            </m:r>
+            <m:r>
+              <m:t xml:space="preserve">16</m:t>
+            </m:r>
+          </m:e>
+        </m:rad>
+        <m:r>
+          <m:t xml:space="preserve">=</m:t>
+        </m:r>
+        <m:r>
+          <m:t xml:space="preserve">-</m:t>
+        </m:r>
+        <m:r>
+          <m:t xml:space="preserve">4</m:t>
+        </m:r>
+      </m:oMath>
+      <w:r>
+        <w:rPr>
+          <w:b w:val="0"/>
+        </w:rPr>
+        <w:t>.</w:t>
+      </w:r>
       <w:r>
         <w:rPr>
           <w:b/>
         </w:rPr>
-        <w:t>√(−16) = −4.</w:t>
-      </w:r>
+        <w:t xml:space="preserve"> No. </w:t>
+      </w:r>
+      <m:oMath>
+        <m:r>
+          <m:t xml:space="preserve">(</m:t>
+        </m:r>
+        <m:r>
+          <m:t xml:space="preserve">-</m:t>
+        </m:r>
+        <m:r>
+          <m:t xml:space="preserve">4</m:t>
+        </m:r>
+        <m:sSup>
+          <m:e>
+            <m:r>
+              <m:t xml:space="preserve">)</m:t>
+            </m:r>
+          </m:e>
+          <m:sup>
+            <m:r>
+              <m:t xml:space="preserve">2</m:t>
+            </m:r>
+          </m:sup>
+        </m:sSup>
+        <m:r>
+          <m:t xml:space="preserve">=</m:t>
+        </m:r>
+        <m:r>
+          <m:t xml:space="preserve">16</m:t>
+        </m:r>
+      </m:oMath>
       <w:r>
         <w:rPr>
           <w:b w:val="0"/>
         </w:rPr>
-        <w:t xml:space="preserve"> No. (−4)² = 16, no −16. Con índice par y radicando negativo no hay respuesta real.</w:t>
+        <w:t xml:space="preserve">, no </w:t>
+      </w:r>
+      <m:oMath>
+        <m:r>
+          <m:t xml:space="preserve">-</m:t>
+        </m:r>
+        <m:r>
+          <m:t xml:space="preserve">16</m:t>
+        </m:r>
+      </m:oMath>
+      <w:r>
+        <w:rPr>
+          <w:b w:val="0"/>
+        </w:rPr>
+        <w:t>. Con índice par y radicando negativo no hay respuesta real.</w:t>
       </w:r>
     </w:p>
     <w:p>
       <w:pPr>
         <w:pStyle w:val="ListBullet"/>
       </w:pPr>
+      <m:oMath>
+        <m:rad>
+          <m:radPr>
+            <m:degHide m:val="1"/>
+          </m:radPr>
+          <m:deg/>
+          <m:e>
+            <m:r>
+              <m:t xml:space="preserve">8</m:t>
+            </m:r>
+          </m:e>
+        </m:rad>
+        <m:r>
+          <m:t xml:space="preserve">=</m:t>
+        </m:r>
+        <m:r>
+          <m:t xml:space="preserve">4</m:t>
+        </m:r>
+      </m:oMath>
+      <w:r>
+        <w:rPr>
+          <w:b w:val="0"/>
+        </w:rPr>
+        <w:t>.</w:t>
+      </w:r>
       <w:r>
         <w:rPr>
           <w:b/>
         </w:rPr>
-        <w:t>√8 = 4.</w:t>
-      </w:r>
+        <w:t xml:space="preserve"> No: eso sería </w:t>
+      </w:r>
+      <m:oMath>
+        <m:r>
+          <m:t xml:space="preserve">8</m:t>
+        </m:r>
+        <m:r>
+          <m:rPr>
+            <m:nor/>
+          </m:rPr>
+          <m:t xml:space="preserve">÷</m:t>
+        </m:r>
+        <m:r>
+          <m:rPr>
+            <m:nor/>
+          </m:rPr>
+          <m:t xml:space="preserve"> </m:t>
+        </m:r>
+        <m:r>
+          <m:t xml:space="preserve">2</m:t>
+        </m:r>
+      </m:oMath>
       <w:r>
         <w:rPr>
           <w:b w:val="0"/>
         </w:rPr>
-        <w:t xml:space="preserve"> No: eso sería 8 ÷ 2. √8 ≈ 2,83, y simplificada es 2√2.</w:t>
+        <w:t xml:space="preserve">. </w:t>
+      </w:r>
+      <m:oMath>
+        <m:rad>
+          <m:radPr>
+            <m:degHide m:val="1"/>
+          </m:radPr>
+          <m:deg/>
+          <m:e>
+            <m:r>
+              <m:t xml:space="preserve">8</m:t>
+            </m:r>
+          </m:e>
+        </m:rad>
+        <m:r>
+          <m:rPr>
+            <m:nor/>
+          </m:rPr>
+          <m:t xml:space="preserve">≈</m:t>
+        </m:r>
+        <m:r>
+          <m:rPr>
+            <m:nor/>
+          </m:rPr>
+          <m:t xml:space="preserve"> </m:t>
+        </m:r>
+        <m:r>
+          <m:t xml:space="preserve">2,83</m:t>
+        </m:r>
+      </m:oMath>
+      <w:r>
+        <w:rPr>
+          <w:b w:val="0"/>
+        </w:rPr>
+        <w:t xml:space="preserve">, y simplificada es </w:t>
+      </w:r>
+      <m:oMath>
+        <m:r>
+          <m:t xml:space="preserve">2</m:t>
+        </m:r>
+        <m:rad>
+          <m:radPr>
+            <m:degHide m:val="1"/>
+          </m:radPr>
+          <m:deg/>
+          <m:e>
+            <m:r>
+              <m:t xml:space="preserve">2</m:t>
+            </m:r>
+          </m:e>
+        </m:rad>
+      </m:oMath>
+      <w:r>
+        <w:rPr>
+          <w:b w:val="0"/>
+        </w:rPr>
+        <w:t>.</w:t>
       </w:r>
     </w:p>
     <w:p>
       <w:pPr>
         <w:pStyle w:val="ListBullet"/>
       </w:pPr>
+      <m:oMath>
+        <m:rad>
+          <m:radPr>
+            <m:degHide m:val="1"/>
+          </m:radPr>
+          <m:deg/>
+          <m:e>
+            <m:r>
+              <m:t xml:space="preserve">2</m:t>
+            </m:r>
+          </m:e>
+        </m:rad>
+        <m:r>
+          <m:t xml:space="preserve">+</m:t>
+        </m:r>
+        <m:rad>
+          <m:radPr>
+            <m:degHide m:val="1"/>
+          </m:radPr>
+          <m:deg/>
+          <m:e>
+            <m:r>
+              <m:t xml:space="preserve">3</m:t>
+            </m:r>
+          </m:e>
+        </m:rad>
+        <m:r>
+          <m:t xml:space="preserve">=</m:t>
+        </m:r>
+        <m:rad>
+          <m:radPr>
+            <m:degHide m:val="1"/>
+          </m:radPr>
+          <m:deg/>
+          <m:e>
+            <m:r>
+              <m:t xml:space="preserve">5</m:t>
+            </m:r>
+          </m:e>
+        </m:rad>
+      </m:oMath>
+      <w:r>
+        <w:rPr>
+          <w:b w:val="0"/>
+        </w:rPr>
+        <w:t>.</w:t>
+      </w:r>
       <w:r>
         <w:rPr>
           <w:b/>
-        </w:rPr>
-        <w:t>√2 + √3 = √5.</w:t>
-      </w:r>
-      <w:r>
-        <w:rPr>
-          <w:b w:val="0"/>
         </w:rPr>
         <w:t xml:space="preserve"> No. Solo se suman raíces iguales.</w:t>
       </w:r>
@@ -861,13 +2454,75 @@
         <w:rPr>
           <w:b/>
         </w:rPr>
-        <w:t>Confundir ∛(−8) con √(−8).</w:t>
-      </w:r>
+        <w:t xml:space="preserve">Confundir </w:t>
+      </w:r>
+      <m:oMath>
+        <m:rad>
+          <m:radPr>
+            <m:degHide m:val="0"/>
+          </m:radPr>
+          <m:deg>
+            <m:r>
+              <m:t xml:space="preserve">3</m:t>
+            </m:r>
+          </m:deg>
+          <m:e>
+            <m:r>
+              <m:t xml:space="preserve">-</m:t>
+            </m:r>
+            <m:r>
+              <m:t xml:space="preserve">8</m:t>
+            </m:r>
+          </m:e>
+        </m:rad>
+      </m:oMath>
       <w:r>
         <w:rPr>
           <w:b w:val="0"/>
         </w:rPr>
-        <w:t xml:space="preserve"> La primera vale −2; la segunda no existe en los reales.</w:t>
+        <w:t xml:space="preserve"> con </w:t>
+      </w:r>
+      <m:oMath>
+        <m:rad>
+          <m:radPr>
+            <m:degHide m:val="1"/>
+          </m:radPr>
+          <m:deg/>
+          <m:e>
+            <m:r>
+              <m:t xml:space="preserve">-</m:t>
+            </m:r>
+            <m:r>
+              <m:t xml:space="preserve">8</m:t>
+            </m:r>
+          </m:e>
+        </m:rad>
+      </m:oMath>
+      <w:r>
+        <w:rPr>
+          <w:b w:val="0"/>
+        </w:rPr>
+        <w:t>.</w:t>
+      </w:r>
+      <w:r>
+        <w:rPr>
+          <w:b/>
+        </w:rPr>
+        <w:t xml:space="preserve"> La primera vale </w:t>
+      </w:r>
+      <m:oMath>
+        <m:r>
+          <m:t xml:space="preserve">-</m:t>
+        </m:r>
+        <m:r>
+          <m:t xml:space="preserve">2</m:t>
+        </m:r>
+      </m:oMath>
+      <w:r>
+        <w:rPr>
+          <w:b w:val="0"/>
+        </w:rPr>
+        <w:t>; la segunda no existe en los reales.</w:t>
       </w:r>
     </w:p>
     <w:p>
@@ -903,8 +2558,111 @@
         <w:rPr>
           <w:b w:val="0"/>
         </w:rPr>
-        <w:t xml:space="preserve"> Calcula: a) √49 b) ∛(−27) c) ⁴√16 d) √0,25 e) √(−4)</w:t>
-      </w:r>
+        <w:t xml:space="preserve"> Calcula: a) </w:t>
+      </w:r>
+      <m:oMath>
+        <m:rad>
+          <m:radPr>
+            <m:degHide m:val="1"/>
+          </m:radPr>
+          <m:deg/>
+          <m:e>
+            <m:r>
+              <m:t xml:space="preserve">49</m:t>
+            </m:r>
+          </m:e>
+        </m:rad>
+      </m:oMath>
+      <w:r>
+        <w:rPr>
+          <w:b w:val="0"/>
+        </w:rPr>
+        <w:t xml:space="preserve"> b) </w:t>
+      </w:r>
+      <m:oMath>
+        <m:rad>
+          <m:radPr>
+            <m:degHide m:val="0"/>
+          </m:radPr>
+          <m:deg>
+            <m:r>
+              <m:t xml:space="preserve">3</m:t>
+            </m:r>
+          </m:deg>
+          <m:e>
+            <m:r>
+              <m:t xml:space="preserve">-</m:t>
+            </m:r>
+            <m:r>
+              <m:t xml:space="preserve">27</m:t>
+            </m:r>
+          </m:e>
+        </m:rad>
+      </m:oMath>
+      <w:r>
+        <w:rPr>
+          <w:b w:val="0"/>
+        </w:rPr>
+        <w:t xml:space="preserve"> c) </w:t>
+      </w:r>
+      <m:oMath>
+        <m:rad>
+          <m:radPr>
+            <m:degHide m:val="0"/>
+          </m:radPr>
+          <m:deg>
+            <m:r>
+              <m:t xml:space="preserve">4</m:t>
+            </m:r>
+          </m:deg>
+          <m:e>
+            <m:r>
+              <m:t xml:space="preserve">16</m:t>
+            </m:r>
+          </m:e>
+        </m:rad>
+      </m:oMath>
+      <w:r>
+        <w:rPr>
+          <w:b w:val="0"/>
+        </w:rPr>
+        <w:t xml:space="preserve"> d) </w:t>
+      </w:r>
+      <m:oMath>
+        <m:rad>
+          <m:radPr>
+            <m:degHide m:val="1"/>
+          </m:radPr>
+          <m:deg/>
+          <m:e>
+            <m:r>
+              <m:t xml:space="preserve">0,25</m:t>
+            </m:r>
+          </m:e>
+        </m:rad>
+      </m:oMath>
+      <w:r>
+        <w:rPr>
+          <w:b w:val="0"/>
+        </w:rPr>
+        <w:t xml:space="preserve"> e) </w:t>
+      </w:r>
+      <m:oMath>
+        <m:rad>
+          <m:radPr>
+            <m:degHide m:val="1"/>
+          </m:radPr>
+          <m:deg/>
+          <m:e>
+            <m:r>
+              <m:t xml:space="preserve">-</m:t>
+            </m:r>
+            <m:r>
+              <m:t xml:space="preserve">4</m:t>
+            </m:r>
+          </m:e>
+        </m:rad>
+      </m:oMath>
     </w:p>
     <w:p>
       <w:r>
@@ -924,24 +2682,62 @@
         </w:rPr>
         <w:t xml:space="preserve">1. </w:t>
       </w:r>
+      <m:oMath>
+        <m:rad>
+          <m:radPr>
+            <m:degHide m:val="1"/>
+          </m:radPr>
+          <m:deg/>
+          <m:e>
+            <m:r>
+              <m:t xml:space="preserve">49</m:t>
+            </m:r>
+          </m:e>
+        </m:rad>
+      </m:oMath>
       <w:r>
         <w:rPr>
           <w:b/>
         </w:rPr>
-        <w:t>√49</w:t>
-      </w:r>
+        <w:t xml:space="preserve">: buscamos el número que al cuadrado da 49. Es 7, porque </w:t>
+      </w:r>
+      <m:oMath>
+        <m:r>
+          <m:t xml:space="preserve">7</m:t>
+        </m:r>
+        <m:r>
+          <m:rPr>
+            <m:nor/>
+          </m:rPr>
+          <m:t xml:space="preserve">×</m:t>
+        </m:r>
+        <m:r>
+          <m:rPr>
+            <m:nor/>
+          </m:rPr>
+          <m:t xml:space="preserve"> </m:t>
+        </m:r>
+        <m:r>
+          <m:t xml:space="preserve">7</m:t>
+        </m:r>
+        <m:r>
+          <m:t xml:space="preserve">=</m:t>
+        </m:r>
+        <m:r>
+          <m:t xml:space="preserve">49</m:t>
+        </m:r>
+      </m:oMath>
       <w:r>
         <w:rPr>
           <w:b w:val="0"/>
         </w:rPr>
-        <w:t xml:space="preserve">: buscamos el número que al cuadrado da 49. Es 7, porque 7 × 7 = 49. → </w:t>
-      </w:r>
-      <w:r>
-        <w:rPr>
-          <w:b/>
-        </w:rPr>
-        <w:t>7</w:t>
-      </w:r>
+        <w:t xml:space="preserve">. → </w:t>
+      </w:r>
+      <m:oMath>
+        <m:r>
+          <m:t xml:space="preserve">7</m:t>
+        </m:r>
+      </m:oMath>
     </w:p>
     <w:p>
       <w:pPr>
@@ -953,24 +2749,78 @@
         </w:rPr>
         <w:t xml:space="preserve">2. </w:t>
       </w:r>
+      <m:oMath>
+        <m:rad>
+          <m:radPr>
+            <m:degHide m:val="0"/>
+          </m:radPr>
+          <m:deg>
+            <m:r>
+              <m:t xml:space="preserve">3</m:t>
+            </m:r>
+          </m:deg>
+          <m:e>
+            <m:r>
+              <m:t xml:space="preserve">-</m:t>
+            </m:r>
+            <m:r>
+              <m:t xml:space="preserve">27</m:t>
+            </m:r>
+          </m:e>
+        </m:rad>
+      </m:oMath>
       <w:r>
         <w:rPr>
           <w:b/>
         </w:rPr>
-        <w:t>∛(−27)</w:t>
-      </w:r>
+        <w:t xml:space="preserve">: el índice es impar, así que sí admite negativos. </w:t>
+      </w:r>
+      <m:oMath>
+        <m:r>
+          <m:t xml:space="preserve">(</m:t>
+        </m:r>
+        <m:r>
+          <m:t xml:space="preserve">-</m:t>
+        </m:r>
+        <m:r>
+          <m:t xml:space="preserve">3</m:t>
+        </m:r>
+        <m:sSup>
+          <m:e>
+            <m:r>
+              <m:t xml:space="preserve">)</m:t>
+            </m:r>
+          </m:e>
+          <m:sup>
+            <m:r>
+              <m:t xml:space="preserve">3</m:t>
+            </m:r>
+          </m:sup>
+        </m:sSup>
+        <m:r>
+          <m:t xml:space="preserve">=</m:t>
+        </m:r>
+        <m:r>
+          <m:t xml:space="preserve">-</m:t>
+        </m:r>
+        <m:r>
+          <m:t xml:space="preserve">27</m:t>
+        </m:r>
+      </m:oMath>
       <w:r>
         <w:rPr>
           <w:b w:val="0"/>
         </w:rPr>
-        <w:t xml:space="preserve">: el índice es impar, así que sí admite negativos. (−3)³ = −27. → </w:t>
-      </w:r>
-      <w:r>
-        <w:rPr>
-          <w:b/>
-        </w:rPr>
-        <w:t>−3</w:t>
-      </w:r>
+        <w:t xml:space="preserve">. → </w:t>
+      </w:r>
+      <m:oMath>
+        <m:r>
+          <m:t xml:space="preserve">-</m:t>
+        </m:r>
+        <m:r>
+          <m:t xml:space="preserve">3</m:t>
+        </m:r>
+      </m:oMath>
     </w:p>
     <w:p>
       <w:pPr>
@@ -982,24 +2832,60 @@
         </w:rPr>
         <w:t xml:space="preserve">3. </w:t>
       </w:r>
+      <m:oMath>
+        <m:rad>
+          <m:radPr>
+            <m:degHide m:val="0"/>
+          </m:radPr>
+          <m:deg>
+            <m:r>
+              <m:t xml:space="preserve">4</m:t>
+            </m:r>
+          </m:deg>
+          <m:e>
+            <m:r>
+              <m:t xml:space="preserve">16</m:t>
+            </m:r>
+          </m:e>
+        </m:rad>
+      </m:oMath>
       <w:r>
         <w:rPr>
           <w:b/>
         </w:rPr>
-        <w:t>⁴√16</w:t>
-      </w:r>
+        <w:t xml:space="preserve">: buscamos el número que elevado a la cuarta da 16. </w:t>
+      </w:r>
+      <m:oMath>
+        <m:sSup>
+          <m:e>
+            <m:r>
+              <m:t xml:space="preserve">2</m:t>
+            </m:r>
+          </m:e>
+          <m:sup>
+            <m:r>
+              <m:t xml:space="preserve">4</m:t>
+            </m:r>
+          </m:sup>
+        </m:sSup>
+        <m:r>
+          <m:t xml:space="preserve">=</m:t>
+        </m:r>
+        <m:r>
+          <m:t xml:space="preserve">16</m:t>
+        </m:r>
+      </m:oMath>
       <w:r>
         <w:rPr>
           <w:b w:val="0"/>
         </w:rPr>
-        <w:t xml:space="preserve">: buscamos el número que elevado a la cuarta da 16. 2⁴ = 16. → </w:t>
-      </w:r>
-      <w:r>
-        <w:rPr>
-          <w:b/>
-        </w:rPr>
-        <w:t>2</w:t>
-      </w:r>
+        <w:t xml:space="preserve">. → </w:t>
+      </w:r>
+      <m:oMath>
+        <m:r>
+          <m:t xml:space="preserve">2</m:t>
+        </m:r>
+      </m:oMath>
     </w:p>
     <w:p>
       <w:pPr>
@@ -1011,29 +2897,116 @@
         </w:rPr>
         <w:t xml:space="preserve">4. </w:t>
       </w:r>
+      <m:oMath>
+        <m:rad>
+          <m:radPr>
+            <m:degHide m:val="1"/>
+          </m:radPr>
+          <m:deg/>
+          <m:e>
+            <m:r>
+              <m:t xml:space="preserve">0,25</m:t>
+            </m:r>
+          </m:e>
+        </m:rad>
+      </m:oMath>
       <w:r>
         <w:rPr>
           <w:b/>
         </w:rPr>
-        <w:t>√0,25</w:t>
-      </w:r>
+        <w:t xml:space="preserve">: </w:t>
+      </w:r>
+      <m:oMath>
+        <m:r>
+          <m:t xml:space="preserve">0,5</m:t>
+        </m:r>
+        <m:r>
+          <m:rPr>
+            <m:nor/>
+          </m:rPr>
+          <m:t xml:space="preserve">×</m:t>
+        </m:r>
+        <m:r>
+          <m:rPr>
+            <m:nor/>
+          </m:rPr>
+          <m:t xml:space="preserve"> </m:t>
+        </m:r>
+        <m:r>
+          <m:t xml:space="preserve">0,5</m:t>
+        </m:r>
+        <m:r>
+          <m:t xml:space="preserve">=</m:t>
+        </m:r>
+        <m:r>
+          <m:t xml:space="preserve">0,25</m:t>
+        </m:r>
+      </m:oMath>
       <w:r>
         <w:rPr>
           <w:b w:val="0"/>
         </w:rPr>
-        <w:t xml:space="preserve">: 0,5 × 0,5 = 0,25. → </w:t>
-      </w:r>
-      <w:r>
-        <w:rPr>
-          <w:b/>
-        </w:rPr>
-        <w:t>0,5</w:t>
-      </w:r>
+        <w:t xml:space="preserve">. → </w:t>
+      </w:r>
+      <m:oMath>
+        <m:r>
+          <m:t xml:space="preserve">0,5</m:t>
+        </m:r>
+      </m:oMath>
       <w:r>
         <w:rPr>
           <w:b w:val="0"/>
         </w:rPr>
-        <w:t xml:space="preserve"> (también se puede pensar como √(1/4) = 1/2).</w:t>
+        <w:t xml:space="preserve"> (también se puede pensar como </w:t>
+      </w:r>
+      <m:oMath>
+        <m:rad>
+          <m:radPr>
+            <m:degHide m:val="1"/>
+          </m:radPr>
+          <m:deg/>
+          <m:e>
+            <m:f>
+              <m:fPr>
+                <m:ctrlPr/>
+              </m:fPr>
+              <m:num>
+                <m:r>
+                  <m:t xml:space="preserve">1</m:t>
+                </m:r>
+              </m:num>
+              <m:den>
+                <m:r>
+                  <m:t xml:space="preserve">4</m:t>
+                </m:r>
+              </m:den>
+            </m:f>
+          </m:e>
+        </m:rad>
+        <m:r>
+          <m:t xml:space="preserve">=</m:t>
+        </m:r>
+        <m:f>
+          <m:fPr>
+            <m:ctrlPr/>
+          </m:fPr>
+          <m:num>
+            <m:r>
+              <m:t xml:space="preserve">1</m:t>
+            </m:r>
+          </m:num>
+          <m:den>
+            <m:r>
+              <m:t xml:space="preserve">2</m:t>
+            </m:r>
+          </m:den>
+        </m:f>
+      </m:oMath>
+      <w:r>
+        <w:rPr>
+          <w:b w:val="0"/>
+        </w:rPr>
+        <w:t>).</w:t>
       </w:r>
     </w:p>
     <w:p>
@@ -1046,27 +3019,37 @@
         </w:rPr>
         <w:t xml:space="preserve">5. </w:t>
       </w:r>
+      <m:oMath>
+        <m:rad>
+          <m:radPr>
+            <m:degHide m:val="1"/>
+          </m:radPr>
+          <m:deg/>
+          <m:e>
+            <m:r>
+              <m:t xml:space="preserve">-</m:t>
+            </m:r>
+            <m:r>
+              <m:t xml:space="preserve">4</m:t>
+            </m:r>
+          </m:e>
+        </m:rad>
+      </m:oMath>
       <w:r>
         <w:rPr>
           <w:b/>
         </w:rPr>
-        <w:t>√(−4)</w:t>
+        <w:t xml:space="preserve">: índice par con radicando negativo. → </w:t>
       </w:r>
       <w:r>
         <w:rPr>
           <w:b w:val="0"/>
         </w:rPr>
-        <w:t xml:space="preserve">: índice par con radicando negativo. → </w:t>
+        <w:t>no existe en los números reales</w:t>
       </w:r>
       <w:r>
         <w:rPr>
           <w:b/>
-        </w:rPr>
-        <w:t>no existe en los números reales</w:t>
-      </w:r>
-      <w:r>
-        <w:rPr>
-          <w:b w:val="0"/>
         </w:rPr>
         <w:t>.</w:t>
       </w:r>
@@ -1082,7 +3065,54 @@
         <w:rPr>
           <w:b w:val="0"/>
         </w:rPr>
-        <w:t xml:space="preserve"> 7; −3; 2; 0,5; y la última no tiene respuesta real.</w:t>
+        <w:t xml:space="preserve"> </w:t>
+      </w:r>
+      <m:oMath>
+        <m:r>
+          <m:t xml:space="preserve">7</m:t>
+        </m:r>
+      </m:oMath>
+      <w:r>
+        <w:rPr>
+          <w:b w:val="0"/>
+        </w:rPr>
+        <w:t xml:space="preserve">; </w:t>
+      </w:r>
+      <m:oMath>
+        <m:r>
+          <m:t xml:space="preserve">-</m:t>
+        </m:r>
+        <m:r>
+          <m:t xml:space="preserve">3</m:t>
+        </m:r>
+      </m:oMath>
+      <w:r>
+        <w:rPr>
+          <w:b w:val="0"/>
+        </w:rPr>
+        <w:t xml:space="preserve">; </w:t>
+      </w:r>
+      <m:oMath>
+        <m:r>
+          <m:t xml:space="preserve">2</m:t>
+        </m:r>
+      </m:oMath>
+      <w:r>
+        <w:rPr>
+          <w:b w:val="0"/>
+        </w:rPr>
+        <w:t xml:space="preserve">; </w:t>
+      </w:r>
+      <m:oMath>
+        <m:r>
+          <m:t xml:space="preserve">0,5</m:t>
+        </m:r>
+      </m:oMath>
+      <w:r>
+        <w:rPr>
+          <w:b w:val="0"/>
+        </w:rPr>
+        <w:t>; y la última no tiene respuesta real.</w:t>
       </w:r>
     </w:p>
     <w:p>
@@ -1107,8 +3137,49 @@
         <w:rPr>
           <w:b w:val="0"/>
         </w:rPr>
-        <w:t xml:space="preserve"> Simplifica: √72 − √18 + √50</w:t>
-      </w:r>
+        <w:t xml:space="preserve"> Simplifica: </w:t>
+      </w:r>
+      <m:oMath>
+        <m:rad>
+          <m:radPr>
+            <m:degHide m:val="1"/>
+          </m:radPr>
+          <m:deg/>
+          <m:e>
+            <m:r>
+              <m:t xml:space="preserve">72</m:t>
+            </m:r>
+          </m:e>
+        </m:rad>
+        <m:r>
+          <m:t xml:space="preserve">-</m:t>
+        </m:r>
+        <m:rad>
+          <m:radPr>
+            <m:degHide m:val="1"/>
+          </m:radPr>
+          <m:deg/>
+          <m:e>
+            <m:r>
+              <m:t xml:space="preserve">18</m:t>
+            </m:r>
+          </m:e>
+        </m:rad>
+        <m:r>
+          <m:t xml:space="preserve">+</m:t>
+        </m:r>
+        <m:rad>
+          <m:radPr>
+            <m:degHide m:val="1"/>
+          </m:radPr>
+          <m:deg/>
+          <m:e>
+            <m:r>
+              <m:t xml:space="preserve">50</m:t>
+            </m:r>
+          </m:e>
+        </m:rad>
+      </m:oMath>
     </w:p>
     <w:p>
       <w:r>
@@ -1137,7 +3208,72 @@
         <w:rPr>
           <w:b w:val="0"/>
         </w:rPr>
-        <w:t>2. √72 = √(36 × 2) = 6√2.</w:t>
+        <w:t xml:space="preserve">2. </w:t>
+      </w:r>
+      <m:oMath>
+        <m:rad>
+          <m:radPr>
+            <m:degHide m:val="1"/>
+          </m:radPr>
+          <m:deg/>
+          <m:e>
+            <m:r>
+              <m:t xml:space="preserve">72</m:t>
+            </m:r>
+          </m:e>
+        </m:rad>
+        <m:r>
+          <m:t xml:space="preserve">=</m:t>
+        </m:r>
+        <m:rad>
+          <m:radPr>
+            <m:degHide m:val="1"/>
+          </m:radPr>
+          <m:deg/>
+          <m:e>
+            <m:r>
+              <m:t xml:space="preserve">36</m:t>
+            </m:r>
+            <m:r>
+              <m:rPr>
+                <m:nor/>
+              </m:rPr>
+              <m:t xml:space="preserve">×</m:t>
+            </m:r>
+            <m:r>
+              <m:rPr>
+                <m:nor/>
+              </m:rPr>
+              <m:t xml:space="preserve"> </m:t>
+            </m:r>
+            <m:r>
+              <m:t xml:space="preserve">2</m:t>
+            </m:r>
+          </m:e>
+        </m:rad>
+        <m:r>
+          <m:t xml:space="preserve">=</m:t>
+        </m:r>
+        <m:r>
+          <m:t xml:space="preserve">6</m:t>
+        </m:r>
+        <m:rad>
+          <m:radPr>
+            <m:degHide m:val="1"/>
+          </m:radPr>
+          <m:deg/>
+          <m:e>
+            <m:r>
+              <m:t xml:space="preserve">2</m:t>
+            </m:r>
+          </m:e>
+        </m:rad>
+      </m:oMath>
+      <w:r>
+        <w:rPr>
+          <w:b w:val="0"/>
+        </w:rPr>
+        <w:t>.</w:t>
       </w:r>
     </w:p>
     <w:p>
@@ -1148,7 +3284,72 @@
         <w:rPr>
           <w:b w:val="0"/>
         </w:rPr>
-        <w:t>3. √18 = √(9 × 2) = 3√2.</w:t>
+        <w:t xml:space="preserve">3. </w:t>
+      </w:r>
+      <m:oMath>
+        <m:rad>
+          <m:radPr>
+            <m:degHide m:val="1"/>
+          </m:radPr>
+          <m:deg/>
+          <m:e>
+            <m:r>
+              <m:t xml:space="preserve">18</m:t>
+            </m:r>
+          </m:e>
+        </m:rad>
+        <m:r>
+          <m:t xml:space="preserve">=</m:t>
+        </m:r>
+        <m:rad>
+          <m:radPr>
+            <m:degHide m:val="1"/>
+          </m:radPr>
+          <m:deg/>
+          <m:e>
+            <m:r>
+              <m:t xml:space="preserve">9</m:t>
+            </m:r>
+            <m:r>
+              <m:rPr>
+                <m:nor/>
+              </m:rPr>
+              <m:t xml:space="preserve">×</m:t>
+            </m:r>
+            <m:r>
+              <m:rPr>
+                <m:nor/>
+              </m:rPr>
+              <m:t xml:space="preserve"> </m:t>
+            </m:r>
+            <m:r>
+              <m:t xml:space="preserve">2</m:t>
+            </m:r>
+          </m:e>
+        </m:rad>
+        <m:r>
+          <m:t xml:space="preserve">=</m:t>
+        </m:r>
+        <m:r>
+          <m:t xml:space="preserve">3</m:t>
+        </m:r>
+        <m:rad>
+          <m:radPr>
+            <m:degHide m:val="1"/>
+          </m:radPr>
+          <m:deg/>
+          <m:e>
+            <m:r>
+              <m:t xml:space="preserve">2</m:t>
+            </m:r>
+          </m:e>
+        </m:rad>
+      </m:oMath>
+      <w:r>
+        <w:rPr>
+          <w:b w:val="0"/>
+        </w:rPr>
+        <w:t>.</w:t>
       </w:r>
     </w:p>
     <w:p>
@@ -1159,7 +3360,72 @@
         <w:rPr>
           <w:b w:val="0"/>
         </w:rPr>
-        <w:t>4. √50 = √(25 × 2) = 5√2.</w:t>
+        <w:t xml:space="preserve">4. </w:t>
+      </w:r>
+      <m:oMath>
+        <m:rad>
+          <m:radPr>
+            <m:degHide m:val="1"/>
+          </m:radPr>
+          <m:deg/>
+          <m:e>
+            <m:r>
+              <m:t xml:space="preserve">50</m:t>
+            </m:r>
+          </m:e>
+        </m:rad>
+        <m:r>
+          <m:t xml:space="preserve">=</m:t>
+        </m:r>
+        <m:rad>
+          <m:radPr>
+            <m:degHide m:val="1"/>
+          </m:radPr>
+          <m:deg/>
+          <m:e>
+            <m:r>
+              <m:t xml:space="preserve">25</m:t>
+            </m:r>
+            <m:r>
+              <m:rPr>
+                <m:nor/>
+              </m:rPr>
+              <m:t xml:space="preserve">×</m:t>
+            </m:r>
+            <m:r>
+              <m:rPr>
+                <m:nor/>
+              </m:rPr>
+              <m:t xml:space="preserve"> </m:t>
+            </m:r>
+            <m:r>
+              <m:t xml:space="preserve">2</m:t>
+            </m:r>
+          </m:e>
+        </m:rad>
+        <m:r>
+          <m:t xml:space="preserve">=</m:t>
+        </m:r>
+        <m:r>
+          <m:t xml:space="preserve">5</m:t>
+        </m:r>
+        <m:rad>
+          <m:radPr>
+            <m:degHide m:val="1"/>
+          </m:radPr>
+          <m:deg/>
+          <m:e>
+            <m:r>
+              <m:t xml:space="preserve">2</m:t>
+            </m:r>
+          </m:e>
+        </m:rad>
+      </m:oMath>
+      <w:r>
+        <w:rPr>
+          <w:b w:val="0"/>
+        </w:rPr>
+        <w:t>.</w:t>
       </w:r>
     </w:p>
     <w:p>
@@ -1170,7 +3436,64 @@
         <w:rPr>
           <w:b w:val="0"/>
         </w:rPr>
-        <w:t>5. Ahora las tres son "del mismo tipo" (√2), así que se pueden operar los números de adelante: 6 − 3 + 5 = 8.</w:t>
+        <w:t xml:space="preserve">5. Ahora las tres son "del mismo tipo" </w:t>
+      </w:r>
+      <m:oMath>
+        <m:d>
+          <m:dPr>
+            <m:begChr m:val="("/>
+            <m:endChr m:val=")"/>
+            <m:ctrlPr/>
+          </m:dPr>
+          <m:e>
+            <m:rad>
+              <m:radPr>
+                <m:degHide m:val="1"/>
+              </m:radPr>
+              <m:deg/>
+              <m:e>
+                <m:r>
+                  <m:t xml:space="preserve">2</m:t>
+                </m:r>
+              </m:e>
+            </m:rad>
+          </m:e>
+        </m:d>
+      </m:oMath>
+      <w:r>
+        <w:rPr>
+          <w:b w:val="0"/>
+        </w:rPr>
+        <w:t xml:space="preserve">, así que se pueden operar los números de adelante: </w:t>
+      </w:r>
+      <m:oMath>
+        <m:r>
+          <m:t xml:space="preserve">6</m:t>
+        </m:r>
+        <m:r>
+          <m:t xml:space="preserve">-</m:t>
+        </m:r>
+        <m:r>
+          <m:t xml:space="preserve">3</m:t>
+        </m:r>
+        <m:r>
+          <m:t xml:space="preserve">+</m:t>
+        </m:r>
+        <m:r>
+          <m:t xml:space="preserve">5</m:t>
+        </m:r>
+        <m:r>
+          <m:t xml:space="preserve">=</m:t>
+        </m:r>
+        <m:r>
+          <m:t xml:space="preserve">8</m:t>
+        </m:r>
+      </m:oMath>
+      <w:r>
+        <w:rPr>
+          <w:b w:val="0"/>
+        </w:rPr>
+        <w:t>.</w:t>
       </w:r>
     </w:p>
     <w:p>
@@ -1186,17 +3509,38 @@
         </w:rPr>
         <w:t xml:space="preserve"> </w:t>
       </w:r>
-      <w:r>
-        <w:rPr>
-          <w:b/>
-        </w:rPr>
-        <w:t>8√2</w:t>
-      </w:r>
+      <m:oMath>
+        <m:r>
+          <m:t xml:space="preserve">8</m:t>
+        </m:r>
+        <m:rad>
+          <m:radPr>
+            <m:degHide m:val="1"/>
+          </m:radPr>
+          <m:deg/>
+          <m:e>
+            <m:r>
+              <m:t xml:space="preserve">2</m:t>
+            </m:r>
+          </m:e>
+        </m:rad>
+      </m:oMath>
       <w:r>
         <w:rPr>
           <w:b w:val="0"/>
         </w:rPr>
-        <w:t xml:space="preserve"> (aproximadamente 11,31)</w:t>
+        <w:t xml:space="preserve"> (aproximadamente </w:t>
+      </w:r>
+      <m:oMath>
+        <m:r>
+          <m:t xml:space="preserve">11,31</m:t>
+        </m:r>
+      </m:oMath>
+      <w:r>
+        <w:rPr>
+          <w:b w:val="0"/>
+        </w:rPr>
+        <w:t>)</w:t>
       </w:r>
     </w:p>
     <w:p>
@@ -1252,7 +3596,30 @@
         <w:rPr>
           <w:b w:val="0"/>
         </w:rPr>
-        <w:t>1. En un cubo, volumen = arista × arista × arista, es decir arista³. Como conocemos el volumen y buscamos la arista, hay que deshacer un cubo: usamos la raíz cúbica.</w:t>
+        <w:t xml:space="preserve">1. En un cubo, volumen = arista × arista × arista, es decir </w:t>
+      </w:r>
+      <m:oMath>
+        <m:sSup>
+          <m:e>
+            <m:r>
+              <m:rPr>
+                <m:nor/>
+              </m:rPr>
+              <m:t xml:space="preserve">arista</m:t>
+            </m:r>
+          </m:e>
+          <m:sup>
+            <m:r>
+              <m:t xml:space="preserve">3</m:t>
+            </m:r>
+          </m:sup>
+        </m:sSup>
+      </m:oMath>
+      <w:r>
+        <w:rPr>
+          <w:b w:val="0"/>
+        </w:rPr>
+        <w:t>. Como conocemos el volumen y buscamos la arista, hay que deshacer un cubo: usamos la raíz cúbica.</w:t>
       </w:r>
     </w:p>
     <w:p>
@@ -1263,7 +3630,117 @@
         <w:rPr>
           <w:b w:val="0"/>
         </w:rPr>
-        <w:t>2. arista = ∛3.375. Probamos: 10³ = 1.000 (muy poco), 20³ = 8.000 (mucho), 15³ = 3.375. ✔</w:t>
+        <w:t xml:space="preserve">2. </w:t>
+      </w:r>
+      <m:oMath>
+        <m:r>
+          <m:rPr>
+            <m:nor/>
+          </m:rPr>
+          <m:t xml:space="preserve">arista</m:t>
+        </m:r>
+        <m:r>
+          <m:t xml:space="preserve">=</m:t>
+        </m:r>
+        <m:rad>
+          <m:radPr>
+            <m:degHide m:val="0"/>
+          </m:radPr>
+          <m:deg>
+            <m:r>
+              <m:t xml:space="preserve">3</m:t>
+            </m:r>
+          </m:deg>
+          <m:e>
+            <m:r>
+              <m:t xml:space="preserve">3.375</m:t>
+            </m:r>
+          </m:e>
+        </m:rad>
+      </m:oMath>
+      <w:r>
+        <w:rPr>
+          <w:b w:val="0"/>
+        </w:rPr>
+        <w:t xml:space="preserve">. Probamos: </w:t>
+      </w:r>
+      <m:oMath>
+        <m:sSup>
+          <m:e>
+            <m:r>
+              <m:t xml:space="preserve">10</m:t>
+            </m:r>
+          </m:e>
+          <m:sup>
+            <m:r>
+              <m:t xml:space="preserve">3</m:t>
+            </m:r>
+          </m:sup>
+        </m:sSup>
+        <m:r>
+          <m:t xml:space="preserve">=</m:t>
+        </m:r>
+        <m:r>
+          <m:t xml:space="preserve">1.000</m:t>
+        </m:r>
+      </m:oMath>
+      <w:r>
+        <w:rPr>
+          <w:b w:val="0"/>
+        </w:rPr>
+        <w:t xml:space="preserve"> (muy poco), </w:t>
+      </w:r>
+      <m:oMath>
+        <m:sSup>
+          <m:e>
+            <m:r>
+              <m:t xml:space="preserve">20</m:t>
+            </m:r>
+          </m:e>
+          <m:sup>
+            <m:r>
+              <m:t xml:space="preserve">3</m:t>
+            </m:r>
+          </m:sup>
+        </m:sSup>
+        <m:r>
+          <m:t xml:space="preserve">=</m:t>
+        </m:r>
+        <m:r>
+          <m:t xml:space="preserve">8.000</m:t>
+        </m:r>
+      </m:oMath>
+      <w:r>
+        <w:rPr>
+          <w:b w:val="0"/>
+        </w:rPr>
+        <w:t xml:space="preserve"> (mucho), </w:t>
+      </w:r>
+      <m:oMath>
+        <m:sSup>
+          <m:e>
+            <m:r>
+              <m:t xml:space="preserve">15</m:t>
+            </m:r>
+          </m:e>
+          <m:sup>
+            <m:r>
+              <m:t xml:space="preserve">3</m:t>
+            </m:r>
+          </m:sup>
+        </m:sSup>
+        <m:r>
+          <m:t xml:space="preserve">=</m:t>
+        </m:r>
+        <m:r>
+          <m:t xml:space="preserve">3.375</m:t>
+        </m:r>
+      </m:oMath>
+      <w:r>
+        <w:rPr>
+          <w:b w:val="0"/>
+        </w:rPr>
+        <w:t>. ✔</w:t>
       </w:r>
     </w:p>
     <w:p>
@@ -1297,7 +3774,33 @@
         <w:rPr>
           <w:b w:val="0"/>
         </w:rPr>
-        <w:t>4. Un cubo tiene 6 caras cuadradas iguales. El área de una cara es 15² = 225 cm².</w:t>
+        <w:t xml:space="preserve">4. Un cubo tiene 6 caras cuadradas iguales. El área de una cara es </w:t>
+      </w:r>
+      <m:oMath>
+        <m:sSup>
+          <m:e>
+            <m:r>
+              <m:t xml:space="preserve">15</m:t>
+            </m:r>
+          </m:e>
+          <m:sup>
+            <m:r>
+              <m:t xml:space="preserve">2</m:t>
+            </m:r>
+          </m:sup>
+        </m:sSup>
+        <m:r>
+          <m:t xml:space="preserve">=</m:t>
+        </m:r>
+        <m:r>
+          <m:t xml:space="preserve">225</m:t>
+        </m:r>
+      </m:oMath>
+      <w:r>
+        <w:rPr>
+          <w:b w:val="0"/>
+        </w:rPr>
+        <w:t xml:space="preserve"> cm².</w:t>
       </w:r>
     </w:p>
     <w:p>
@@ -1308,7 +3811,39 @@
         <w:rPr>
           <w:b w:val="0"/>
         </w:rPr>
-        <w:t>5. Superficie total: 6 × 225 = 1.350 cm².</w:t>
+        <w:t xml:space="preserve">5. Superficie total: </w:t>
+      </w:r>
+      <m:oMath>
+        <m:r>
+          <m:t xml:space="preserve">6</m:t>
+        </m:r>
+        <m:r>
+          <m:rPr>
+            <m:nor/>
+          </m:rPr>
+          <m:t xml:space="preserve">×</m:t>
+        </m:r>
+        <m:r>
+          <m:rPr>
+            <m:nor/>
+          </m:rPr>
+          <m:t xml:space="preserve"> </m:t>
+        </m:r>
+        <m:r>
+          <m:t xml:space="preserve">225</m:t>
+        </m:r>
+        <m:r>
+          <m:t xml:space="preserve">=</m:t>
+        </m:r>
+        <m:r>
+          <m:t xml:space="preserve">1.350</m:t>
+        </m:r>
+      </m:oMath>
+      <w:r>
+        <w:rPr>
+          <w:b w:val="0"/>
+        </w:rPr>
+        <w:t xml:space="preserve"> cm².</w:t>
       </w:r>
     </w:p>
     <w:p>
@@ -1384,8 +3919,112 @@
         <w:rPr>
           <w:b w:val="0"/>
         </w:rPr>
-        <w:t>1. Calcula: a) √64 b) √121 c) ∛8 d) ∛(−64) e) ⁴√81</w:t>
-      </w:r>
+        <w:t xml:space="preserve">1. Calcula: a) </w:t>
+      </w:r>
+      <m:oMath>
+        <m:rad>
+          <m:radPr>
+            <m:degHide m:val="1"/>
+          </m:radPr>
+          <m:deg/>
+          <m:e>
+            <m:r>
+              <m:t xml:space="preserve">64</m:t>
+            </m:r>
+          </m:e>
+        </m:rad>
+      </m:oMath>
+      <w:r>
+        <w:rPr>
+          <w:b w:val="0"/>
+        </w:rPr>
+        <w:t xml:space="preserve"> b) </w:t>
+      </w:r>
+      <m:oMath>
+        <m:rad>
+          <m:radPr>
+            <m:degHide m:val="1"/>
+          </m:radPr>
+          <m:deg/>
+          <m:e>
+            <m:r>
+              <m:t xml:space="preserve">121</m:t>
+            </m:r>
+          </m:e>
+        </m:rad>
+      </m:oMath>
+      <w:r>
+        <w:rPr>
+          <w:b w:val="0"/>
+        </w:rPr>
+        <w:t xml:space="preserve"> c) </w:t>
+      </w:r>
+      <m:oMath>
+        <m:rad>
+          <m:radPr>
+            <m:degHide m:val="0"/>
+          </m:radPr>
+          <m:deg>
+            <m:r>
+              <m:t xml:space="preserve">3</m:t>
+            </m:r>
+          </m:deg>
+          <m:e>
+            <m:r>
+              <m:t xml:space="preserve">8</m:t>
+            </m:r>
+          </m:e>
+        </m:rad>
+      </m:oMath>
+      <w:r>
+        <w:rPr>
+          <w:b w:val="0"/>
+        </w:rPr>
+        <w:t xml:space="preserve"> d) </w:t>
+      </w:r>
+      <m:oMath>
+        <m:rad>
+          <m:radPr>
+            <m:degHide m:val="0"/>
+          </m:radPr>
+          <m:deg>
+            <m:r>
+              <m:t xml:space="preserve">3</m:t>
+            </m:r>
+          </m:deg>
+          <m:e>
+            <m:r>
+              <m:t xml:space="preserve">-</m:t>
+            </m:r>
+            <m:r>
+              <m:t xml:space="preserve">64</m:t>
+            </m:r>
+          </m:e>
+        </m:rad>
+      </m:oMath>
+      <w:r>
+        <w:rPr>
+          <w:b w:val="0"/>
+        </w:rPr>
+        <w:t xml:space="preserve"> e) </w:t>
+      </w:r>
+      <m:oMath>
+        <m:rad>
+          <m:radPr>
+            <m:degHide m:val="0"/>
+          </m:radPr>
+          <m:deg>
+            <m:r>
+              <m:t xml:space="preserve">4</m:t>
+            </m:r>
+          </m:deg>
+          <m:e>
+            <m:r>
+              <m:t xml:space="preserve">81</m:t>
+            </m:r>
+          </m:e>
+        </m:rad>
+      </m:oMath>
     </w:p>
     <w:p>
       <w:pPr>
@@ -1395,8 +4034,113 @@
         <w:rPr>
           <w:b w:val="0"/>
         </w:rPr>
-        <w:t>2. Calcula: a) √0,49 b) √(9/25) c) √1 d) ∛1000 e) √0</w:t>
-      </w:r>
+        <w:t xml:space="preserve">2. Calcula: a) </w:t>
+      </w:r>
+      <m:oMath>
+        <m:rad>
+          <m:radPr>
+            <m:degHide m:val="1"/>
+          </m:radPr>
+          <m:deg/>
+          <m:e>
+            <m:r>
+              <m:t xml:space="preserve">0,49</m:t>
+            </m:r>
+          </m:e>
+        </m:rad>
+      </m:oMath>
+      <w:r>
+        <w:rPr>
+          <w:b w:val="0"/>
+        </w:rPr>
+        <w:t xml:space="preserve"> b) </w:t>
+      </w:r>
+      <m:oMath>
+        <m:rad>
+          <m:radPr>
+            <m:degHide m:val="1"/>
+          </m:radPr>
+          <m:deg/>
+          <m:e>
+            <m:f>
+              <m:fPr>
+                <m:ctrlPr/>
+              </m:fPr>
+              <m:num>
+                <m:r>
+                  <m:t xml:space="preserve">9</m:t>
+                </m:r>
+              </m:num>
+              <m:den>
+                <m:r>
+                  <m:t xml:space="preserve">25</m:t>
+                </m:r>
+              </m:den>
+            </m:f>
+          </m:e>
+        </m:rad>
+      </m:oMath>
+      <w:r>
+        <w:rPr>
+          <w:b w:val="0"/>
+        </w:rPr>
+        <w:t xml:space="preserve"> c) </w:t>
+      </w:r>
+      <m:oMath>
+        <m:rad>
+          <m:radPr>
+            <m:degHide m:val="1"/>
+          </m:radPr>
+          <m:deg/>
+          <m:e>
+            <m:r>
+              <m:t xml:space="preserve">1</m:t>
+            </m:r>
+          </m:e>
+        </m:rad>
+      </m:oMath>
+      <w:r>
+        <w:rPr>
+          <w:b w:val="0"/>
+        </w:rPr>
+        <w:t xml:space="preserve"> d) </w:t>
+      </w:r>
+      <m:oMath>
+        <m:rad>
+          <m:radPr>
+            <m:degHide m:val="0"/>
+          </m:radPr>
+          <m:deg>
+            <m:r>
+              <m:t xml:space="preserve">3</m:t>
+            </m:r>
+          </m:deg>
+          <m:e>
+            <m:r>
+              <m:t xml:space="preserve">1000</m:t>
+            </m:r>
+          </m:e>
+        </m:rad>
+      </m:oMath>
+      <w:r>
+        <w:rPr>
+          <w:b w:val="0"/>
+        </w:rPr>
+        <w:t xml:space="preserve"> e) </w:t>
+      </w:r>
+      <m:oMath>
+        <m:rad>
+          <m:radPr>
+            <m:degHide m:val="1"/>
+          </m:radPr>
+          <m:deg/>
+          <m:e>
+            <m:r>
+              <m:t xml:space="preserve">0</m:t>
+            </m:r>
+          </m:e>
+        </m:rad>
+      </m:oMath>
     </w:p>
     <w:p>
       <w:pPr>
@@ -1418,8 +4162,124 @@
         <w:rPr>
           <w:b w:val="0"/>
         </w:rPr>
-        <w:t xml:space="preserve"> tienen resultado en los números reales? Justifica. a) √(−9) b) ∛(−8) c) √(−16) d) ⁴√(−1) e) ∛(−1)</w:t>
-      </w:r>
+        <w:t xml:space="preserve"> tienen resultado en los números reales? Justifica. a) </w:t>
+      </w:r>
+      <m:oMath>
+        <m:rad>
+          <m:radPr>
+            <m:degHide m:val="1"/>
+          </m:radPr>
+          <m:deg/>
+          <m:e>
+            <m:r>
+              <m:t xml:space="preserve">-</m:t>
+            </m:r>
+            <m:r>
+              <m:t xml:space="preserve">9</m:t>
+            </m:r>
+          </m:e>
+        </m:rad>
+      </m:oMath>
+      <w:r>
+        <w:rPr>
+          <w:b w:val="0"/>
+        </w:rPr>
+        <w:t xml:space="preserve"> b) </w:t>
+      </w:r>
+      <m:oMath>
+        <m:rad>
+          <m:radPr>
+            <m:degHide m:val="0"/>
+          </m:radPr>
+          <m:deg>
+            <m:r>
+              <m:t xml:space="preserve">3</m:t>
+            </m:r>
+          </m:deg>
+          <m:e>
+            <m:r>
+              <m:t xml:space="preserve">-</m:t>
+            </m:r>
+            <m:r>
+              <m:t xml:space="preserve">8</m:t>
+            </m:r>
+          </m:e>
+        </m:rad>
+      </m:oMath>
+      <w:r>
+        <w:rPr>
+          <w:b w:val="0"/>
+        </w:rPr>
+        <w:t xml:space="preserve"> c) </w:t>
+      </w:r>
+      <m:oMath>
+        <m:rad>
+          <m:radPr>
+            <m:degHide m:val="1"/>
+          </m:radPr>
+          <m:deg/>
+          <m:e>
+            <m:r>
+              <m:t xml:space="preserve">-</m:t>
+            </m:r>
+            <m:r>
+              <m:t xml:space="preserve">16</m:t>
+            </m:r>
+          </m:e>
+        </m:rad>
+      </m:oMath>
+      <w:r>
+        <w:rPr>
+          <w:b w:val="0"/>
+        </w:rPr>
+        <w:t xml:space="preserve"> d) </w:t>
+      </w:r>
+      <m:oMath>
+        <m:rad>
+          <m:radPr>
+            <m:degHide m:val="0"/>
+          </m:radPr>
+          <m:deg>
+            <m:r>
+              <m:t xml:space="preserve">4</m:t>
+            </m:r>
+          </m:deg>
+          <m:e>
+            <m:r>
+              <m:t xml:space="preserve">-</m:t>
+            </m:r>
+            <m:r>
+              <m:t xml:space="preserve">1</m:t>
+            </m:r>
+          </m:e>
+        </m:rad>
+      </m:oMath>
+      <w:r>
+        <w:rPr>
+          <w:b w:val="0"/>
+        </w:rPr>
+        <w:t xml:space="preserve"> e) </w:t>
+      </w:r>
+      <m:oMath>
+        <m:rad>
+          <m:radPr>
+            <m:degHide m:val="0"/>
+          </m:radPr>
+          <m:deg>
+            <m:r>
+              <m:t xml:space="preserve">3</m:t>
+            </m:r>
+          </m:deg>
+          <m:e>
+            <m:r>
+              <m:t xml:space="preserve">-</m:t>
+            </m:r>
+            <m:r>
+              <m:t xml:space="preserve">1</m:t>
+            </m:r>
+          </m:e>
+        </m:rad>
+      </m:oMath>
     </w:p>
     <w:p>
       <w:pPr>
@@ -1429,8 +4289,82 @@
         <w:rPr>
           <w:b w:val="0"/>
         </w:rPr>
-        <w:t>4. ¿Entre qué dos enteros consecutivos está cada raíz? a) √20 b) √50 c) √90 d) ∛30</w:t>
-      </w:r>
+        <w:t xml:space="preserve">4. ¿Entre qué dos enteros consecutivos está cada raíz? a) </w:t>
+      </w:r>
+      <m:oMath>
+        <m:rad>
+          <m:radPr>
+            <m:degHide m:val="1"/>
+          </m:radPr>
+          <m:deg/>
+          <m:e>
+            <m:r>
+              <m:t xml:space="preserve">20</m:t>
+            </m:r>
+          </m:e>
+        </m:rad>
+      </m:oMath>
+      <w:r>
+        <w:rPr>
+          <w:b w:val="0"/>
+        </w:rPr>
+        <w:t xml:space="preserve"> b) </w:t>
+      </w:r>
+      <m:oMath>
+        <m:rad>
+          <m:radPr>
+            <m:degHide m:val="1"/>
+          </m:radPr>
+          <m:deg/>
+          <m:e>
+            <m:r>
+              <m:t xml:space="preserve">50</m:t>
+            </m:r>
+          </m:e>
+        </m:rad>
+      </m:oMath>
+      <w:r>
+        <w:rPr>
+          <w:b w:val="0"/>
+        </w:rPr>
+        <w:t xml:space="preserve"> c) </w:t>
+      </w:r>
+      <m:oMath>
+        <m:rad>
+          <m:radPr>
+            <m:degHide m:val="1"/>
+          </m:radPr>
+          <m:deg/>
+          <m:e>
+            <m:r>
+              <m:t xml:space="preserve">90</m:t>
+            </m:r>
+          </m:e>
+        </m:rad>
+      </m:oMath>
+      <w:r>
+        <w:rPr>
+          <w:b w:val="0"/>
+        </w:rPr>
+        <w:t xml:space="preserve"> d) </w:t>
+      </w:r>
+      <m:oMath>
+        <m:rad>
+          <m:radPr>
+            <m:degHide m:val="0"/>
+          </m:radPr>
+          <m:deg>
+            <m:r>
+              <m:t xml:space="preserve">3</m:t>
+            </m:r>
+          </m:deg>
+          <m:e>
+            <m:r>
+              <m:t xml:space="preserve">30</m:t>
+            </m:r>
+          </m:e>
+        </m:rad>
+      </m:oMath>
     </w:p>
     <w:p>
       <w:pPr>
@@ -1440,8 +4374,95 @@
         <w:rPr>
           <w:b w:val="0"/>
         </w:rPr>
-        <w:t>5. Escribe como potencia de exponente fraccionario: a) √7 b) ∛5 c) ⁴√x d) √(x³)</w:t>
-      </w:r>
+        <w:t xml:space="preserve">5. Escribe como potencia de exponente fraccionario: a) </w:t>
+      </w:r>
+      <m:oMath>
+        <m:rad>
+          <m:radPr>
+            <m:degHide m:val="1"/>
+          </m:radPr>
+          <m:deg/>
+          <m:e>
+            <m:r>
+              <m:t xml:space="preserve">7</m:t>
+            </m:r>
+          </m:e>
+        </m:rad>
+      </m:oMath>
+      <w:r>
+        <w:rPr>
+          <w:b w:val="0"/>
+        </w:rPr>
+        <w:t xml:space="preserve"> b) </w:t>
+      </w:r>
+      <m:oMath>
+        <m:rad>
+          <m:radPr>
+            <m:degHide m:val="0"/>
+          </m:radPr>
+          <m:deg>
+            <m:r>
+              <m:t xml:space="preserve">3</m:t>
+            </m:r>
+          </m:deg>
+          <m:e>
+            <m:r>
+              <m:t xml:space="preserve">5</m:t>
+            </m:r>
+          </m:e>
+        </m:rad>
+      </m:oMath>
+      <w:r>
+        <w:rPr>
+          <w:b w:val="0"/>
+        </w:rPr>
+        <w:t xml:space="preserve"> c) </w:t>
+      </w:r>
+      <m:oMath>
+        <m:rad>
+          <m:radPr>
+            <m:degHide m:val="0"/>
+          </m:radPr>
+          <m:deg>
+            <m:r>
+              <m:t xml:space="preserve">4</m:t>
+            </m:r>
+          </m:deg>
+          <m:e>
+            <m:r>
+              <m:t xml:space="preserve">x</m:t>
+            </m:r>
+          </m:e>
+        </m:rad>
+      </m:oMath>
+      <w:r>
+        <w:rPr>
+          <w:b w:val="0"/>
+        </w:rPr>
+        <w:t xml:space="preserve"> d) </w:t>
+      </w:r>
+      <m:oMath>
+        <m:rad>
+          <m:radPr>
+            <m:degHide m:val="1"/>
+          </m:radPr>
+          <m:deg/>
+          <m:e>
+            <m:sSup>
+              <m:e>
+                <m:r>
+                  <m:t xml:space="preserve">x</m:t>
+                </m:r>
+              </m:e>
+              <m:sup>
+                <m:r>
+                  <m:t xml:space="preserve">3</m:t>
+                </m:r>
+              </m:sup>
+            </m:sSup>
+          </m:e>
+        </m:rad>
+      </m:oMath>
     </w:p>
     <w:p>
       <w:r>
@@ -1459,8 +4480,78 @@
         <w:rPr>
           <w:b w:val="0"/>
         </w:rPr>
-        <w:t>6. Simplifica: a) √8 b) √48 c) √75 d) √200</w:t>
-      </w:r>
+        <w:t xml:space="preserve">6. Simplifica: a) </w:t>
+      </w:r>
+      <m:oMath>
+        <m:rad>
+          <m:radPr>
+            <m:degHide m:val="1"/>
+          </m:radPr>
+          <m:deg/>
+          <m:e>
+            <m:r>
+              <m:t xml:space="preserve">8</m:t>
+            </m:r>
+          </m:e>
+        </m:rad>
+      </m:oMath>
+      <w:r>
+        <w:rPr>
+          <w:b w:val="0"/>
+        </w:rPr>
+        <w:t xml:space="preserve"> b) </w:t>
+      </w:r>
+      <m:oMath>
+        <m:rad>
+          <m:radPr>
+            <m:degHide m:val="1"/>
+          </m:radPr>
+          <m:deg/>
+          <m:e>
+            <m:r>
+              <m:t xml:space="preserve">48</m:t>
+            </m:r>
+          </m:e>
+        </m:rad>
+      </m:oMath>
+      <w:r>
+        <w:rPr>
+          <w:b w:val="0"/>
+        </w:rPr>
+        <w:t xml:space="preserve"> c) </w:t>
+      </w:r>
+      <m:oMath>
+        <m:rad>
+          <m:radPr>
+            <m:degHide m:val="1"/>
+          </m:radPr>
+          <m:deg/>
+          <m:e>
+            <m:r>
+              <m:t xml:space="preserve">75</m:t>
+            </m:r>
+          </m:e>
+        </m:rad>
+      </m:oMath>
+      <w:r>
+        <w:rPr>
+          <w:b w:val="0"/>
+        </w:rPr>
+        <w:t xml:space="preserve"> d) </w:t>
+      </w:r>
+      <m:oMath>
+        <m:rad>
+          <m:radPr>
+            <m:degHide m:val="1"/>
+          </m:radPr>
+          <m:deg/>
+          <m:e>
+            <m:r>
+              <m:t xml:space="preserve">200</m:t>
+            </m:r>
+          </m:e>
+        </m:rad>
+      </m:oMath>
     </w:p>
     <w:p>
       <w:pPr>
@@ -1470,8 +4561,147 @@
         <w:rPr>
           <w:b w:val="0"/>
         </w:rPr>
-        <w:t>7. Opera y simplifica: a) √3 × √12 b) √50 ÷ √2 c) (√5)² d) √2 × √8</w:t>
-      </w:r>
+        <w:t xml:space="preserve">7. Opera y simplifica: a) </w:t>
+      </w:r>
+      <m:oMath>
+        <m:rad>
+          <m:radPr>
+            <m:degHide m:val="1"/>
+          </m:radPr>
+          <m:deg/>
+          <m:e>
+            <m:r>
+              <m:t xml:space="preserve">3</m:t>
+            </m:r>
+          </m:e>
+        </m:rad>
+        <m:r>
+          <m:rPr>
+            <m:nor/>
+          </m:rPr>
+          <m:t xml:space="preserve">×</m:t>
+        </m:r>
+        <m:rad>
+          <m:radPr>
+            <m:degHide m:val="1"/>
+          </m:radPr>
+          <m:deg/>
+          <m:e>
+            <m:r>
+              <m:t xml:space="preserve">12</m:t>
+            </m:r>
+          </m:e>
+        </m:rad>
+      </m:oMath>
+      <w:r>
+        <w:rPr>
+          <w:b w:val="0"/>
+        </w:rPr>
+        <w:t xml:space="preserve"> b) </w:t>
+      </w:r>
+      <m:oMath>
+        <m:rad>
+          <m:radPr>
+            <m:degHide m:val="1"/>
+          </m:radPr>
+          <m:deg/>
+          <m:e>
+            <m:r>
+              <m:t xml:space="preserve">50</m:t>
+            </m:r>
+          </m:e>
+        </m:rad>
+        <m:r>
+          <m:rPr>
+            <m:nor/>
+          </m:rPr>
+          <m:t xml:space="preserve">÷</m:t>
+        </m:r>
+        <m:rad>
+          <m:radPr>
+            <m:degHide m:val="1"/>
+          </m:radPr>
+          <m:deg/>
+          <m:e>
+            <m:r>
+              <m:t xml:space="preserve">2</m:t>
+            </m:r>
+          </m:e>
+        </m:rad>
+      </m:oMath>
+      <w:r>
+        <w:rPr>
+          <w:b w:val="0"/>
+        </w:rPr>
+        <w:t xml:space="preserve"> c) </w:t>
+      </w:r>
+      <m:oMath>
+        <m:sSup>
+          <m:e>
+            <m:d>
+              <m:dPr>
+                <m:begChr m:val="("/>
+                <m:endChr m:val=")"/>
+                <m:ctrlPr/>
+              </m:dPr>
+              <m:e>
+                <m:rad>
+                  <m:radPr>
+                    <m:degHide m:val="1"/>
+                  </m:radPr>
+                  <m:deg/>
+                  <m:e>
+                    <m:r>
+                      <m:t xml:space="preserve">5</m:t>
+                    </m:r>
+                  </m:e>
+                </m:rad>
+              </m:e>
+            </m:d>
+          </m:e>
+          <m:sup>
+            <m:r>
+              <m:t xml:space="preserve">2</m:t>
+            </m:r>
+          </m:sup>
+        </m:sSup>
+      </m:oMath>
+      <w:r>
+        <w:rPr>
+          <w:b w:val="0"/>
+        </w:rPr>
+        <w:t xml:space="preserve"> d) </w:t>
+      </w:r>
+      <m:oMath>
+        <m:rad>
+          <m:radPr>
+            <m:degHide m:val="1"/>
+          </m:radPr>
+          <m:deg/>
+          <m:e>
+            <m:r>
+              <m:t xml:space="preserve">2</m:t>
+            </m:r>
+          </m:e>
+        </m:rad>
+        <m:r>
+          <m:rPr>
+            <m:nor/>
+          </m:rPr>
+          <m:t xml:space="preserve">×</m:t>
+        </m:r>
+        <m:rad>
+          <m:radPr>
+            <m:degHide m:val="1"/>
+          </m:radPr>
+          <m:deg/>
+          <m:e>
+            <m:r>
+              <m:t xml:space="preserve">8</m:t>
+            </m:r>
+          </m:e>
+        </m:rad>
+      </m:oMath>
     </w:p>
     <w:p>
       <w:pPr>
@@ -1481,8 +4711,143 @@
         <w:rPr>
           <w:b w:val="0"/>
         </w:rPr>
-        <w:t>8. Suma o resta: a) 2√5 + 3√5 b) √18 + √8 c) √27 − √12 d) 5√2 − √2</w:t>
-      </w:r>
+        <w:t xml:space="preserve">8. Suma o resta: a) </w:t>
+      </w:r>
+      <m:oMath>
+        <m:r>
+          <m:t xml:space="preserve">2</m:t>
+        </m:r>
+        <m:rad>
+          <m:radPr>
+            <m:degHide m:val="1"/>
+          </m:radPr>
+          <m:deg/>
+          <m:e>
+            <m:r>
+              <m:t xml:space="preserve">5</m:t>
+            </m:r>
+          </m:e>
+        </m:rad>
+        <m:r>
+          <m:t xml:space="preserve">+</m:t>
+        </m:r>
+        <m:r>
+          <m:t xml:space="preserve">3</m:t>
+        </m:r>
+        <m:rad>
+          <m:radPr>
+            <m:degHide m:val="1"/>
+          </m:radPr>
+          <m:deg/>
+          <m:e>
+            <m:r>
+              <m:t xml:space="preserve">5</m:t>
+            </m:r>
+          </m:e>
+        </m:rad>
+      </m:oMath>
+      <w:r>
+        <w:rPr>
+          <w:b w:val="0"/>
+        </w:rPr>
+        <w:t xml:space="preserve"> b) </w:t>
+      </w:r>
+      <m:oMath>
+        <m:rad>
+          <m:radPr>
+            <m:degHide m:val="1"/>
+          </m:radPr>
+          <m:deg/>
+          <m:e>
+            <m:r>
+              <m:t xml:space="preserve">18</m:t>
+            </m:r>
+          </m:e>
+        </m:rad>
+        <m:r>
+          <m:t xml:space="preserve">+</m:t>
+        </m:r>
+        <m:rad>
+          <m:radPr>
+            <m:degHide m:val="1"/>
+          </m:radPr>
+          <m:deg/>
+          <m:e>
+            <m:r>
+              <m:t xml:space="preserve">8</m:t>
+            </m:r>
+          </m:e>
+        </m:rad>
+      </m:oMath>
+      <w:r>
+        <w:rPr>
+          <w:b w:val="0"/>
+        </w:rPr>
+        <w:t xml:space="preserve"> c) </w:t>
+      </w:r>
+      <m:oMath>
+        <m:rad>
+          <m:radPr>
+            <m:degHide m:val="1"/>
+          </m:radPr>
+          <m:deg/>
+          <m:e>
+            <m:r>
+              <m:t xml:space="preserve">27</m:t>
+            </m:r>
+          </m:e>
+        </m:rad>
+        <m:r>
+          <m:t xml:space="preserve">-</m:t>
+        </m:r>
+        <m:rad>
+          <m:radPr>
+            <m:degHide m:val="1"/>
+          </m:radPr>
+          <m:deg/>
+          <m:e>
+            <m:r>
+              <m:t xml:space="preserve">12</m:t>
+            </m:r>
+          </m:e>
+        </m:rad>
+      </m:oMath>
+      <w:r>
+        <w:rPr>
+          <w:b w:val="0"/>
+        </w:rPr>
+        <w:t xml:space="preserve"> d) </w:t>
+      </w:r>
+      <m:oMath>
+        <m:r>
+          <m:t xml:space="preserve">5</m:t>
+        </m:r>
+        <m:rad>
+          <m:radPr>
+            <m:degHide m:val="1"/>
+          </m:radPr>
+          <m:deg/>
+          <m:e>
+            <m:r>
+              <m:t xml:space="preserve">2</m:t>
+            </m:r>
+          </m:e>
+        </m:rad>
+        <m:r>
+          <m:t xml:space="preserve">-</m:t>
+        </m:r>
+        <m:rad>
+          <m:radPr>
+            <m:degHide m:val="1"/>
+          </m:radPr>
+          <m:deg/>
+          <m:e>
+            <m:r>
+              <m:t xml:space="preserve">2</m:t>
+            </m:r>
+          </m:e>
+        </m:rad>
+      </m:oMath>
     </w:p>
     <w:p>
       <w:pPr>
@@ -1492,8 +4857,106 @@
         <w:rPr>
           <w:b w:val="0"/>
         </w:rPr>
-        <w:t>9. Escribe como raíz y calcula: a) 16^(1/2) b) 27^(1/3) c) 81^(1/4) d) 8^(2/3)</w:t>
-      </w:r>
+        <w:t xml:space="preserve">9. Escribe como raíz y calcula: a) </w:t>
+      </w:r>
+      <m:oMath>
+        <m:sSup>
+          <m:e>
+            <m:r>
+              <m:t xml:space="preserve">16</m:t>
+            </m:r>
+          </m:e>
+          <m:sup>
+            <m:r>
+              <m:t xml:space="preserve">1</m:t>
+            </m:r>
+            <m:r>
+              <m:t xml:space="preserve">/</m:t>
+            </m:r>
+            <m:r>
+              <m:t xml:space="preserve">2</m:t>
+            </m:r>
+          </m:sup>
+        </m:sSup>
+      </m:oMath>
+      <w:r>
+        <w:rPr>
+          <w:b w:val="0"/>
+        </w:rPr>
+        <w:t xml:space="preserve"> b) </w:t>
+      </w:r>
+      <m:oMath>
+        <m:sSup>
+          <m:e>
+            <m:r>
+              <m:t xml:space="preserve">27</m:t>
+            </m:r>
+          </m:e>
+          <m:sup>
+            <m:r>
+              <m:t xml:space="preserve">1</m:t>
+            </m:r>
+            <m:r>
+              <m:t xml:space="preserve">/</m:t>
+            </m:r>
+            <m:r>
+              <m:t xml:space="preserve">3</m:t>
+            </m:r>
+          </m:sup>
+        </m:sSup>
+      </m:oMath>
+      <w:r>
+        <w:rPr>
+          <w:b w:val="0"/>
+        </w:rPr>
+        <w:t xml:space="preserve"> c) </w:t>
+      </w:r>
+      <m:oMath>
+        <m:sSup>
+          <m:e>
+            <m:r>
+              <m:t xml:space="preserve">81</m:t>
+            </m:r>
+          </m:e>
+          <m:sup>
+            <m:r>
+              <m:t xml:space="preserve">1</m:t>
+            </m:r>
+            <m:r>
+              <m:t xml:space="preserve">/</m:t>
+            </m:r>
+            <m:r>
+              <m:t xml:space="preserve">4</m:t>
+            </m:r>
+          </m:sup>
+        </m:sSup>
+      </m:oMath>
+      <w:r>
+        <w:rPr>
+          <w:b w:val="0"/>
+        </w:rPr>
+        <w:t xml:space="preserve"> d) </w:t>
+      </w:r>
+      <m:oMath>
+        <m:sSup>
+          <m:e>
+            <m:r>
+              <m:t xml:space="preserve">8</m:t>
+            </m:r>
+          </m:e>
+          <m:sup>
+            <m:r>
+              <m:t xml:space="preserve">2</m:t>
+            </m:r>
+            <m:r>
+              <m:t xml:space="preserve">/</m:t>
+            </m:r>
+            <m:r>
+              <m:t xml:space="preserve">3</m:t>
+            </m:r>
+          </m:sup>
+        </m:sSup>
+      </m:oMath>
     </w:p>
     <w:p>
       <w:pPr>
@@ -1503,8 +4966,95 @@
         <w:rPr>
           <w:b w:val="0"/>
         </w:rPr>
-        <w:t>10. Racionaliza el denominador: a) 1/√2 b) 3/√5 c) 6/√3</w:t>
-      </w:r>
+        <w:t xml:space="preserve">10. Racionaliza el denominador: a) </w:t>
+      </w:r>
+      <m:oMath>
+        <m:f>
+          <m:fPr>
+            <m:ctrlPr/>
+          </m:fPr>
+          <m:num>
+            <m:r>
+              <m:t xml:space="preserve">1</m:t>
+            </m:r>
+          </m:num>
+          <m:den>
+            <m:rad>
+              <m:radPr>
+                <m:degHide m:val="1"/>
+              </m:radPr>
+              <m:deg/>
+              <m:e>
+                <m:r>
+                  <m:t xml:space="preserve">2</m:t>
+                </m:r>
+              </m:e>
+            </m:rad>
+          </m:den>
+        </m:f>
+      </m:oMath>
+      <w:r>
+        <w:rPr>
+          <w:b w:val="0"/>
+        </w:rPr>
+        <w:t xml:space="preserve"> b) </w:t>
+      </w:r>
+      <m:oMath>
+        <m:f>
+          <m:fPr>
+            <m:ctrlPr/>
+          </m:fPr>
+          <m:num>
+            <m:r>
+              <m:t xml:space="preserve">3</m:t>
+            </m:r>
+          </m:num>
+          <m:den>
+            <m:rad>
+              <m:radPr>
+                <m:degHide m:val="1"/>
+              </m:radPr>
+              <m:deg/>
+              <m:e>
+                <m:r>
+                  <m:t xml:space="preserve">5</m:t>
+                </m:r>
+              </m:e>
+            </m:rad>
+          </m:den>
+        </m:f>
+      </m:oMath>
+      <w:r>
+        <w:rPr>
+          <w:b w:val="0"/>
+        </w:rPr>
+        <w:t xml:space="preserve"> c) </w:t>
+      </w:r>
+      <m:oMath>
+        <m:f>
+          <m:fPr>
+            <m:ctrlPr/>
+          </m:fPr>
+          <m:num>
+            <m:r>
+              <m:t xml:space="preserve">6</m:t>
+            </m:r>
+          </m:num>
+          <m:den>
+            <m:rad>
+              <m:radPr>
+                <m:degHide m:val="1"/>
+              </m:radPr>
+              <m:deg/>
+              <m:e>
+                <m:r>
+                  <m:t xml:space="preserve">3</m:t>
+                </m:r>
+              </m:e>
+            </m:rad>
+          </m:den>
+        </m:f>
+      </m:oMath>
     </w:p>
     <w:p>
       <w:r>
@@ -1575,7 +5125,60 @@
         <w:rPr>
           <w:b w:val="0"/>
         </w:rPr>
-        <w:t>14. Un lote cuadrado tiene 150 m². a) ¿El lado es racional o irracional? b) ¿Entre qué enteros está? c) Escribe √150 simplificada. d) Usando la aproximación √150 ≈ 12,25 m, ¿cuántos metros de cerca hay que comprar?</w:t>
+        <w:t xml:space="preserve">14. Un lote cuadrado tiene 150 m². a) ¿El lado es racional o irracional? b) ¿Entre qué enteros está? c) Escribe </w:t>
+      </w:r>
+      <m:oMath>
+        <m:rad>
+          <m:radPr>
+            <m:degHide m:val="1"/>
+          </m:radPr>
+          <m:deg/>
+          <m:e>
+            <m:r>
+              <m:t xml:space="preserve">150</m:t>
+            </m:r>
+          </m:e>
+        </m:rad>
+      </m:oMath>
+      <w:r>
+        <w:rPr>
+          <w:b w:val="0"/>
+        </w:rPr>
+        <w:t xml:space="preserve"> simplificada. d) Usando la aproximación </w:t>
+      </w:r>
+      <m:oMath>
+        <m:rad>
+          <m:radPr>
+            <m:degHide m:val="1"/>
+          </m:radPr>
+          <m:deg/>
+          <m:e>
+            <m:r>
+              <m:t xml:space="preserve">150</m:t>
+            </m:r>
+          </m:e>
+        </m:rad>
+        <m:r>
+          <m:rPr>
+            <m:nor/>
+          </m:rPr>
+          <m:t xml:space="preserve">≈</m:t>
+        </m:r>
+        <m:r>
+          <m:rPr>
+            <m:nor/>
+          </m:rPr>
+          <m:t xml:space="preserve"> </m:t>
+        </m:r>
+        <m:r>
+          <m:t xml:space="preserve">12,25</m:t>
+        </m:r>
+      </m:oMath>
+      <w:r>
+        <w:rPr>
+          <w:b w:val="0"/>
+        </w:rPr>
+        <w:t xml:space="preserve"> m, ¿cuántos metros de cerca hay que comprar?</w:t>
       </w:r>
     </w:p>
     <w:p>
@@ -1586,7 +5189,60 @@
         <w:rPr>
           <w:b w:val="0"/>
         </w:rPr>
-        <w:t>15. Andrés afirma que √(9 + 16) = √9 + √16. Comprueba si tiene razón calculando los dos lados y explica con tus palabras qué regla está usando mal.</w:t>
+        <w:t xml:space="preserve">15. Andrés afirma que </w:t>
+      </w:r>
+      <m:oMath>
+        <m:rad>
+          <m:radPr>
+            <m:degHide m:val="1"/>
+          </m:radPr>
+          <m:deg/>
+          <m:e>
+            <m:r>
+              <m:t xml:space="preserve">9</m:t>
+            </m:r>
+            <m:r>
+              <m:t xml:space="preserve">+</m:t>
+            </m:r>
+            <m:r>
+              <m:t xml:space="preserve">16</m:t>
+            </m:r>
+          </m:e>
+        </m:rad>
+        <m:r>
+          <m:t xml:space="preserve">=</m:t>
+        </m:r>
+        <m:rad>
+          <m:radPr>
+            <m:degHide m:val="1"/>
+          </m:radPr>
+          <m:deg/>
+          <m:e>
+            <m:r>
+              <m:t xml:space="preserve">9</m:t>
+            </m:r>
+          </m:e>
+        </m:rad>
+        <m:r>
+          <m:t xml:space="preserve">+</m:t>
+        </m:r>
+        <m:rad>
+          <m:radPr>
+            <m:degHide m:val="1"/>
+          </m:radPr>
+          <m:deg/>
+          <m:e>
+            <m:r>
+              <m:t xml:space="preserve">16</m:t>
+            </m:r>
+          </m:e>
+        </m:rad>
+      </m:oMath>
+      <w:r>
+        <w:rPr>
+          <w:b w:val="0"/>
+        </w:rPr>
+        <w:t>. Comprueba si tiene razón calculando los dos lados y explica con tus palabras qué regla está usando mal.</w:t>
       </w:r>
     </w:p>
     <w:p>
@@ -1608,8 +5264,60 @@
         <w:rPr>
           <w:b w:val="0"/>
         </w:rPr>
-        <w:t>1. a) 8 b) 11 c) 2 d) −4 e) 3</w:t>
-      </w:r>
+        <w:t xml:space="preserve">1. a) </w:t>
+      </w:r>
+      <m:oMath>
+        <m:r>
+          <m:t xml:space="preserve">8</m:t>
+        </m:r>
+      </m:oMath>
+      <w:r>
+        <w:rPr>
+          <w:b w:val="0"/>
+        </w:rPr>
+        <w:t xml:space="preserve"> b) </w:t>
+      </w:r>
+      <m:oMath>
+        <m:r>
+          <m:t xml:space="preserve">11</m:t>
+        </m:r>
+      </m:oMath>
+      <w:r>
+        <w:rPr>
+          <w:b w:val="0"/>
+        </w:rPr>
+        <w:t xml:space="preserve"> c) </w:t>
+      </w:r>
+      <m:oMath>
+        <m:r>
+          <m:t xml:space="preserve">2</m:t>
+        </m:r>
+      </m:oMath>
+      <w:r>
+        <w:rPr>
+          <w:b w:val="0"/>
+        </w:rPr>
+        <w:t xml:space="preserve"> d) </w:t>
+      </w:r>
+      <m:oMath>
+        <m:r>
+          <m:t xml:space="preserve">-</m:t>
+        </m:r>
+        <m:r>
+          <m:t xml:space="preserve">4</m:t>
+        </m:r>
+      </m:oMath>
+      <w:r>
+        <w:rPr>
+          <w:b w:val="0"/>
+        </w:rPr>
+        <w:t xml:space="preserve"> e) </w:t>
+      </w:r>
+      <m:oMath>
+        <m:r>
+          <m:t xml:space="preserve">3</m:t>
+        </m:r>
+      </m:oMath>
     </w:p>
     <w:p>
       <w:pPr>
@@ -1619,8 +5327,75 @@
         <w:rPr>
           <w:b w:val="0"/>
         </w:rPr>
-        <w:t>2. a) 0,7 b) 3/5 = 0,6 c) 1 d) 10 e) 0</w:t>
-      </w:r>
+        <w:t xml:space="preserve">2. a) </w:t>
+      </w:r>
+      <m:oMath>
+        <m:r>
+          <m:t xml:space="preserve">0,7</m:t>
+        </m:r>
+      </m:oMath>
+      <w:r>
+        <w:rPr>
+          <w:b w:val="0"/>
+        </w:rPr>
+        <w:t xml:space="preserve"> b) </w:t>
+      </w:r>
+      <m:oMath>
+        <m:f>
+          <m:fPr>
+            <m:ctrlPr/>
+          </m:fPr>
+          <m:num>
+            <m:r>
+              <m:t xml:space="preserve">3</m:t>
+            </m:r>
+          </m:num>
+          <m:den>
+            <m:r>
+              <m:t xml:space="preserve">5</m:t>
+            </m:r>
+          </m:den>
+        </m:f>
+        <m:r>
+          <m:t xml:space="preserve">=</m:t>
+        </m:r>
+        <m:r>
+          <m:t xml:space="preserve">0,6</m:t>
+        </m:r>
+      </m:oMath>
+      <w:r>
+        <w:rPr>
+          <w:b w:val="0"/>
+        </w:rPr>
+        <w:t xml:space="preserve"> c) </w:t>
+      </w:r>
+      <m:oMath>
+        <m:r>
+          <m:t xml:space="preserve">1</m:t>
+        </m:r>
+      </m:oMath>
+      <w:r>
+        <w:rPr>
+          <w:b w:val="0"/>
+        </w:rPr>
+        <w:t xml:space="preserve"> d) </w:t>
+      </w:r>
+      <m:oMath>
+        <m:r>
+          <m:t xml:space="preserve">10</m:t>
+        </m:r>
+      </m:oMath>
+      <w:r>
+        <w:rPr>
+          <w:b w:val="0"/>
+        </w:rPr>
+        <w:t xml:space="preserve"> e) </w:t>
+      </w:r>
+      <m:oMath>
+        <m:r>
+          <m:t xml:space="preserve">0</m:t>
+        </m:r>
+      </m:oMath>
     </w:p>
     <w:p>
       <w:pPr>
@@ -1630,7 +5405,21 @@
         <w:rPr>
           <w:b w:val="0"/>
         </w:rPr>
-        <w:t xml:space="preserve">3. No existen en ℝ: </w:t>
+        <w:t xml:space="preserve">3. No existen en </w:t>
+      </w:r>
+      <m:oMath>
+        <m:r>
+          <m:rPr>
+            <m:nor/>
+          </m:rPr>
+          <m:t xml:space="preserve">ℝ</m:t>
+        </m:r>
+      </m:oMath>
+      <w:r>
+        <w:rPr>
+          <w:b w:val="0"/>
+        </w:rPr>
+        <w:t xml:space="preserve">: </w:t>
       </w:r>
       <w:r>
         <w:rPr>
@@ -1642,7 +5431,41 @@
         <w:rPr>
           <w:b w:val="0"/>
         </w:rPr>
-        <w:t>, porque tienen índice par y radicando negativo. b) = −2 y e) = −1, porque el índice es impar.</w:t>
+        <w:t xml:space="preserve">, porque tienen índice par y radicando negativo. b) </w:t>
+      </w:r>
+      <m:oMath>
+        <m:r>
+          <m:t xml:space="preserve">=</m:t>
+        </m:r>
+        <m:r>
+          <m:t xml:space="preserve">-</m:t>
+        </m:r>
+        <m:r>
+          <m:t xml:space="preserve">2</m:t>
+        </m:r>
+      </m:oMath>
+      <w:r>
+        <w:rPr>
+          <w:b w:val="0"/>
+        </w:rPr>
+        <w:t xml:space="preserve"> y e) </w:t>
+      </w:r>
+      <m:oMath>
+        <m:r>
+          <m:t xml:space="preserve">=</m:t>
+        </m:r>
+        <m:r>
+          <m:t xml:space="preserve">-</m:t>
+        </m:r>
+        <m:r>
+          <m:t xml:space="preserve">1</m:t>
+        </m:r>
+      </m:oMath>
+      <w:r>
+        <w:rPr>
+          <w:b w:val="0"/>
+        </w:rPr>
+        <w:t>, porque el índice es impar.</w:t>
       </w:r>
     </w:p>
     <w:p>
@@ -1653,8 +5476,130 @@
         <w:rPr>
           <w:b w:val="0"/>
         </w:rPr>
-        <w:t>4. a) entre 4 y 5 (16 &lt; 20 &lt; 25) b) entre 7 y 8 (49 &lt; 50 &lt; 64) c) entre 9 y 10 (81 &lt; 90 &lt; 100) d) entre 3 y 4 (27 &lt; 30 &lt; 64)</w:t>
-      </w:r>
+        <w:t xml:space="preserve">4. a) entre 4 y 5 </w:t>
+      </w:r>
+      <m:oMath>
+        <m:d>
+          <m:dPr>
+            <m:begChr m:val="("/>
+            <m:endChr m:val=")"/>
+            <m:ctrlPr/>
+          </m:dPr>
+          <m:e>
+            <m:r>
+              <m:t xml:space="preserve">16</m:t>
+            </m:r>
+            <m:r>
+              <m:t xml:space="preserve">&lt;</m:t>
+            </m:r>
+            <m:r>
+              <m:t xml:space="preserve">20</m:t>
+            </m:r>
+            <m:r>
+              <m:t xml:space="preserve">&lt;</m:t>
+            </m:r>
+            <m:r>
+              <m:t xml:space="preserve">25</m:t>
+            </m:r>
+          </m:e>
+        </m:d>
+      </m:oMath>
+      <w:r>
+        <w:rPr>
+          <w:b w:val="0"/>
+        </w:rPr>
+        <w:t xml:space="preserve"> b) entre 7 y 8 </w:t>
+      </w:r>
+      <m:oMath>
+        <m:d>
+          <m:dPr>
+            <m:begChr m:val="("/>
+            <m:endChr m:val=")"/>
+            <m:ctrlPr/>
+          </m:dPr>
+          <m:e>
+            <m:r>
+              <m:t xml:space="preserve">49</m:t>
+            </m:r>
+            <m:r>
+              <m:t xml:space="preserve">&lt;</m:t>
+            </m:r>
+            <m:r>
+              <m:t xml:space="preserve">50</m:t>
+            </m:r>
+            <m:r>
+              <m:t xml:space="preserve">&lt;</m:t>
+            </m:r>
+            <m:r>
+              <m:t xml:space="preserve">64</m:t>
+            </m:r>
+          </m:e>
+        </m:d>
+      </m:oMath>
+      <w:r>
+        <w:rPr>
+          <w:b w:val="0"/>
+        </w:rPr>
+        <w:t xml:space="preserve"> c) entre 9 y 10 </w:t>
+      </w:r>
+      <m:oMath>
+        <m:d>
+          <m:dPr>
+            <m:begChr m:val="("/>
+            <m:endChr m:val=")"/>
+            <m:ctrlPr/>
+          </m:dPr>
+          <m:e>
+            <m:r>
+              <m:t xml:space="preserve">81</m:t>
+            </m:r>
+            <m:r>
+              <m:t xml:space="preserve">&lt;</m:t>
+            </m:r>
+            <m:r>
+              <m:t xml:space="preserve">90</m:t>
+            </m:r>
+            <m:r>
+              <m:t xml:space="preserve">&lt;</m:t>
+            </m:r>
+            <m:r>
+              <m:t xml:space="preserve">100</m:t>
+            </m:r>
+          </m:e>
+        </m:d>
+      </m:oMath>
+      <w:r>
+        <w:rPr>
+          <w:b w:val="0"/>
+        </w:rPr>
+        <w:t xml:space="preserve"> d) entre 3 y 4 </w:t>
+      </w:r>
+      <m:oMath>
+        <m:d>
+          <m:dPr>
+            <m:begChr m:val="("/>
+            <m:endChr m:val=")"/>
+            <m:ctrlPr/>
+          </m:dPr>
+          <m:e>
+            <m:r>
+              <m:t xml:space="preserve">27</m:t>
+            </m:r>
+            <m:r>
+              <m:t xml:space="preserve">&lt;</m:t>
+            </m:r>
+            <m:r>
+              <m:t xml:space="preserve">30</m:t>
+            </m:r>
+            <m:r>
+              <m:t xml:space="preserve">&lt;</m:t>
+            </m:r>
+            <m:r>
+              <m:t xml:space="preserve">64</m:t>
+            </m:r>
+          </m:e>
+        </m:d>
+      </m:oMath>
     </w:p>
     <w:p>
       <w:pPr>
@@ -1664,8 +5609,106 @@
         <w:rPr>
           <w:b w:val="0"/>
         </w:rPr>
-        <w:t>5. a) 7^(1/2) b) 5^(1/3) c) x^(1/4) d) x^(3/2)</w:t>
-      </w:r>
+        <w:t xml:space="preserve">5. a) </w:t>
+      </w:r>
+      <m:oMath>
+        <m:sSup>
+          <m:e>
+            <m:r>
+              <m:t xml:space="preserve">7</m:t>
+            </m:r>
+          </m:e>
+          <m:sup>
+            <m:r>
+              <m:t xml:space="preserve">1</m:t>
+            </m:r>
+            <m:r>
+              <m:t xml:space="preserve">/</m:t>
+            </m:r>
+            <m:r>
+              <m:t xml:space="preserve">2</m:t>
+            </m:r>
+          </m:sup>
+        </m:sSup>
+      </m:oMath>
+      <w:r>
+        <w:rPr>
+          <w:b w:val="0"/>
+        </w:rPr>
+        <w:t xml:space="preserve"> b) </w:t>
+      </w:r>
+      <m:oMath>
+        <m:sSup>
+          <m:e>
+            <m:r>
+              <m:t xml:space="preserve">5</m:t>
+            </m:r>
+          </m:e>
+          <m:sup>
+            <m:r>
+              <m:t xml:space="preserve">1</m:t>
+            </m:r>
+            <m:r>
+              <m:t xml:space="preserve">/</m:t>
+            </m:r>
+            <m:r>
+              <m:t xml:space="preserve">3</m:t>
+            </m:r>
+          </m:sup>
+        </m:sSup>
+      </m:oMath>
+      <w:r>
+        <w:rPr>
+          <w:b w:val="0"/>
+        </w:rPr>
+        <w:t xml:space="preserve"> c) </w:t>
+      </w:r>
+      <m:oMath>
+        <m:sSup>
+          <m:e>
+            <m:r>
+              <m:t xml:space="preserve">x</m:t>
+            </m:r>
+          </m:e>
+          <m:sup>
+            <m:r>
+              <m:t xml:space="preserve">1</m:t>
+            </m:r>
+            <m:r>
+              <m:t xml:space="preserve">/</m:t>
+            </m:r>
+            <m:r>
+              <m:t xml:space="preserve">4</m:t>
+            </m:r>
+          </m:sup>
+        </m:sSup>
+      </m:oMath>
+      <w:r>
+        <w:rPr>
+          <w:b w:val="0"/>
+        </w:rPr>
+        <w:t xml:space="preserve"> d) </w:t>
+      </w:r>
+      <m:oMath>
+        <m:sSup>
+          <m:e>
+            <m:r>
+              <m:t xml:space="preserve">x</m:t>
+            </m:r>
+          </m:e>
+          <m:sup>
+            <m:r>
+              <m:t xml:space="preserve">3</m:t>
+            </m:r>
+            <m:r>
+              <m:t xml:space="preserve">/</m:t>
+            </m:r>
+            <m:r>
+              <m:t xml:space="preserve">2</m:t>
+            </m:r>
+          </m:sup>
+        </m:sSup>
+      </m:oMath>
     </w:p>
     <w:p>
       <w:pPr>
@@ -1675,8 +5718,90 @@
         <w:rPr>
           <w:b w:val="0"/>
         </w:rPr>
-        <w:t>6. a) 2√2 b) 4√3 c) 5√3 d) 10√2</w:t>
-      </w:r>
+        <w:t xml:space="preserve">6. a) </w:t>
+      </w:r>
+      <m:oMath>
+        <m:r>
+          <m:t xml:space="preserve">2</m:t>
+        </m:r>
+        <m:rad>
+          <m:radPr>
+            <m:degHide m:val="1"/>
+          </m:radPr>
+          <m:deg/>
+          <m:e>
+            <m:r>
+              <m:t xml:space="preserve">2</m:t>
+            </m:r>
+          </m:e>
+        </m:rad>
+      </m:oMath>
+      <w:r>
+        <w:rPr>
+          <w:b w:val="0"/>
+        </w:rPr>
+        <w:t xml:space="preserve"> b) </w:t>
+      </w:r>
+      <m:oMath>
+        <m:r>
+          <m:t xml:space="preserve">4</m:t>
+        </m:r>
+        <m:rad>
+          <m:radPr>
+            <m:degHide m:val="1"/>
+          </m:radPr>
+          <m:deg/>
+          <m:e>
+            <m:r>
+              <m:t xml:space="preserve">3</m:t>
+            </m:r>
+          </m:e>
+        </m:rad>
+      </m:oMath>
+      <w:r>
+        <w:rPr>
+          <w:b w:val="0"/>
+        </w:rPr>
+        <w:t xml:space="preserve"> c) </w:t>
+      </w:r>
+      <m:oMath>
+        <m:r>
+          <m:t xml:space="preserve">5</m:t>
+        </m:r>
+        <m:rad>
+          <m:radPr>
+            <m:degHide m:val="1"/>
+          </m:radPr>
+          <m:deg/>
+          <m:e>
+            <m:r>
+              <m:t xml:space="preserve">3</m:t>
+            </m:r>
+          </m:e>
+        </m:rad>
+      </m:oMath>
+      <w:r>
+        <w:rPr>
+          <w:b w:val="0"/>
+        </w:rPr>
+        <w:t xml:space="preserve"> d) </w:t>
+      </w:r>
+      <m:oMath>
+        <m:r>
+          <m:t xml:space="preserve">10</m:t>
+        </m:r>
+        <m:rad>
+          <m:radPr>
+            <m:degHide m:val="1"/>
+          </m:radPr>
+          <m:deg/>
+          <m:e>
+            <m:r>
+              <m:t xml:space="preserve">2</m:t>
+            </m:r>
+          </m:e>
+        </m:rad>
+      </m:oMath>
     </w:p>
     <w:p>
       <w:pPr>
@@ -1686,8 +5811,88 @@
         <w:rPr>
           <w:b w:val="0"/>
         </w:rPr>
-        <w:t>7. a) √36 = 6 b) √25 = 5 c) 5 d) √16 = 4</w:t>
-      </w:r>
+        <w:t xml:space="preserve">7. a) </w:t>
+      </w:r>
+      <m:oMath>
+        <m:rad>
+          <m:radPr>
+            <m:degHide m:val="1"/>
+          </m:radPr>
+          <m:deg/>
+          <m:e>
+            <m:r>
+              <m:t xml:space="preserve">36</m:t>
+            </m:r>
+          </m:e>
+        </m:rad>
+        <m:r>
+          <m:t xml:space="preserve">=</m:t>
+        </m:r>
+        <m:r>
+          <m:t xml:space="preserve">6</m:t>
+        </m:r>
+      </m:oMath>
+      <w:r>
+        <w:rPr>
+          <w:b w:val="0"/>
+        </w:rPr>
+        <w:t xml:space="preserve"> b) </w:t>
+      </w:r>
+      <m:oMath>
+        <m:rad>
+          <m:radPr>
+            <m:degHide m:val="1"/>
+          </m:radPr>
+          <m:deg/>
+          <m:e>
+            <m:r>
+              <m:t xml:space="preserve">25</m:t>
+            </m:r>
+          </m:e>
+        </m:rad>
+        <m:r>
+          <m:t xml:space="preserve">=</m:t>
+        </m:r>
+        <m:r>
+          <m:t xml:space="preserve">5</m:t>
+        </m:r>
+      </m:oMath>
+      <w:r>
+        <w:rPr>
+          <w:b w:val="0"/>
+        </w:rPr>
+        <w:t xml:space="preserve"> c) </w:t>
+      </w:r>
+      <m:oMath>
+        <m:r>
+          <m:t xml:space="preserve">5</m:t>
+        </m:r>
+      </m:oMath>
+      <w:r>
+        <w:rPr>
+          <w:b w:val="0"/>
+        </w:rPr>
+        <w:t xml:space="preserve"> d) </w:t>
+      </w:r>
+      <m:oMath>
+        <m:rad>
+          <m:radPr>
+            <m:degHide m:val="1"/>
+          </m:radPr>
+          <m:deg/>
+          <m:e>
+            <m:r>
+              <m:t xml:space="preserve">16</m:t>
+            </m:r>
+          </m:e>
+        </m:rad>
+        <m:r>
+          <m:t xml:space="preserve">=</m:t>
+        </m:r>
+        <m:r>
+          <m:t xml:space="preserve">4</m:t>
+        </m:r>
+      </m:oMath>
     </w:p>
     <w:p>
       <w:pPr>
@@ -1697,8 +5902,155 @@
         <w:rPr>
           <w:b w:val="0"/>
         </w:rPr>
-        <w:t>8. a) 5√5 b) 3√2 + 2√2 = 5√2 c) 3√3 − 2√3 = √3 d) 4√2</w:t>
-      </w:r>
+        <w:t xml:space="preserve">8. a) </w:t>
+      </w:r>
+      <m:oMath>
+        <m:r>
+          <m:t xml:space="preserve">5</m:t>
+        </m:r>
+        <m:rad>
+          <m:radPr>
+            <m:degHide m:val="1"/>
+          </m:radPr>
+          <m:deg/>
+          <m:e>
+            <m:r>
+              <m:t xml:space="preserve">5</m:t>
+            </m:r>
+          </m:e>
+        </m:rad>
+      </m:oMath>
+      <w:r>
+        <w:rPr>
+          <w:b w:val="0"/>
+        </w:rPr>
+        <w:t xml:space="preserve"> b) </w:t>
+      </w:r>
+      <m:oMath>
+        <m:r>
+          <m:t xml:space="preserve">3</m:t>
+        </m:r>
+        <m:rad>
+          <m:radPr>
+            <m:degHide m:val="1"/>
+          </m:radPr>
+          <m:deg/>
+          <m:e>
+            <m:r>
+              <m:t xml:space="preserve">2</m:t>
+            </m:r>
+          </m:e>
+        </m:rad>
+        <m:r>
+          <m:t xml:space="preserve">+</m:t>
+        </m:r>
+        <m:r>
+          <m:t xml:space="preserve">2</m:t>
+        </m:r>
+        <m:rad>
+          <m:radPr>
+            <m:degHide m:val="1"/>
+          </m:radPr>
+          <m:deg/>
+          <m:e>
+            <m:r>
+              <m:t xml:space="preserve">2</m:t>
+            </m:r>
+          </m:e>
+        </m:rad>
+        <m:r>
+          <m:t xml:space="preserve">=</m:t>
+        </m:r>
+        <m:r>
+          <m:t xml:space="preserve">5</m:t>
+        </m:r>
+        <m:rad>
+          <m:radPr>
+            <m:degHide m:val="1"/>
+          </m:radPr>
+          <m:deg/>
+          <m:e>
+            <m:r>
+              <m:t xml:space="preserve">2</m:t>
+            </m:r>
+          </m:e>
+        </m:rad>
+      </m:oMath>
+      <w:r>
+        <w:rPr>
+          <w:b w:val="0"/>
+        </w:rPr>
+        <w:t xml:space="preserve"> c) </w:t>
+      </w:r>
+      <m:oMath>
+        <m:r>
+          <m:t xml:space="preserve">3</m:t>
+        </m:r>
+        <m:rad>
+          <m:radPr>
+            <m:degHide m:val="1"/>
+          </m:radPr>
+          <m:deg/>
+          <m:e>
+            <m:r>
+              <m:t xml:space="preserve">3</m:t>
+            </m:r>
+          </m:e>
+        </m:rad>
+        <m:r>
+          <m:t xml:space="preserve">-</m:t>
+        </m:r>
+        <m:r>
+          <m:t xml:space="preserve">2</m:t>
+        </m:r>
+        <m:rad>
+          <m:radPr>
+            <m:degHide m:val="1"/>
+          </m:radPr>
+          <m:deg/>
+          <m:e>
+            <m:r>
+              <m:t xml:space="preserve">3</m:t>
+            </m:r>
+          </m:e>
+        </m:rad>
+        <m:r>
+          <m:t xml:space="preserve">=</m:t>
+        </m:r>
+        <m:rad>
+          <m:radPr>
+            <m:degHide m:val="1"/>
+          </m:radPr>
+          <m:deg/>
+          <m:e>
+            <m:r>
+              <m:t xml:space="preserve">3</m:t>
+            </m:r>
+          </m:e>
+        </m:rad>
+      </m:oMath>
+      <w:r>
+        <w:rPr>
+          <w:b w:val="0"/>
+        </w:rPr>
+        <w:t xml:space="preserve"> d) </w:t>
+      </w:r>
+      <m:oMath>
+        <m:r>
+          <m:t xml:space="preserve">4</m:t>
+        </m:r>
+        <m:rad>
+          <m:radPr>
+            <m:degHide m:val="1"/>
+          </m:radPr>
+          <m:deg/>
+          <m:e>
+            <m:r>
+              <m:t xml:space="preserve">2</m:t>
+            </m:r>
+          </m:e>
+        </m:rad>
+      </m:oMath>
     </w:p>
     <w:p>
       <w:pPr>
@@ -1708,8 +6060,147 @@
         <w:rPr>
           <w:b w:val="0"/>
         </w:rPr>
-        <w:t>9. a) √16 = 4 b) ∛27 = 3 c) ⁴√81 = 3 d) (∛8)² = 2² = 4</w:t>
-      </w:r>
+        <w:t xml:space="preserve">9. a) </w:t>
+      </w:r>
+      <m:oMath>
+        <m:rad>
+          <m:radPr>
+            <m:degHide m:val="1"/>
+          </m:radPr>
+          <m:deg/>
+          <m:e>
+            <m:r>
+              <m:t xml:space="preserve">16</m:t>
+            </m:r>
+          </m:e>
+        </m:rad>
+        <m:r>
+          <m:t xml:space="preserve">=</m:t>
+        </m:r>
+        <m:r>
+          <m:t xml:space="preserve">4</m:t>
+        </m:r>
+      </m:oMath>
+      <w:r>
+        <w:rPr>
+          <w:b w:val="0"/>
+        </w:rPr>
+        <w:t xml:space="preserve"> b) </w:t>
+      </w:r>
+      <m:oMath>
+        <m:rad>
+          <m:radPr>
+            <m:degHide m:val="0"/>
+          </m:radPr>
+          <m:deg>
+            <m:r>
+              <m:t xml:space="preserve">3</m:t>
+            </m:r>
+          </m:deg>
+          <m:e>
+            <m:r>
+              <m:t xml:space="preserve">27</m:t>
+            </m:r>
+          </m:e>
+        </m:rad>
+        <m:r>
+          <m:t xml:space="preserve">=</m:t>
+        </m:r>
+        <m:r>
+          <m:t xml:space="preserve">3</m:t>
+        </m:r>
+      </m:oMath>
+      <w:r>
+        <w:rPr>
+          <w:b w:val="0"/>
+        </w:rPr>
+        <w:t xml:space="preserve"> c) </w:t>
+      </w:r>
+      <m:oMath>
+        <m:rad>
+          <m:radPr>
+            <m:degHide m:val="0"/>
+          </m:radPr>
+          <m:deg>
+            <m:r>
+              <m:t xml:space="preserve">4</m:t>
+            </m:r>
+          </m:deg>
+          <m:e>
+            <m:r>
+              <m:t xml:space="preserve">81</m:t>
+            </m:r>
+          </m:e>
+        </m:rad>
+        <m:r>
+          <m:t xml:space="preserve">=</m:t>
+        </m:r>
+        <m:r>
+          <m:t xml:space="preserve">3</m:t>
+        </m:r>
+      </m:oMath>
+      <w:r>
+        <w:rPr>
+          <w:b w:val="0"/>
+        </w:rPr>
+        <w:t xml:space="preserve"> d) </w:t>
+      </w:r>
+      <m:oMath>
+        <m:sSup>
+          <m:e>
+            <m:d>
+              <m:dPr>
+                <m:begChr m:val="("/>
+                <m:endChr m:val=")"/>
+                <m:ctrlPr/>
+              </m:dPr>
+              <m:e>
+                <m:rad>
+                  <m:radPr>
+                    <m:degHide m:val="0"/>
+                  </m:radPr>
+                  <m:deg>
+                    <m:r>
+                      <m:t xml:space="preserve">3</m:t>
+                    </m:r>
+                  </m:deg>
+                  <m:e>
+                    <m:r>
+                      <m:t xml:space="preserve">8</m:t>
+                    </m:r>
+                  </m:e>
+                </m:rad>
+              </m:e>
+            </m:d>
+          </m:e>
+          <m:sup>
+            <m:r>
+              <m:t xml:space="preserve">2</m:t>
+            </m:r>
+          </m:sup>
+        </m:sSup>
+        <m:r>
+          <m:t xml:space="preserve">=</m:t>
+        </m:r>
+        <m:sSup>
+          <m:e>
+            <m:r>
+              <m:t xml:space="preserve">2</m:t>
+            </m:r>
+          </m:e>
+          <m:sup>
+            <m:r>
+              <m:t xml:space="preserve">2</m:t>
+            </m:r>
+          </m:sup>
+        </m:sSup>
+        <m:r>
+          <m:t xml:space="preserve">=</m:t>
+        </m:r>
+        <m:r>
+          <m:t xml:space="preserve">4</m:t>
+        </m:r>
+      </m:oMath>
     </w:p>
     <w:p>
       <w:pPr>
@@ -1719,8 +6210,118 @@
         <w:rPr>
           <w:b w:val="0"/>
         </w:rPr>
-        <w:t>10. a) √2/2 b) 3√5/5 c) 6√3/3 = 2√3</w:t>
-      </w:r>
+        <w:t xml:space="preserve">10. a) </w:t>
+      </w:r>
+      <m:oMath>
+        <m:f>
+          <m:fPr>
+            <m:ctrlPr/>
+          </m:fPr>
+          <m:num>
+            <m:rad>
+              <m:radPr>
+                <m:degHide m:val="1"/>
+              </m:radPr>
+              <m:deg/>
+              <m:e>
+                <m:r>
+                  <m:t xml:space="preserve">2</m:t>
+                </m:r>
+              </m:e>
+            </m:rad>
+          </m:num>
+          <m:den>
+            <m:r>
+              <m:t xml:space="preserve">2</m:t>
+            </m:r>
+          </m:den>
+        </m:f>
+      </m:oMath>
+      <w:r>
+        <w:rPr>
+          <w:b w:val="0"/>
+        </w:rPr>
+        <w:t xml:space="preserve"> b) </w:t>
+      </w:r>
+      <m:oMath>
+        <m:f>
+          <m:fPr>
+            <m:ctrlPr/>
+          </m:fPr>
+          <m:num>
+            <m:r>
+              <m:t xml:space="preserve">3</m:t>
+            </m:r>
+            <m:rad>
+              <m:radPr>
+                <m:degHide m:val="1"/>
+              </m:radPr>
+              <m:deg/>
+              <m:e>
+                <m:r>
+                  <m:t xml:space="preserve">5</m:t>
+                </m:r>
+              </m:e>
+            </m:rad>
+          </m:num>
+          <m:den>
+            <m:r>
+              <m:t xml:space="preserve">5</m:t>
+            </m:r>
+          </m:den>
+        </m:f>
+      </m:oMath>
+      <w:r>
+        <w:rPr>
+          <w:b w:val="0"/>
+        </w:rPr>
+        <w:t xml:space="preserve"> c) </w:t>
+      </w:r>
+      <m:oMath>
+        <m:f>
+          <m:fPr>
+            <m:ctrlPr/>
+          </m:fPr>
+          <m:num>
+            <m:r>
+              <m:t xml:space="preserve">6</m:t>
+            </m:r>
+            <m:rad>
+              <m:radPr>
+                <m:degHide m:val="1"/>
+              </m:radPr>
+              <m:deg/>
+              <m:e>
+                <m:r>
+                  <m:t xml:space="preserve">3</m:t>
+                </m:r>
+              </m:e>
+            </m:rad>
+          </m:num>
+          <m:den>
+            <m:r>
+              <m:t xml:space="preserve">3</m:t>
+            </m:r>
+          </m:den>
+        </m:f>
+        <m:r>
+          <m:t xml:space="preserve">=</m:t>
+        </m:r>
+        <m:r>
+          <m:t xml:space="preserve">2</m:t>
+        </m:r>
+        <m:rad>
+          <m:radPr>
+            <m:degHide m:val="1"/>
+          </m:radPr>
+          <m:deg/>
+          <m:e>
+            <m:r>
+              <m:t xml:space="preserve">3</m:t>
+            </m:r>
+          </m:e>
+        </m:rad>
+      </m:oMath>
     </w:p>
     <w:p>
       <w:pPr>
@@ -1730,7 +6331,29 @@
         <w:rPr>
           <w:b w:val="0"/>
         </w:rPr>
-        <w:t xml:space="preserve">11. a) √64 = </w:t>
+        <w:t xml:space="preserve">11. a) </w:t>
+      </w:r>
+      <m:oMath>
+        <m:rad>
+          <m:radPr>
+            <m:degHide m:val="1"/>
+          </m:radPr>
+          <m:deg/>
+          <m:e>
+            <m:r>
+              <m:t xml:space="preserve">64</m:t>
+            </m:r>
+          </m:e>
+        </m:rad>
+        <m:r>
+          <m:t xml:space="preserve">=</m:t>
+        </m:r>
+      </m:oMath>
+      <w:r>
+        <w:rPr>
+          <w:b w:val="0"/>
+        </w:rPr>
+        <w:t xml:space="preserve"> </w:t>
       </w:r>
       <w:r>
         <w:rPr>
@@ -1742,7 +6365,39 @@
         <w:rPr>
           <w:b w:val="0"/>
         </w:rPr>
-        <w:t xml:space="preserve">. b) Perímetro = 4 × 8 = </w:t>
+        <w:t xml:space="preserve">. b) Perímetro </w:t>
+      </w:r>
+      <m:oMath>
+        <m:r>
+          <m:t xml:space="preserve">=</m:t>
+        </m:r>
+        <m:r>
+          <m:t xml:space="preserve">4</m:t>
+        </m:r>
+        <m:r>
+          <m:rPr>
+            <m:nor/>
+          </m:rPr>
+          <m:t xml:space="preserve">×</m:t>
+        </m:r>
+        <m:r>
+          <m:rPr>
+            <m:nor/>
+          </m:rPr>
+          <m:t xml:space="preserve"> </m:t>
+        </m:r>
+        <m:r>
+          <m:t xml:space="preserve">8</m:t>
+        </m:r>
+        <m:r>
+          <m:t xml:space="preserve">=</m:t>
+        </m:r>
+      </m:oMath>
+      <w:r>
+        <w:rPr>
+          <w:b w:val="0"/>
+        </w:rPr>
+        <w:t xml:space="preserve"> </w:t>
       </w:r>
       <w:r>
         <w:rPr>
@@ -1765,7 +6420,81 @@
         <w:rPr>
           <w:b w:val="0"/>
         </w:rPr>
-        <w:t xml:space="preserve">12. Lado = √400 = 20 m. Perímetro = 80 m. Costo = 80 × 18.000 = </w:t>
+        <w:t xml:space="preserve">12. Lado </w:t>
+      </w:r>
+      <m:oMath>
+        <m:r>
+          <m:t xml:space="preserve">=</m:t>
+        </m:r>
+        <m:rad>
+          <m:radPr>
+            <m:degHide m:val="1"/>
+          </m:radPr>
+          <m:deg/>
+          <m:e>
+            <m:r>
+              <m:t xml:space="preserve">400</m:t>
+            </m:r>
+          </m:e>
+        </m:rad>
+        <m:r>
+          <m:t xml:space="preserve">=</m:t>
+        </m:r>
+        <m:r>
+          <m:t xml:space="preserve">20</m:t>
+        </m:r>
+      </m:oMath>
+      <w:r>
+        <w:rPr>
+          <w:b w:val="0"/>
+        </w:rPr>
+        <w:t xml:space="preserve"> m. Perímetro </w:t>
+      </w:r>
+      <m:oMath>
+        <m:r>
+          <m:t xml:space="preserve">=</m:t>
+        </m:r>
+        <m:r>
+          <m:t xml:space="preserve">80</m:t>
+        </m:r>
+      </m:oMath>
+      <w:r>
+        <w:rPr>
+          <w:b w:val="0"/>
+        </w:rPr>
+        <w:t xml:space="preserve"> m. Costo </w:t>
+      </w:r>
+      <m:oMath>
+        <m:r>
+          <m:t xml:space="preserve">=</m:t>
+        </m:r>
+        <m:r>
+          <m:t xml:space="preserve">80</m:t>
+        </m:r>
+        <m:r>
+          <m:rPr>
+            <m:nor/>
+          </m:rPr>
+          <m:t xml:space="preserve">×</m:t>
+        </m:r>
+        <m:r>
+          <m:rPr>
+            <m:nor/>
+          </m:rPr>
+          <m:t xml:space="preserve"> </m:t>
+        </m:r>
+        <m:r>
+          <m:t xml:space="preserve">18.000</m:t>
+        </m:r>
+        <m:r>
+          <m:t xml:space="preserve">=</m:t>
+        </m:r>
+      </m:oMath>
+      <w:r>
+        <w:rPr>
+          <w:b w:val="0"/>
+        </w:rPr>
+        <w:t xml:space="preserve"> </w:t>
       </w:r>
       <w:r>
         <w:rPr>
@@ -1788,7 +6517,33 @@
         <w:rPr>
           <w:b w:val="0"/>
         </w:rPr>
-        <w:t xml:space="preserve">13. ∛216 = </w:t>
+        <w:t xml:space="preserve">13. </w:t>
+      </w:r>
+      <m:oMath>
+        <m:rad>
+          <m:radPr>
+            <m:degHide m:val="0"/>
+          </m:radPr>
+          <m:deg>
+            <m:r>
+              <m:t xml:space="preserve">3</m:t>
+            </m:r>
+          </m:deg>
+          <m:e>
+            <m:r>
+              <m:t xml:space="preserve">216</m:t>
+            </m:r>
+          </m:e>
+        </m:rad>
+        <m:r>
+          <m:t xml:space="preserve">=</m:t>
+        </m:r>
+      </m:oMath>
+      <w:r>
+        <w:rPr>
+          <w:b w:val="0"/>
+        </w:rPr>
+        <w:t xml:space="preserve"> </w:t>
       </w:r>
       <w:r>
         <w:rPr>
@@ -1823,19 +6578,139 @@
         <w:rPr>
           <w:b w:val="0"/>
         </w:rPr>
-        <w:t xml:space="preserve">14. a) Irracional. b) Entre 12 y 13, porque 144 &lt; 150 &lt; 169. c) √150 = √(25 × 6) = </w:t>
-      </w:r>
-      <w:r>
-        <w:rPr>
-          <w:b/>
-        </w:rPr>
-        <w:t>5√6</w:t>
-      </w:r>
+        <w:t xml:space="preserve">14. a) Irracional. b) Entre 12 y 13, porque </w:t>
+      </w:r>
+      <m:oMath>
+        <m:r>
+          <m:t xml:space="preserve">144</m:t>
+        </m:r>
+        <m:r>
+          <m:t xml:space="preserve">&lt;</m:t>
+        </m:r>
+        <m:r>
+          <m:t xml:space="preserve">150</m:t>
+        </m:r>
+        <m:r>
+          <m:t xml:space="preserve">&lt;</m:t>
+        </m:r>
+        <m:r>
+          <m:t xml:space="preserve">169</m:t>
+        </m:r>
+      </m:oMath>
       <w:r>
         <w:rPr>
           <w:b w:val="0"/>
         </w:rPr>
-        <w:t xml:space="preserve">. d) Perímetro ≈ 4 × 12,25 = 49 m; conviene comprar </w:t>
+        <w:t xml:space="preserve">. c) </w:t>
+      </w:r>
+      <m:oMath>
+        <m:rad>
+          <m:radPr>
+            <m:degHide m:val="1"/>
+          </m:radPr>
+          <m:deg/>
+          <m:e>
+            <m:r>
+              <m:t xml:space="preserve">150</m:t>
+            </m:r>
+          </m:e>
+        </m:rad>
+        <m:r>
+          <m:t xml:space="preserve">=</m:t>
+        </m:r>
+        <m:rad>
+          <m:radPr>
+            <m:degHide m:val="1"/>
+          </m:radPr>
+          <m:deg/>
+          <m:e>
+            <m:r>
+              <m:t xml:space="preserve">25</m:t>
+            </m:r>
+            <m:r>
+              <m:rPr>
+                <m:nor/>
+              </m:rPr>
+              <m:t xml:space="preserve">×</m:t>
+            </m:r>
+            <m:r>
+              <m:rPr>
+                <m:nor/>
+              </m:rPr>
+              <m:t xml:space="preserve"> </m:t>
+            </m:r>
+            <m:r>
+              <m:t xml:space="preserve">6</m:t>
+            </m:r>
+          </m:e>
+        </m:rad>
+        <m:r>
+          <m:t xml:space="preserve">=</m:t>
+        </m:r>
+        <m:r>
+          <m:t xml:space="preserve">5</m:t>
+        </m:r>
+        <m:rad>
+          <m:radPr>
+            <m:degHide m:val="1"/>
+          </m:radPr>
+          <m:deg/>
+          <m:e>
+            <m:r>
+              <m:t xml:space="preserve">6</m:t>
+            </m:r>
+          </m:e>
+        </m:rad>
+      </m:oMath>
+      <w:r>
+        <w:rPr>
+          <w:b w:val="0"/>
+        </w:rPr>
+        <w:t xml:space="preserve">. d) Perímetro </w:t>
+      </w:r>
+      <m:oMath>
+        <m:r>
+          <m:rPr>
+            <m:nor/>
+          </m:rPr>
+          <m:t xml:space="preserve">≈</m:t>
+        </m:r>
+        <m:r>
+          <m:rPr>
+            <m:nor/>
+          </m:rPr>
+          <m:t xml:space="preserve"> </m:t>
+        </m:r>
+        <m:r>
+          <m:t xml:space="preserve">4</m:t>
+        </m:r>
+        <m:r>
+          <m:rPr>
+            <m:nor/>
+          </m:rPr>
+          <m:t xml:space="preserve">×</m:t>
+        </m:r>
+        <m:r>
+          <m:rPr>
+            <m:nor/>
+          </m:rPr>
+          <m:t xml:space="preserve"> </m:t>
+        </m:r>
+        <m:r>
+          <m:t xml:space="preserve">12,25</m:t>
+        </m:r>
+        <m:r>
+          <m:t xml:space="preserve">=</m:t>
+        </m:r>
+        <m:r>
+          <m:t xml:space="preserve">49</m:t>
+        </m:r>
+      </m:oMath>
+      <w:r>
+        <w:rPr>
+          <w:b w:val="0"/>
+        </w:rPr>
+        <w:t xml:space="preserve"> m; conviene comprar </w:t>
       </w:r>
       <w:r>
         <w:rPr>
@@ -1858,7 +6733,103 @@
         <w:rPr>
           <w:b w:val="0"/>
         </w:rPr>
-        <w:t xml:space="preserve">15. √(9 + 16) = √25 = 5, mientras que √9 + √16 = 3 + 4 = 7. </w:t>
+        <w:t xml:space="preserve">15. </w:t>
+      </w:r>
+      <m:oMath>
+        <m:rad>
+          <m:radPr>
+            <m:degHide m:val="1"/>
+          </m:radPr>
+          <m:deg/>
+          <m:e>
+            <m:r>
+              <m:t xml:space="preserve">9</m:t>
+            </m:r>
+            <m:r>
+              <m:t xml:space="preserve">+</m:t>
+            </m:r>
+            <m:r>
+              <m:t xml:space="preserve">16</m:t>
+            </m:r>
+          </m:e>
+        </m:rad>
+        <m:r>
+          <m:t xml:space="preserve">=</m:t>
+        </m:r>
+        <m:rad>
+          <m:radPr>
+            <m:degHide m:val="1"/>
+          </m:radPr>
+          <m:deg/>
+          <m:e>
+            <m:r>
+              <m:t xml:space="preserve">25</m:t>
+            </m:r>
+          </m:e>
+        </m:rad>
+        <m:r>
+          <m:t xml:space="preserve">=</m:t>
+        </m:r>
+        <m:r>
+          <m:t xml:space="preserve">5</m:t>
+        </m:r>
+      </m:oMath>
+      <w:r>
+        <w:rPr>
+          <w:b w:val="0"/>
+        </w:rPr>
+        <w:t xml:space="preserve">, mientras que </w:t>
+      </w:r>
+      <m:oMath>
+        <m:rad>
+          <m:radPr>
+            <m:degHide m:val="1"/>
+          </m:radPr>
+          <m:deg/>
+          <m:e>
+            <m:r>
+              <m:t xml:space="preserve">9</m:t>
+            </m:r>
+          </m:e>
+        </m:rad>
+        <m:r>
+          <m:t xml:space="preserve">+</m:t>
+        </m:r>
+        <m:rad>
+          <m:radPr>
+            <m:degHide m:val="1"/>
+          </m:radPr>
+          <m:deg/>
+          <m:e>
+            <m:r>
+              <m:t xml:space="preserve">16</m:t>
+            </m:r>
+          </m:e>
+        </m:rad>
+        <m:r>
+          <m:t xml:space="preserve">=</m:t>
+        </m:r>
+        <m:r>
+          <m:t xml:space="preserve">3</m:t>
+        </m:r>
+        <m:r>
+          <m:t xml:space="preserve">+</m:t>
+        </m:r>
+        <m:r>
+          <m:t xml:space="preserve">4</m:t>
+        </m:r>
+        <m:r>
+          <m:t xml:space="preserve">=</m:t>
+        </m:r>
+        <m:r>
+          <m:t xml:space="preserve">7</m:t>
+        </m:r>
+      </m:oMath>
+      <w:r>
+        <w:rPr>
+          <w:b w:val="0"/>
+        </w:rPr>
+        <w:t xml:space="preserve">. </w:t>
       </w:r>
       <w:r>
         <w:rPr>
@@ -1921,7 +6892,29 @@
         <w:rPr>
           <w:b w:val="0"/>
         </w:rPr>
-        <w:t>Quedó una pregunta sin responder: √(−9) no existe entre los números reales. Los matemáticos no se resignaron a eso e inventaron un número nuevo. En la próxima clase lo conocemos.</w:t>
+        <w:t xml:space="preserve">Quedó una pregunta sin responder: </w:t>
+      </w:r>
+      <m:oMath>
+        <m:rad>
+          <m:radPr>
+            <m:degHide m:val="1"/>
+          </m:radPr>
+          <m:deg/>
+          <m:e>
+            <m:r>
+              <m:t xml:space="preserve">-</m:t>
+            </m:r>
+            <m:r>
+              <m:t xml:space="preserve">9</m:t>
+            </m:r>
+          </m:e>
+        </m:rad>
+      </m:oMath>
+      <w:r>
+        <w:rPr>
+          <w:b w:val="0"/>
+        </w:rPr>
+        <w:t xml:space="preserve"> no existe entre los números reales. Los matemáticos no se resignaron a eso e inventaron un número nuevo. En la próxima clase lo conocemos.</w:t>
       </w:r>
     </w:p>
     <w:sectPr>
@@ -2301,7 +7294,7 @@
       <w:spacing w:after="120" w:line="276" w:lineRule="auto"/>
     </w:pPr>
     <w:rPr>
-      <w:rFonts w:ascii="Calibri" w:hAnsi="Calibri"/>
+      <w:rFonts w:ascii="Cambria" w:hAnsi="Cambria"/>
       <w:sz w:val="22"/>
     </w:rPr>
   </w:style>
@@ -2360,11 +7353,11 @@
     <w:pPr>
       <w:keepNext/>
       <w:keepLines/>
-      <w:spacing w:before="480" w:after="0"/>
+      <w:spacing w:before="240" w:after="80"/>
       <w:outlineLvl w:val="0"/>
     </w:pPr>
     <w:rPr>
-      <w:rFonts w:asciiTheme="majorHAnsi" w:eastAsiaTheme="majorEastAsia" w:hAnsiTheme="majorHAnsi" w:cstheme="majorBidi" w:ascii="Calibri" w:hAnsi="Calibri"/>
+      <w:rFonts w:asciiTheme="majorHAnsi" w:eastAsiaTheme="majorEastAsia" w:hAnsiTheme="majorHAnsi" w:cstheme="majorBidi" w:ascii="Cambria" w:hAnsi="Cambria"/>
       <w:b/>
       <w:bCs/>
       <w:color w:val="1F3B57"/>
@@ -2384,11 +7377,11 @@
     <w:pPr>
       <w:keepNext/>
       <w:keepLines/>
-      <w:spacing w:before="200" w:after="0"/>
+      <w:spacing w:before="240" w:after="80"/>
       <w:outlineLvl w:val="1"/>
     </w:pPr>
     <w:rPr>
-      <w:rFonts w:asciiTheme="majorHAnsi" w:eastAsiaTheme="majorEastAsia" w:hAnsiTheme="majorHAnsi" w:cstheme="majorBidi" w:ascii="Calibri" w:hAnsi="Calibri"/>
+      <w:rFonts w:asciiTheme="majorHAnsi" w:eastAsiaTheme="majorEastAsia" w:hAnsiTheme="majorHAnsi" w:cstheme="majorBidi" w:ascii="Cambria" w:hAnsi="Cambria"/>
       <w:b/>
       <w:bCs/>
       <w:color w:val="1F3B57"/>
@@ -2408,11 +7401,11 @@
     <w:pPr>
       <w:keepNext/>
       <w:keepLines/>
-      <w:spacing w:before="200" w:after="0"/>
+      <w:spacing w:before="240" w:after="80"/>
       <w:outlineLvl w:val="2"/>
     </w:pPr>
     <w:rPr>
-      <w:rFonts w:asciiTheme="majorHAnsi" w:eastAsiaTheme="majorEastAsia" w:hAnsiTheme="majorHAnsi" w:cstheme="majorBidi" w:ascii="Calibri" w:hAnsi="Calibri"/>
+      <w:rFonts w:asciiTheme="majorHAnsi" w:eastAsiaTheme="majorEastAsia" w:hAnsiTheme="majorHAnsi" w:cstheme="majorBidi" w:ascii="Cambria" w:hAnsi="Cambria"/>
       <w:b/>
       <w:bCs/>
       <w:color w:val="1F3B57"/>

--- a/entregables/word/clase_04.docx
+++ b/entregables/word/clase_04.docx
@@ -2558,7 +2558,18 @@
         <w:rPr>
           <w:b w:val="0"/>
         </w:rPr>
-        <w:t xml:space="preserve"> Calcula: a) </w:t>
+        <w:t xml:space="preserve"> Calcula:</w:t>
+      </w:r>
+    </w:p>
+    <w:p>
+      <w:pPr>
+        <w:pStyle w:val="ListBullet"/>
+      </w:pPr>
+      <w:r>
+        <w:rPr>
+          <w:b w:val="0"/>
+        </w:rPr>
+        <w:t xml:space="preserve">a) </w:t>
       </w:r>
       <m:oMath>
         <m:rad>
@@ -2573,11 +2584,16 @@
           </m:e>
         </m:rad>
       </m:oMath>
+    </w:p>
+    <w:p>
+      <w:pPr>
+        <w:pStyle w:val="ListBullet"/>
+      </w:pPr>
       <w:r>
         <w:rPr>
           <w:b w:val="0"/>
         </w:rPr>
-        <w:t xml:space="preserve"> b) </w:t>
+        <w:t xml:space="preserve">b) </w:t>
       </w:r>
       <m:oMath>
         <m:rad>
@@ -2599,11 +2615,16 @@
           </m:e>
         </m:rad>
       </m:oMath>
+    </w:p>
+    <w:p>
+      <w:pPr>
+        <w:pStyle w:val="ListBullet"/>
+      </w:pPr>
       <w:r>
         <w:rPr>
           <w:b w:val="0"/>
         </w:rPr>
-        <w:t xml:space="preserve"> c) </w:t>
+        <w:t xml:space="preserve">c) </w:t>
       </w:r>
       <m:oMath>
         <m:rad>
@@ -2622,11 +2643,16 @@
           </m:e>
         </m:rad>
       </m:oMath>
+    </w:p>
+    <w:p>
+      <w:pPr>
+        <w:pStyle w:val="ListBullet"/>
+      </w:pPr>
       <w:r>
         <w:rPr>
           <w:b w:val="0"/>
         </w:rPr>
-        <w:t xml:space="preserve"> d) </w:t>
+        <w:t xml:space="preserve">d) </w:t>
       </w:r>
       <m:oMath>
         <m:rad>
@@ -2641,11 +2667,16 @@
           </m:e>
         </m:rad>
       </m:oMath>
+    </w:p>
+    <w:p>
+      <w:pPr>
+        <w:pStyle w:val="ListBullet"/>
+      </w:pPr>
       <w:r>
         <w:rPr>
           <w:b w:val="0"/>
         </w:rPr>
-        <w:t xml:space="preserve"> e) </w:t>
+        <w:t xml:space="preserve">e) </w:t>
       </w:r>
       <m:oMath>
         <m:rad>
@@ -3577,7 +3608,29 @@
         <w:rPr>
           <w:b w:val="0"/>
         </w:rPr>
-        <w:t xml:space="preserve"> para domicilios. Una de ellas tiene un volumen de 3.375 cm³. a) ¿Cuánto mide cada arista? b) ¿Cuánto cartón se necesita para forrar toda la superficie exterior?</w:t>
+        <w:t xml:space="preserve"> para domicilios. Una de ellas tiene un volumen de 3.375 cm³.</w:t>
+      </w:r>
+    </w:p>
+    <w:p>
+      <w:pPr>
+        <w:pStyle w:val="ListBullet"/>
+      </w:pPr>
+      <w:r>
+        <w:rPr>
+          <w:b w:val="0"/>
+        </w:rPr>
+        <w:t>a) ¿Cuánto mide cada arista?</w:t>
+      </w:r>
+    </w:p>
+    <w:p>
+      <w:pPr>
+        <w:pStyle w:val="ListBullet"/>
+      </w:pPr>
+      <w:r>
+        <w:rPr>
+          <w:b w:val="0"/>
+        </w:rPr>
+        <w:t>b) ¿Cuánto cartón se necesita para forrar toda la superficie exterior?</w:t>
       </w:r>
     </w:p>
     <w:p>
@@ -3919,7 +3972,18 @@
         <w:rPr>
           <w:b w:val="0"/>
         </w:rPr>
-        <w:t xml:space="preserve">1. Calcula: a) </w:t>
+        <w:t>1. Calcula:</w:t>
+      </w:r>
+    </w:p>
+    <w:p>
+      <w:pPr>
+        <w:pStyle w:val="ListBullet2"/>
+      </w:pPr>
+      <w:r>
+        <w:rPr>
+          <w:b w:val="0"/>
+        </w:rPr>
+        <w:t xml:space="preserve">a) </w:t>
       </w:r>
       <m:oMath>
         <m:rad>
@@ -3934,11 +3998,16 @@
           </m:e>
         </m:rad>
       </m:oMath>
+    </w:p>
+    <w:p>
+      <w:pPr>
+        <w:pStyle w:val="ListBullet2"/>
+      </w:pPr>
       <w:r>
         <w:rPr>
           <w:b w:val="0"/>
         </w:rPr>
-        <w:t xml:space="preserve"> b) </w:t>
+        <w:t xml:space="preserve">b) </w:t>
       </w:r>
       <m:oMath>
         <m:rad>
@@ -3953,11 +4022,16 @@
           </m:e>
         </m:rad>
       </m:oMath>
+    </w:p>
+    <w:p>
+      <w:pPr>
+        <w:pStyle w:val="ListBullet2"/>
+      </w:pPr>
       <w:r>
         <w:rPr>
           <w:b w:val="0"/>
         </w:rPr>
-        <w:t xml:space="preserve"> c) </w:t>
+        <w:t xml:space="preserve">c) </w:t>
       </w:r>
       <m:oMath>
         <m:rad>
@@ -3976,11 +4050,16 @@
           </m:e>
         </m:rad>
       </m:oMath>
+    </w:p>
+    <w:p>
+      <w:pPr>
+        <w:pStyle w:val="ListBullet2"/>
+      </w:pPr>
       <w:r>
         <w:rPr>
           <w:b w:val="0"/>
         </w:rPr>
-        <w:t xml:space="preserve"> d) </w:t>
+        <w:t xml:space="preserve">d) </w:t>
       </w:r>
       <m:oMath>
         <m:rad>
@@ -4002,11 +4081,16 @@
           </m:e>
         </m:rad>
       </m:oMath>
+    </w:p>
+    <w:p>
+      <w:pPr>
+        <w:pStyle w:val="ListBullet2"/>
+      </w:pPr>
       <w:r>
         <w:rPr>
           <w:b w:val="0"/>
         </w:rPr>
-        <w:t xml:space="preserve"> e) </w:t>
+        <w:t xml:space="preserve">e) </w:t>
       </w:r>
       <m:oMath>
         <m:rad>
@@ -4034,7 +4118,18 @@
         <w:rPr>
           <w:b w:val="0"/>
         </w:rPr>
-        <w:t xml:space="preserve">2. Calcula: a) </w:t>
+        <w:t>2. Calcula:</w:t>
+      </w:r>
+    </w:p>
+    <w:p>
+      <w:pPr>
+        <w:pStyle w:val="ListBullet2"/>
+      </w:pPr>
+      <w:r>
+        <w:rPr>
+          <w:b w:val="0"/>
+        </w:rPr>
+        <w:t xml:space="preserve">a) </w:t>
       </w:r>
       <m:oMath>
         <m:rad>
@@ -4049,11 +4144,16 @@
           </m:e>
         </m:rad>
       </m:oMath>
+    </w:p>
+    <w:p>
+      <w:pPr>
+        <w:pStyle w:val="ListBullet2"/>
+      </w:pPr>
       <w:r>
         <w:rPr>
           <w:b w:val="0"/>
         </w:rPr>
-        <w:t xml:space="preserve"> b) </w:t>
+        <w:t xml:space="preserve">b) </w:t>
       </w:r>
       <m:oMath>
         <m:rad>
@@ -4080,11 +4180,16 @@
           </m:e>
         </m:rad>
       </m:oMath>
+    </w:p>
+    <w:p>
+      <w:pPr>
+        <w:pStyle w:val="ListBullet2"/>
+      </w:pPr>
       <w:r>
         <w:rPr>
           <w:b w:val="0"/>
         </w:rPr>
-        <w:t xml:space="preserve"> c) </w:t>
+        <w:t xml:space="preserve">c) </w:t>
       </w:r>
       <m:oMath>
         <m:rad>
@@ -4099,11 +4204,16 @@
           </m:e>
         </m:rad>
       </m:oMath>
+    </w:p>
+    <w:p>
+      <w:pPr>
+        <w:pStyle w:val="ListBullet2"/>
+      </w:pPr>
       <w:r>
         <w:rPr>
           <w:b w:val="0"/>
         </w:rPr>
-        <w:t xml:space="preserve"> d) </w:t>
+        <w:t xml:space="preserve">d) </w:t>
       </w:r>
       <m:oMath>
         <m:rad>
@@ -4122,11 +4232,16 @@
           </m:e>
         </m:rad>
       </m:oMath>
+    </w:p>
+    <w:p>
+      <w:pPr>
+        <w:pStyle w:val="ListBullet2"/>
+      </w:pPr>
       <w:r>
         <w:rPr>
           <w:b w:val="0"/>
         </w:rPr>
-        <w:t xml:space="preserve"> e) </w:t>
+        <w:t xml:space="preserve">e) </w:t>
       </w:r>
       <m:oMath>
         <m:rad>
@@ -4162,7 +4277,18 @@
         <w:rPr>
           <w:b w:val="0"/>
         </w:rPr>
-        <w:t xml:space="preserve"> tienen resultado en los números reales? Justifica. a) </w:t>
+        <w:t xml:space="preserve"> tienen resultado en los números reales? Justifica.</w:t>
+      </w:r>
+    </w:p>
+    <w:p>
+      <w:pPr>
+        <w:pStyle w:val="ListBullet2"/>
+      </w:pPr>
+      <w:r>
+        <w:rPr>
+          <w:b w:val="0"/>
+        </w:rPr>
+        <w:t xml:space="preserve">a) </w:t>
       </w:r>
       <m:oMath>
         <m:rad>
@@ -4180,11 +4306,16 @@
           </m:e>
         </m:rad>
       </m:oMath>
+    </w:p>
+    <w:p>
+      <w:pPr>
+        <w:pStyle w:val="ListBullet2"/>
+      </w:pPr>
       <w:r>
         <w:rPr>
           <w:b w:val="0"/>
         </w:rPr>
-        <w:t xml:space="preserve"> b) </w:t>
+        <w:t xml:space="preserve">b) </w:t>
       </w:r>
       <m:oMath>
         <m:rad>
@@ -4206,11 +4337,16 @@
           </m:e>
         </m:rad>
       </m:oMath>
+    </w:p>
+    <w:p>
+      <w:pPr>
+        <w:pStyle w:val="ListBullet2"/>
+      </w:pPr>
       <w:r>
         <w:rPr>
           <w:b w:val="0"/>
         </w:rPr>
-        <w:t xml:space="preserve"> c) </w:t>
+        <w:t xml:space="preserve">c) </w:t>
       </w:r>
       <m:oMath>
         <m:rad>
@@ -4228,11 +4364,16 @@
           </m:e>
         </m:rad>
       </m:oMath>
+    </w:p>
+    <w:p>
+      <w:pPr>
+        <w:pStyle w:val="ListBullet2"/>
+      </w:pPr>
       <w:r>
         <w:rPr>
           <w:b w:val="0"/>
         </w:rPr>
-        <w:t xml:space="preserve"> d) </w:t>
+        <w:t xml:space="preserve">d) </w:t>
       </w:r>
       <m:oMath>
         <m:rad>
@@ -4254,11 +4395,16 @@
           </m:e>
         </m:rad>
       </m:oMath>
+    </w:p>
+    <w:p>
+      <w:pPr>
+        <w:pStyle w:val="ListBullet2"/>
+      </w:pPr>
       <w:r>
         <w:rPr>
           <w:b w:val="0"/>
         </w:rPr>
-        <w:t xml:space="preserve"> e) </w:t>
+        <w:t xml:space="preserve">e) </w:t>
       </w:r>
       <m:oMath>
         <m:rad>
@@ -4289,7 +4435,18 @@
         <w:rPr>
           <w:b w:val="0"/>
         </w:rPr>
-        <w:t xml:space="preserve">4. ¿Entre qué dos enteros consecutivos está cada raíz? a) </w:t>
+        <w:t>4. ¿Entre qué dos enteros consecutivos está cada raíz?</w:t>
+      </w:r>
+    </w:p>
+    <w:p>
+      <w:pPr>
+        <w:pStyle w:val="ListBullet2"/>
+      </w:pPr>
+      <w:r>
+        <w:rPr>
+          <w:b w:val="0"/>
+        </w:rPr>
+        <w:t xml:space="preserve">a) </w:t>
       </w:r>
       <m:oMath>
         <m:rad>
@@ -4304,11 +4461,16 @@
           </m:e>
         </m:rad>
       </m:oMath>
+    </w:p>
+    <w:p>
+      <w:pPr>
+        <w:pStyle w:val="ListBullet2"/>
+      </w:pPr>
       <w:r>
         <w:rPr>
           <w:b w:val="0"/>
         </w:rPr>
-        <w:t xml:space="preserve"> b) </w:t>
+        <w:t xml:space="preserve">b) </w:t>
       </w:r>
       <m:oMath>
         <m:rad>
@@ -4323,11 +4485,16 @@
           </m:e>
         </m:rad>
       </m:oMath>
+    </w:p>
+    <w:p>
+      <w:pPr>
+        <w:pStyle w:val="ListBullet2"/>
+      </w:pPr>
       <w:r>
         <w:rPr>
           <w:b w:val="0"/>
         </w:rPr>
-        <w:t xml:space="preserve"> c) </w:t>
+        <w:t xml:space="preserve">c) </w:t>
       </w:r>
       <m:oMath>
         <m:rad>
@@ -4342,11 +4509,16 @@
           </m:e>
         </m:rad>
       </m:oMath>
+    </w:p>
+    <w:p>
+      <w:pPr>
+        <w:pStyle w:val="ListBullet2"/>
+      </w:pPr>
       <w:r>
         <w:rPr>
           <w:b w:val="0"/>
         </w:rPr>
-        <w:t xml:space="preserve"> d) </w:t>
+        <w:t xml:space="preserve">d) </w:t>
       </w:r>
       <m:oMath>
         <m:rad>
@@ -4374,7 +4546,18 @@
         <w:rPr>
           <w:b w:val="0"/>
         </w:rPr>
-        <w:t xml:space="preserve">5. Escribe como potencia de exponente fraccionario: a) </w:t>
+        <w:t>5. Escribe como potencia de exponente fraccionario:</w:t>
+      </w:r>
+    </w:p>
+    <w:p>
+      <w:pPr>
+        <w:pStyle w:val="ListBullet2"/>
+      </w:pPr>
+      <w:r>
+        <w:rPr>
+          <w:b w:val="0"/>
+        </w:rPr>
+        <w:t xml:space="preserve">a) </w:t>
       </w:r>
       <m:oMath>
         <m:rad>
@@ -4389,11 +4572,16 @@
           </m:e>
         </m:rad>
       </m:oMath>
+    </w:p>
+    <w:p>
+      <w:pPr>
+        <w:pStyle w:val="ListBullet2"/>
+      </w:pPr>
       <w:r>
         <w:rPr>
           <w:b w:val="0"/>
         </w:rPr>
-        <w:t xml:space="preserve"> b) </w:t>
+        <w:t xml:space="preserve">b) </w:t>
       </w:r>
       <m:oMath>
         <m:rad>
@@ -4412,11 +4600,16 @@
           </m:e>
         </m:rad>
       </m:oMath>
+    </w:p>
+    <w:p>
+      <w:pPr>
+        <w:pStyle w:val="ListBullet2"/>
+      </w:pPr>
       <w:r>
         <w:rPr>
           <w:b w:val="0"/>
         </w:rPr>
-        <w:t xml:space="preserve"> c) </w:t>
+        <w:t xml:space="preserve">c) </w:t>
       </w:r>
       <m:oMath>
         <m:rad>
@@ -4435,11 +4628,16 @@
           </m:e>
         </m:rad>
       </m:oMath>
+    </w:p>
+    <w:p>
+      <w:pPr>
+        <w:pStyle w:val="ListBullet2"/>
+      </w:pPr>
       <w:r>
         <w:rPr>
           <w:b w:val="0"/>
         </w:rPr>
-        <w:t xml:space="preserve"> d) </w:t>
+        <w:t xml:space="preserve">d) </w:t>
       </w:r>
       <m:oMath>
         <m:rad>
@@ -4480,7 +4678,18 @@
         <w:rPr>
           <w:b w:val="0"/>
         </w:rPr>
-        <w:t xml:space="preserve">6. Simplifica: a) </w:t>
+        <w:t>6. Simplifica:</w:t>
+      </w:r>
+    </w:p>
+    <w:p>
+      <w:pPr>
+        <w:pStyle w:val="ListBullet2"/>
+      </w:pPr>
+      <w:r>
+        <w:rPr>
+          <w:b w:val="0"/>
+        </w:rPr>
+        <w:t xml:space="preserve">a) </w:t>
       </w:r>
       <m:oMath>
         <m:rad>
@@ -4495,11 +4704,16 @@
           </m:e>
         </m:rad>
       </m:oMath>
+    </w:p>
+    <w:p>
+      <w:pPr>
+        <w:pStyle w:val="ListBullet2"/>
+      </w:pPr>
       <w:r>
         <w:rPr>
           <w:b w:val="0"/>
         </w:rPr>
-        <w:t xml:space="preserve"> b) </w:t>
+        <w:t xml:space="preserve">b) </w:t>
       </w:r>
       <m:oMath>
         <m:rad>
@@ -4514,11 +4728,16 @@
           </m:e>
         </m:rad>
       </m:oMath>
+    </w:p>
+    <w:p>
+      <w:pPr>
+        <w:pStyle w:val="ListBullet2"/>
+      </w:pPr>
       <w:r>
         <w:rPr>
           <w:b w:val="0"/>
         </w:rPr>
-        <w:t xml:space="preserve"> c) </w:t>
+        <w:t xml:space="preserve">c) </w:t>
       </w:r>
       <m:oMath>
         <m:rad>
@@ -4533,11 +4752,16 @@
           </m:e>
         </m:rad>
       </m:oMath>
+    </w:p>
+    <w:p>
+      <w:pPr>
+        <w:pStyle w:val="ListBullet2"/>
+      </w:pPr>
       <w:r>
         <w:rPr>
           <w:b w:val="0"/>
         </w:rPr>
-        <w:t xml:space="preserve"> d) </w:t>
+        <w:t xml:space="preserve">d) </w:t>
       </w:r>
       <m:oMath>
         <m:rad>
@@ -4561,7 +4785,18 @@
         <w:rPr>
           <w:b w:val="0"/>
         </w:rPr>
-        <w:t xml:space="preserve">7. Opera y simplifica: a) </w:t>
+        <w:t>7. Opera y simplifica:</w:t>
+      </w:r>
+    </w:p>
+    <w:p>
+      <w:pPr>
+        <w:pStyle w:val="ListBullet2"/>
+      </w:pPr>
+      <w:r>
+        <w:rPr>
+          <w:b w:val="0"/>
+        </w:rPr>
+        <w:t xml:space="preserve">a) </w:t>
       </w:r>
       <m:oMath>
         <m:rad>
@@ -4593,11 +4828,16 @@
           </m:e>
         </m:rad>
       </m:oMath>
+    </w:p>
+    <w:p>
+      <w:pPr>
+        <w:pStyle w:val="ListBullet2"/>
+      </w:pPr>
       <w:r>
         <w:rPr>
           <w:b w:val="0"/>
         </w:rPr>
-        <w:t xml:space="preserve"> b) </w:t>
+        <w:t xml:space="preserve">b) </w:t>
       </w:r>
       <m:oMath>
         <m:rad>
@@ -4629,11 +4869,16 @@
           </m:e>
         </m:rad>
       </m:oMath>
+    </w:p>
+    <w:p>
+      <w:pPr>
+        <w:pStyle w:val="ListBullet2"/>
+      </w:pPr>
       <w:r>
         <w:rPr>
           <w:b w:val="0"/>
         </w:rPr>
-        <w:t xml:space="preserve"> c) </w:t>
+        <w:t xml:space="preserve">c) </w:t>
       </w:r>
       <m:oMath>
         <m:sSup>
@@ -4666,11 +4911,16 @@
           </m:sup>
         </m:sSup>
       </m:oMath>
+    </w:p>
+    <w:p>
+      <w:pPr>
+        <w:pStyle w:val="ListBullet2"/>
+      </w:pPr>
       <w:r>
         <w:rPr>
           <w:b w:val="0"/>
         </w:rPr>
-        <w:t xml:space="preserve"> d) </w:t>
+        <w:t xml:space="preserve">d) </w:t>
       </w:r>
       <m:oMath>
         <m:rad>
@@ -4711,7 +4961,18 @@
         <w:rPr>
           <w:b w:val="0"/>
         </w:rPr>
-        <w:t xml:space="preserve">8. Suma o resta: a) </w:t>
+        <w:t>8. Suma o resta:</w:t>
+      </w:r>
+    </w:p>
+    <w:p>
+      <w:pPr>
+        <w:pStyle w:val="ListBullet2"/>
+      </w:pPr>
+      <w:r>
+        <w:rPr>
+          <w:b w:val="0"/>
+        </w:rPr>
+        <w:t xml:space="preserve">a) </w:t>
       </w:r>
       <m:oMath>
         <m:r>
@@ -4746,11 +5007,16 @@
           </m:e>
         </m:rad>
       </m:oMath>
+    </w:p>
+    <w:p>
+      <w:pPr>
+        <w:pStyle w:val="ListBullet2"/>
+      </w:pPr>
       <w:r>
         <w:rPr>
           <w:b w:val="0"/>
         </w:rPr>
-        <w:t xml:space="preserve"> b) </w:t>
+        <w:t xml:space="preserve">b) </w:t>
       </w:r>
       <m:oMath>
         <m:rad>
@@ -4779,11 +5045,16 @@
           </m:e>
         </m:rad>
       </m:oMath>
+    </w:p>
+    <w:p>
+      <w:pPr>
+        <w:pStyle w:val="ListBullet2"/>
+      </w:pPr>
       <w:r>
         <w:rPr>
           <w:b w:val="0"/>
         </w:rPr>
-        <w:t xml:space="preserve"> c) </w:t>
+        <w:t xml:space="preserve">c) </w:t>
       </w:r>
       <m:oMath>
         <m:rad>
@@ -4812,11 +5083,16 @@
           </m:e>
         </m:rad>
       </m:oMath>
+    </w:p>
+    <w:p>
+      <w:pPr>
+        <w:pStyle w:val="ListBullet2"/>
+      </w:pPr>
       <w:r>
         <w:rPr>
           <w:b w:val="0"/>
         </w:rPr>
-        <w:t xml:space="preserve"> d) </w:t>
+        <w:t xml:space="preserve">d) </w:t>
       </w:r>
       <m:oMath>
         <m:r>
@@ -4857,7 +5133,18 @@
         <w:rPr>
           <w:b w:val="0"/>
         </w:rPr>
-        <w:t xml:space="preserve">9. Escribe como raíz y calcula: a) </w:t>
+        <w:t>9. Escribe como raíz y calcula:</w:t>
+      </w:r>
+    </w:p>
+    <w:p>
+      <w:pPr>
+        <w:pStyle w:val="ListBullet2"/>
+      </w:pPr>
+      <w:r>
+        <w:rPr>
+          <w:b w:val="0"/>
+        </w:rPr>
+        <w:t xml:space="preserve">a) </w:t>
       </w:r>
       <m:oMath>
         <m:sSup>
@@ -4879,11 +5166,16 @@
           </m:sup>
         </m:sSup>
       </m:oMath>
+    </w:p>
+    <w:p>
+      <w:pPr>
+        <w:pStyle w:val="ListBullet2"/>
+      </w:pPr>
       <w:r>
         <w:rPr>
           <w:b w:val="0"/>
         </w:rPr>
-        <w:t xml:space="preserve"> b) </w:t>
+        <w:t xml:space="preserve">b) </w:t>
       </w:r>
       <m:oMath>
         <m:sSup>
@@ -4905,11 +5197,16 @@
           </m:sup>
         </m:sSup>
       </m:oMath>
+    </w:p>
+    <w:p>
+      <w:pPr>
+        <w:pStyle w:val="ListBullet2"/>
+      </w:pPr>
       <w:r>
         <w:rPr>
           <w:b w:val="0"/>
         </w:rPr>
-        <w:t xml:space="preserve"> c) </w:t>
+        <w:t xml:space="preserve">c) </w:t>
       </w:r>
       <m:oMath>
         <m:sSup>
@@ -4931,11 +5228,16 @@
           </m:sup>
         </m:sSup>
       </m:oMath>
+    </w:p>
+    <w:p>
+      <w:pPr>
+        <w:pStyle w:val="ListBullet2"/>
+      </w:pPr>
       <w:r>
         <w:rPr>
           <w:b w:val="0"/>
         </w:rPr>
-        <w:t xml:space="preserve"> d) </w:t>
+        <w:t xml:space="preserve">d) </w:t>
       </w:r>
       <m:oMath>
         <m:sSup>
@@ -4966,7 +5268,18 @@
         <w:rPr>
           <w:b w:val="0"/>
         </w:rPr>
-        <w:t xml:space="preserve">10. Racionaliza el denominador: a) </w:t>
+        <w:t>10. Racionaliza el denominador:</w:t>
+      </w:r>
+    </w:p>
+    <w:p>
+      <w:pPr>
+        <w:pStyle w:val="ListBullet2"/>
+      </w:pPr>
+      <w:r>
+        <w:rPr>
+          <w:b w:val="0"/>
+        </w:rPr>
+        <w:t xml:space="preserve">a) </w:t>
       </w:r>
       <m:oMath>
         <m:f>
@@ -4993,11 +5306,16 @@
           </m:den>
         </m:f>
       </m:oMath>
+    </w:p>
+    <w:p>
+      <w:pPr>
+        <w:pStyle w:val="ListBullet2"/>
+      </w:pPr>
       <w:r>
         <w:rPr>
           <w:b w:val="0"/>
         </w:rPr>
-        <w:t xml:space="preserve"> b) </w:t>
+        <w:t xml:space="preserve">b) </w:t>
       </w:r>
       <m:oMath>
         <m:f>
@@ -5024,11 +5342,16 @@
           </m:den>
         </m:f>
       </m:oMath>
+    </w:p>
+    <w:p>
+      <w:pPr>
+        <w:pStyle w:val="ListBullet2"/>
+      </w:pPr>
       <w:r>
         <w:rPr>
           <w:b w:val="0"/>
         </w:rPr>
-        <w:t xml:space="preserve"> c) </w:t>
+        <w:t xml:space="preserve">c) </w:t>
       </w:r>
       <m:oMath>
         <m:f>
@@ -5072,7 +5395,29 @@
         <w:rPr>
           <w:b w:val="0"/>
         </w:rPr>
-        <w:t>11. El salón de clase es cuadrado y tiene 64 m² de área. a) ¿Cuánto mide cada pared? b) ¿Cuántos metros de guardaescoba se necesitan para todo el borde?</w:t>
+        <w:t>11. El salón de clase es cuadrado y tiene 64 m² de área.</w:t>
+      </w:r>
+    </w:p>
+    <w:p>
+      <w:pPr>
+        <w:pStyle w:val="ListBullet2"/>
+      </w:pPr>
+      <w:r>
+        <w:rPr>
+          <w:b w:val="0"/>
+        </w:rPr>
+        <w:t>a) ¿Cuánto mide cada pared?</w:t>
+      </w:r>
+    </w:p>
+    <w:p>
+      <w:pPr>
+        <w:pStyle w:val="ListBullet2"/>
+      </w:pPr>
+      <w:r>
+        <w:rPr>
+          <w:b w:val="0"/>
+        </w:rPr>
+        <w:t>b) ¿Cuántos metros de guardaescoba se necesitan para todo el borde?</w:t>
       </w:r>
     </w:p>
     <w:p>
@@ -5125,7 +5470,40 @@
         <w:rPr>
           <w:b w:val="0"/>
         </w:rPr>
-        <w:t xml:space="preserve">14. Un lote cuadrado tiene 150 m². a) ¿El lado es racional o irracional? b) ¿Entre qué enteros está? c) Escribe </w:t>
+        <w:t>14. Un lote cuadrado tiene 150 m².</w:t>
+      </w:r>
+    </w:p>
+    <w:p>
+      <w:pPr>
+        <w:pStyle w:val="ListBullet2"/>
+      </w:pPr>
+      <w:r>
+        <w:rPr>
+          <w:b w:val="0"/>
+        </w:rPr>
+        <w:t>a) ¿El lado es racional o irracional?</w:t>
+      </w:r>
+    </w:p>
+    <w:p>
+      <w:pPr>
+        <w:pStyle w:val="ListBullet2"/>
+      </w:pPr>
+      <w:r>
+        <w:rPr>
+          <w:b w:val="0"/>
+        </w:rPr>
+        <w:t>b) ¿Entre qué enteros está?</w:t>
+      </w:r>
+    </w:p>
+    <w:p>
+      <w:pPr>
+        <w:pStyle w:val="ListBullet2"/>
+      </w:pPr>
+      <w:r>
+        <w:rPr>
+          <w:b w:val="0"/>
+        </w:rPr>
+        <w:t xml:space="preserve">c) Escribe </w:t>
       </w:r>
       <m:oMath>
         <m:rad>
@@ -5144,7 +5522,18 @@
         <w:rPr>
           <w:b w:val="0"/>
         </w:rPr>
-        <w:t xml:space="preserve"> simplificada. d) Usando la aproximación </w:t>
+        <w:t xml:space="preserve"> simplificada.</w:t>
+      </w:r>
+    </w:p>
+    <w:p>
+      <w:pPr>
+        <w:pStyle w:val="ListBullet2"/>
+      </w:pPr>
+      <w:r>
+        <w:rPr>
+          <w:b w:val="0"/>
+        </w:rPr>
+        <w:t xml:space="preserve">d) Usando la aproximación </w:t>
       </w:r>
       <m:oMath>
         <m:rad>
